--- a/README.docx
+++ b/README.docx
@@ -2,7 +2,7 @@
 <file path=word/document.xml><?xml version="1.0" encoding="utf-8"?>
 <w:document xmlns:w="http://schemas.openxmlformats.org/wordprocessingml/2006/main" xmlns:m="http://schemas.openxmlformats.org/officeDocument/2006/math" xmlns:r="http://schemas.openxmlformats.org/officeDocument/2006/relationships" xmlns:o="urn:schemas-microsoft-com:office:office" xmlns:v="urn:schemas-microsoft-com:vml" xmlns:w10="urn:schemas-microsoft-com:office:word" xmlns:a="http://schemas.openxmlformats.org/drawingml/2006/main" xmlns:pic="http://schemas.openxmlformats.org/drawingml/2006/picture" xmlns:wp="http://schemas.openxmlformats.org/drawingml/2006/wordprocessingDrawing">
   <w:body>
-    <w:bookmarkStart w:id="32" w:name="crystalstack"/>
+    <w:bookmarkStart w:id="36" w:name="crystalstack"/>
     <w:p>
       <w:pPr>
         <w:pStyle w:val="Heading1"/>
@@ -59,12 +59,13 @@
     <w:tbl>
       <w:tblPr>
         <w:tblStyle w:val="Table"/>
-        <w:tblW w:type="auto" w:w="0"/>
+        <w:tblW w:type="pct" w:w="5000"/>
+        <w:tblLayout w:type="fixed"/>
         <w:tblLook w:firstRow="1" w:lastRow="0" w:firstColumn="0" w:lastColumn="0" w:noHBand="0" w:noVBand="0" w:val="0020"/>
       </w:tblPr>
       <w:tblGrid>
-        <w:gridCol w:w="3960"/>
-        <w:gridCol w:w="3960"/>
+        <w:gridCol w:w="2376"/>
+        <w:gridCol w:w="5544"/>
       </w:tblGrid>
       <w:tr>
         <w:trPr>
@@ -388,7 +389,7 @@
         <w:t xml:space="preserve">manual</w:t>
       </w:r>
       <w:r>
-        <w:t xml:space="preserve">, ...).</w:t>
+        <w:t xml:space="preserve">, …).</w:t>
       </w:r>
     </w:p>
     <w:p>
@@ -565,7 +566,7 @@
         <w:rPr>
           <w:rStyle w:val="VerbatimChar"/>
         </w:rPr>
-        <w:t xml:space="preserve">42 sites x 8 operations -&gt; 336 atoms</w:t>
+        <w:t xml:space="preserve">42 sites x 8 operations -&gt;   336 atoms</w:t>
       </w:r>
       <w:r>
         <w:t xml:space="preserve">). A file that</w:t>
@@ -728,7 +729,7 @@
       </w:r>
     </w:p>
     <w:bookmarkEnd w:id="20"/>
-    <w:bookmarkStart w:id="24" w:name="quick-start"/>
+    <w:bookmarkStart w:id="25" w:name="quick-start"/>
     <w:p>
       <w:pPr>
         <w:pStyle w:val="Heading2"/>
@@ -737,13 +738,13 @@
         <w:t xml:space="preserve">Quick start</w:t>
       </w:r>
     </w:p>
-    <w:bookmarkStart w:id="21" w:name="windows-one-click"/>
+    <w:bookmarkStart w:id="21" w:name="windows-single-file-exe-no-python-needed"/>
     <w:p>
       <w:pPr>
         <w:pStyle w:val="Heading3"/>
       </w:pPr>
       <w:r>
-        <w:t xml:space="preserve">Windows (one-click)</w:t>
+        <w:t xml:space="preserve">Windows — single-file exe (no Python needed)</w:t>
       </w:r>
     </w:p>
     <w:p>
@@ -751,6 +752,72 @@
         <w:pStyle w:val="FirstParagraph"/>
       </w:pPr>
       <w:r>
+        <w:t xml:space="preserve">Grab</w:t>
+      </w:r>
+      <w:r>
+        <w:t xml:space="preserve"> </w:t>
+      </w:r>
+      <w:r>
+        <w:rPr>
+          <w:rStyle w:val="VerbatimChar"/>
+        </w:rPr>
+        <w:t xml:space="preserve">CrystalStack.exe</w:t>
+      </w:r>
+      <w:r>
+        <w:t xml:space="preserve"> </w:t>
+      </w:r>
+      <w:r>
+        <w:t xml:space="preserve">from the repository root, copy it anywhere, and</w:t>
+      </w:r>
+      <w:r>
+        <w:t xml:space="preserve"> </w:t>
+      </w:r>
+      <w:r>
+        <w:t xml:space="preserve">double-click it. It bundles Python, Flask, NumPy and SciPy, so the target</w:t>
+      </w:r>
+      <w:r>
+        <w:t xml:space="preserve"> </w:t>
+      </w:r>
+      <w:r>
+        <w:t xml:space="preserve">machine needs nothing installed. The browser opens automatically and generated</w:t>
+      </w:r>
+      <w:r>
+        <w:t xml:space="preserve"> </w:t>
+      </w:r>
+      <w:r>
+        <w:t xml:space="preserve">structures appear in an</w:t>
+      </w:r>
+      <w:r>
+        <w:t xml:space="preserve"> </w:t>
+      </w:r>
+      <w:r>
+        <w:rPr>
+          <w:rStyle w:val="VerbatimChar"/>
+        </w:rPr>
+        <w:t xml:space="preserve">outputs/</w:t>
+      </w:r>
+      <w:r>
+        <w:t xml:space="preserve"> </w:t>
+      </w:r>
+      <w:r>
+        <w:t xml:space="preserve">folder next to the exe.</w:t>
+      </w:r>
+    </w:p>
+    <w:bookmarkEnd w:id="21"/>
+    <w:bookmarkStart w:id="22" w:name="windows-from-source-one-click"/>
+    <w:p>
+      <w:pPr>
+        <w:pStyle w:val="Heading3"/>
+      </w:pPr>
+      <w:r>
+        <w:t xml:space="preserve">Windows — from source (one-click)</w:t>
+      </w:r>
+    </w:p>
+    <w:p>
+      <w:pPr>
+        <w:pStyle w:val="FirstParagraph"/>
+      </w:pPr>
+      <w:r>
         <w:t xml:space="preserve">Double-click</w:t>
       </w:r>
       <w:r>
@@ -763,13 +830,28 @@
         <w:t xml:space="preserve">run_webapp.bat</w:t>
       </w:r>
       <w:r>
-        <w:t xml:space="preserve">. It detects a suitable Python (3.10+), creates a</w:t>
-      </w:r>
-      <w:r>
-        <w:t xml:space="preserve"> </w:t>
-      </w:r>
-      <w:r>
-        <w:t xml:space="preserve">local</w:t>
+        <w:t xml:space="preserve"> </w:t>
+      </w:r>
+      <w:r>
+        <w:t xml:space="preserve">inside</w:t>
+      </w:r>
+      <w:r>
+        <w:t xml:space="preserve"> </w:t>
+      </w:r>
+      <w:r>
+        <w:rPr>
+          <w:rStyle w:val="VerbatimChar"/>
+        </w:rPr>
+        <w:t xml:space="preserve">crystalstack/</w:t>
+      </w:r>
+      <w:r>
+        <w:t xml:space="preserve">. It detects a suitable</w:t>
+      </w:r>
+      <w:r>
+        <w:t xml:space="preserve"> </w:t>
+      </w:r>
+      <w:r>
+        <w:t xml:space="preserve">Python (3.10+), creates a local</w:t>
       </w:r>
       <w:r>
         <w:t xml:space="preserve"> </w:t>
@@ -781,17 +863,17 @@
         <w:t xml:space="preserve">.venv</w:t>
       </w:r>
       <w:r>
-        <w:t xml:space="preserve">, installs the dependencies and starts the server; the browser</w:t>
-      </w:r>
-      <w:r>
-        <w:t xml:space="preserve"> </w:t>
-      </w:r>
-      <w:r>
-        <w:t xml:space="preserve">opens automatically.</w:t>
-      </w:r>
-    </w:p>
-    <w:bookmarkEnd w:id="21"/>
-    <w:bookmarkStart w:id="23" w:name="any-platform"/>
+        <w:t xml:space="preserve">, installs the dependencies and starts</w:t>
+      </w:r>
+      <w:r>
+        <w:t xml:space="preserve"> </w:t>
+      </w:r>
+      <w:r>
+        <w:t xml:space="preserve">the server; the browser opens automatically.</w:t>
+      </w:r>
+    </w:p>
+    <w:bookmarkEnd w:id="22"/>
+    <w:bookmarkStart w:id="24" w:name="any-platform"/>
     <w:p>
       <w:pPr>
         <w:pStyle w:val="Heading3"/>
@@ -890,7 +972,7 @@
       <w:r>
         <w:t xml:space="preserve"> </w:t>
       </w:r>
-      <w:hyperlink r:id="rId22">
+      <w:hyperlink r:id="rId23">
         <w:r>
           <w:rPr>
             <w:rStyle w:val="Hyperlink"/>
@@ -911,9 +993,9 @@
         <w:t xml:space="preserve">is taken).</w:t>
       </w:r>
     </w:p>
-    <w:bookmarkEnd w:id="23"/>
     <w:bookmarkEnd w:id="24"/>
-    <w:bookmarkStart w:id="25" w:name="usage"/>
+    <w:bookmarkEnd w:id="25"/>
+    <w:bookmarkStart w:id="26" w:name="usage"/>
     <w:p>
       <w:pPr>
         <w:pStyle w:val="Heading2"/>
@@ -1012,17 +1094,203 @@
           <w:b/>
           <w:bCs/>
         </w:rPr>
+        <w:t xml:space="preserve">Read the summary table</w:t>
+      </w:r>
+      <w:r>
+        <w:t xml:space="preserve"> </w:t>
+      </w:r>
+      <w:r>
+        <w:t xml:space="preserve">— it is collapsed by default; click</w:t>
+      </w:r>
+      <w:r>
+        <w:t xml:space="preserve"> </w:t>
+      </w:r>
+      <w:r>
+        <w:rPr>
+          <w:i/>
+          <w:iCs/>
+        </w:rPr>
+        <w:t xml:space="preserve">Stacking results table</w:t>
+      </w:r>
+      <w:r>
+        <w:t xml:space="preserve"> </w:t>
+      </w:r>
+      <w:r>
+        <w:t xml:space="preserve">to expand it.</w:t>
+      </w:r>
+    </w:p>
+    <w:p>
+      <w:pPr>
+        <w:pStyle w:val="Compact"/>
+        <w:numPr>
+          <w:ilvl w:val="0"/>
+          <w:numId w:val="1002"/>
+        </w:numPr>
+      </w:pPr>
+      <w:r>
+        <w:rPr>
+          <w:b/>
+          <w:bCs/>
+        </w:rPr>
         <w:t xml:space="preserve">Download</w:t>
       </w:r>
       <w:r>
         <w:t xml:space="preserve"> </w:t>
       </w:r>
       <w:r>
-        <w:t xml:space="preserve">the generated CIF files, individually or bundled as a ZIP.</w:t>
-      </w:r>
-    </w:p>
-    <w:bookmarkEnd w:id="25"/>
-    <w:bookmarkStart w:id="26" w:name="examples"/>
+        <w:t xml:space="preserve">the generated CIF files, individually or bundled as a ZIP</w:t>
+      </w:r>
+      <w:r>
+        <w:t xml:space="preserve"> </w:t>
+      </w:r>
+      <w:r>
+        <w:t xml:space="preserve">(</w:t>
+      </w:r>
+      <w:r>
+        <w:rPr>
+          <w:rStyle w:val="VerbatimChar"/>
+        </w:rPr>
+        <w:t xml:space="preserve">Download all (ZIP)</w:t>
+      </w:r>
+      <w:r>
+        <w:t xml:space="preserve">, at the foot of the page).</w:t>
+      </w:r>
+    </w:p>
+    <w:bookmarkEnd w:id="26"/>
+    <w:bookmarkStart w:id="27" w:name="building-the-exe-yourself"/>
+    <w:p>
+      <w:pPr>
+        <w:pStyle w:val="Heading2"/>
+      </w:pPr>
+      <w:r>
+        <w:t xml:space="preserve">Building the exe yourself</w:t>
+      </w:r>
+    </w:p>
+    <w:p>
+      <w:pPr>
+        <w:pStyle w:val="SourceCode"/>
+      </w:pPr>
+      <w:r>
+        <w:rPr>
+          <w:rStyle w:val="BuiltInTok"/>
+        </w:rPr>
+        <w:t xml:space="preserve">cd</w:t>
+      </w:r>
+      <w:r>
+        <w:rPr>
+          <w:rStyle w:val="NormalTok"/>
+        </w:rPr>
+        <w:t xml:space="preserve"> crystalstack</w:t>
+      </w:r>
+      <w:r>
+        <w:br/>
+      </w:r>
+      <w:r>
+        <w:rPr>
+          <w:rStyle w:val="NormalTok"/>
+        </w:rPr>
+        <w:t xml:space="preserve">build_exe.bat</w:t>
+      </w:r>
+    </w:p>
+    <w:p>
+      <w:pPr>
+        <w:pStyle w:val="FirstParagraph"/>
+      </w:pPr>
+      <w:r>
+        <w:t xml:space="preserve">Requires Python 3.10+ on the build machine only; the produced</w:t>
+      </w:r>
+      <w:r>
+        <w:t xml:space="preserve"> </w:t>
+      </w:r>
+      <w:r>
+        <w:rPr>
+          <w:rStyle w:val="VerbatimChar"/>
+        </w:rPr>
+        <w:t xml:space="preserve">dist/CrystalStack.exe</w:t>
+      </w:r>
+      <w:r>
+        <w:t xml:space="preserve"> </w:t>
+      </w:r>
+      <w:r>
+        <w:t xml:space="preserve">runs anywhere. The script creates a throwaway</w:t>
+      </w:r>
+      <w:r>
+        <w:t xml:space="preserve"> </w:t>
+      </w:r>
+      <w:r>
+        <w:rPr>
+          <w:rStyle w:val="VerbatimChar"/>
+        </w:rPr>
+        <w:t xml:space="preserve">build_env/</w:t>
+      </w:r>
+      <w:r>
+        <w:t xml:space="preserve"> </w:t>
+      </w:r>
+      <w:r>
+        <w:t xml:space="preserve">virtual environment with the pinned versions in</w:t>
+      </w:r>
+      <w:r>
+        <w:t xml:space="preserve"> </w:t>
+      </w:r>
+      <w:r>
+        <w:rPr>
+          <w:rStyle w:val="VerbatimChar"/>
+        </w:rPr>
+        <w:t xml:space="preserve">requirements-build.txt</w:t>
+      </w:r>
+      <w:r>
+        <w:t xml:space="preserve">, so unrelated packages installed alongside the project</w:t>
+      </w:r>
+      <w:r>
+        <w:t xml:space="preserve"> </w:t>
+      </w:r>
+      <w:r>
+        <w:t xml:space="preserve">cannot end up inside the exe. Use</w:t>
+      </w:r>
+      <w:r>
+        <w:t xml:space="preserve"> </w:t>
+      </w:r>
+      <w:r>
+        <w:rPr>
+          <w:rStyle w:val="VerbatimChar"/>
+        </w:rPr>
+        <w:t xml:space="preserve">build_exe.bat --clean</w:t>
+      </w:r>
+      <w:r>
+        <w:t xml:space="preserve"> </w:t>
+      </w:r>
+      <w:r>
+        <w:t xml:space="preserve">to keep the build</w:t>
+      </w:r>
+      <w:r>
+        <w:t xml:space="preserve"> </w:t>
+      </w:r>
+      <w:r>
+        <w:t xml:space="preserve">intermediates for a faster rebuild.</w:t>
+      </w:r>
+    </w:p>
+    <w:p>
+      <w:pPr>
+        <w:pStyle w:val="BodyText"/>
+      </w:pPr>
+      <w:r>
+        <w:t xml:space="preserve">First launch takes 10–20 seconds: a one-file exe unpacks itself to a temporary</w:t>
+      </w:r>
+      <w:r>
+        <w:t xml:space="preserve"> </w:t>
+      </w:r>
+      <w:r>
+        <w:t xml:space="preserve">directory before starting. Some antivirus products flag PyInstaller output and</w:t>
+      </w:r>
+      <w:r>
+        <w:t xml:space="preserve"> </w:t>
+      </w:r>
+      <w:r>
+        <w:t xml:space="preserve">need an exclusion.</w:t>
+      </w:r>
+    </w:p>
+    <w:bookmarkEnd w:id="27"/>
+    <w:bookmarkStart w:id="28" w:name="examples"/>
     <w:p>
       <w:pPr>
         <w:pStyle w:val="Heading2"/>
@@ -1051,12 +1319,13 @@
     <w:tbl>
       <w:tblPr>
         <w:tblStyle w:val="Table"/>
-        <w:tblW w:type="auto" w:w="0"/>
+        <w:tblW w:type="pct" w:w="5000"/>
+        <w:tblLayout w:type="fixed"/>
         <w:tblLook w:firstRow="1" w:lastRow="0" w:firstColumn="0" w:lastColumn="0" w:noHBand="0" w:noVBand="0" w:val="0020"/>
       </w:tblPr>
       <w:tblGrid>
-        <w:gridCol w:w="3960"/>
-        <w:gridCol w:w="3960"/>
+        <w:gridCol w:w="3168"/>
+        <w:gridCol w:w="4752"/>
       </w:tblGrid>
       <w:tr>
         <w:trPr>
@@ -1220,9 +1489,36 @@
           </w:p>
         </w:tc>
       </w:tr>
+      <w:tr>
+        <w:tc>
+          <w:tcPr/>
+          <w:p>
+            <w:pPr>
+              <w:pStyle w:val="Compact"/>
+            </w:pPr>
+            <w:r>
+              <w:rPr>
+                <w:rStyle w:val="VerbatimChar"/>
+              </w:rPr>
+              <w:t xml:space="preserve">ettb-aa.cif</w:t>
+            </w:r>
+          </w:p>
+        </w:tc>
+        <w:tc>
+          <w:tcPr/>
+          <w:p>
+            <w:pPr>
+              <w:pStyle w:val="Compact"/>
+            </w:pPr>
+            <w:r>
+              <w:t xml:space="preserve">reported sql framework (Cu2-paddlewheel + tetratopic linker); four-fold non-primitive cell used to demonstrate the node-on-node diagnostic</w:t>
+            </w:r>
+          </w:p>
+        </w:tc>
+      </w:tr>
     </w:tbl>
-    <w:bookmarkEnd w:id="26"/>
-    <w:bookmarkStart w:id="27" w:name="reference-data"/>
+    <w:bookmarkEnd w:id="28"/>
+    <w:bookmarkStart w:id="29" w:name="reference-data"/>
     <w:p>
       <w:pPr>
         <w:pStyle w:val="Heading2"/>
@@ -1266,8 +1562,8 @@
         <w:t xml:space="preserve">regression tests compare against.</w:t>
       </w:r>
     </w:p>
-    <w:bookmarkEnd w:id="27"/>
-    <w:bookmarkStart w:id="28" w:name="repository-layout"/>
+    <w:bookmarkEnd w:id="29"/>
+    <w:bookmarkStart w:id="30" w:name="repository-layout"/>
     <w:p>
       <w:pPr>
         <w:pStyle w:val="Heading2"/>
@@ -1284,7 +1580,7 @@
         <w:rPr>
           <w:rStyle w:val="VerbatimChar"/>
         </w:rPr>
-        <w:t xml:space="preserve">crystalstack/</w:t>
+        <w:t xml:space="preserve">CrystalStack/</w:t>
       </w:r>
       <w:r>
         <w:br/>
@@ -1293,7 +1589,7 @@
         <w:rPr>
           <w:rStyle w:val="VerbatimChar"/>
         </w:rPr>
-        <w:t xml:space="preserve">├── app.py                 Flask application (UI, upload, run management)</w:t>
+        <w:t xml:space="preserve">├── CrystalStack.exe       prebuilt single-file executable (no Python needed)</w:t>
       </w:r>
       <w:r>
         <w:br/>
@@ -1302,7 +1598,7 @@
         <w:rPr>
           <w:rStyle w:val="VerbatimChar"/>
         </w:rPr>
-        <w:t xml:space="preserve">├── layer_stacking.py      core stacking engine</w:t>
+        <w:t xml:space="preserve">├── crystalstack/          source tree</w:t>
       </w:r>
       <w:r>
         <w:br/>
@@ -1311,7 +1607,7 @@
         <w:rPr>
           <w:rStyle w:val="VerbatimChar"/>
         </w:rPr>
-        <w:t xml:space="preserve">├── stacking_rules.py      automatic offset selection and provenance</w:t>
+        <w:t xml:space="preserve">│   ├── app.py                 Flask application (UI, upload, run management)</w:t>
       </w:r>
       <w:r>
         <w:br/>
@@ -1320,7 +1616,7 @@
         <w:rPr>
           <w:rStyle w:val="VerbatimChar"/>
         </w:rPr>
-        <w:t xml:space="preserve">├── cif_io.py              CIF reader/writer (P1, symmetry expansion)</w:t>
+        <w:t xml:space="preserve">│   ├── layer_stacking.py      core stacking engine</w:t>
       </w:r>
       <w:r>
         <w:br/>
@@ -1329,7 +1625,7 @@
         <w:rPr>
           <w:rStyle w:val="VerbatimChar"/>
         </w:rPr>
-        <w:t xml:space="preserve">├── benchmark_scaling.py   timing benchmark</w:t>
+        <w:t xml:space="preserve">│   ├── stacking_rules.py      automatic offset selection and provenance</w:t>
       </w:r>
       <w:r>
         <w:br/>
@@ -1338,7 +1634,7 @@
         <w:rPr>
           <w:rStyle w:val="VerbatimChar"/>
         </w:rPr>
-        <w:t xml:space="preserve">├── test_layer_stacking.py regression suite (135 checks)</w:t>
+        <w:t xml:space="preserve">│   ├── cif_io.py              CIF reader/writer (P1, symmetry expansion)</w:t>
       </w:r>
       <w:r>
         <w:br/>
@@ -1347,7 +1643,7 @@
         <w:rPr>
           <w:rStyle w:val="VerbatimChar"/>
         </w:rPr>
-        <w:t xml:space="preserve">├── smoke_test_web.py      end-to-end web smoke test</w:t>
+        <w:t xml:space="preserve">│   ├── benchmark_scaling.py   timing benchmark</w:t>
       </w:r>
       <w:r>
         <w:br/>
@@ -1356,7 +1652,7 @@
         <w:rPr>
           <w:rStyle w:val="VerbatimChar"/>
         </w:rPr>
-        <w:t xml:space="preserve">├── run_webapp.bat         Windows one-click launcher</w:t>
+        <w:t xml:space="preserve">│   ├── test_layer_stacking.py regression suite (135 checks)</w:t>
       </w:r>
       <w:r>
         <w:br/>
@@ -1365,7 +1661,7 @@
         <w:rPr>
           <w:rStyle w:val="VerbatimChar"/>
         </w:rPr>
-        <w:t xml:space="preserve">├── requirements.txt</w:t>
+        <w:t xml:space="preserve">│   ├── smoke_test_web.py      end-to-end web smoke test</w:t>
       </w:r>
       <w:r>
         <w:br/>
@@ -1374,7 +1670,7 @@
         <w:rPr>
           <w:rStyle w:val="VerbatimChar"/>
         </w:rPr>
-        <w:t xml:space="preserve">├── templates/  static/    web interface</w:t>
+        <w:t xml:space="preserve">│   ├── build_exe.py           PyInstaller build driver</w:t>
       </w:r>
       <w:r>
         <w:br/>
@@ -1383,7 +1679,7 @@
         <w:rPr>
           <w:rStyle w:val="VerbatimChar"/>
         </w:rPr>
-        <w:t xml:space="preserve">├── reference/             DFT reference structures (CIF)</w:t>
+        <w:t xml:space="preserve">│   ├── build_exe.bat          one-click exe build</w:t>
       </w:r>
       <w:r>
         <w:br/>
@@ -1392,11 +1688,83 @@
         <w:rPr>
           <w:rStyle w:val="VerbatimChar"/>
         </w:rPr>
-        <w:t xml:space="preserve">└── examples/              sample monolayer inputs (CIF)</w:t>
-      </w:r>
-    </w:p>
-    <w:bookmarkEnd w:id="28"/>
-    <w:bookmarkStart w:id="29" w:name="requirements"/>
+        <w:t xml:space="preserve">│   ├── run_webapp.bat         Windows one-click launcher (from source)</w:t>
+      </w:r>
+      <w:r>
+        <w:br/>
+      </w:r>
+      <w:r>
+        <w:rPr>
+          <w:rStyle w:val="VerbatimChar"/>
+        </w:rPr>
+        <w:t xml:space="preserve">│   ├── requirements.txt       runtime dependencies</w:t>
+      </w:r>
+      <w:r>
+        <w:br/>
+      </w:r>
+      <w:r>
+        <w:rPr>
+          <w:rStyle w:val="VerbatimChar"/>
+        </w:rPr>
+        <w:t xml:space="preserve">│   ├── requirements-build.txt pinned build-time dependencies</w:t>
+      </w:r>
+      <w:r>
+        <w:br/>
+      </w:r>
+      <w:r>
+        <w:rPr>
+          <w:rStyle w:val="VerbatimChar"/>
+        </w:rPr>
+        <w:t xml:space="preserve">│   ├── templates/  static/    web interface</w:t>
+      </w:r>
+      <w:r>
+        <w:br/>
+      </w:r>
+      <w:r>
+        <w:rPr>
+          <w:rStyle w:val="VerbatimChar"/>
+        </w:rPr>
+        <w:t xml:space="preserve">│   ├── reference/             DFT reference structures (CIF)</w:t>
+      </w:r>
+      <w:r>
+        <w:br/>
+      </w:r>
+      <w:r>
+        <w:rPr>
+          <w:rStyle w:val="VerbatimChar"/>
+        </w:rPr>
+        <w:t xml:space="preserve">│   └── examples/              sample monolayer inputs (CIF)</w:t>
+      </w:r>
+      <w:r>
+        <w:br/>
+      </w:r>
+      <w:r>
+        <w:rPr>
+          <w:rStyle w:val="VerbatimChar"/>
+        </w:rPr>
+        <w:t xml:space="preserve">├── crystalstack.zip      source archive of the folder above</w:t>
+      </w:r>
+      <w:r>
+        <w:br/>
+      </w:r>
+      <w:r>
+        <w:rPr>
+          <w:rStyle w:val="VerbatimChar"/>
+        </w:rPr>
+        <w:t xml:space="preserve">├── README.md  README.docx</w:t>
+      </w:r>
+      <w:r>
+        <w:br/>
+      </w:r>
+      <w:r>
+        <w:rPr>
+          <w:rStyle w:val="VerbatimChar"/>
+        </w:rPr>
+        <w:t xml:space="preserve">└── LICENSE</w:t>
+      </w:r>
+    </w:p>
+    <w:bookmarkEnd w:id="30"/>
+    <w:bookmarkStart w:id="31" w:name="requirements"/>
     <w:p>
       <w:pPr>
         <w:pStyle w:val="Heading2"/>
@@ -1441,8 +1809,39 @@
         <w:t xml:space="preserve">)</w:t>
       </w:r>
     </w:p>
-    <w:bookmarkEnd w:id="29"/>
-    <w:bookmarkStart w:id="30" w:name="tests"/>
+    <w:p>
+      <w:pPr>
+        <w:pStyle w:val="Compact"/>
+        <w:numPr>
+          <w:ilvl w:val="0"/>
+          <w:numId w:val="1003"/>
+        </w:numPr>
+      </w:pPr>
+      <w:r>
+        <w:rPr>
+          <w:i/>
+          <w:iCs/>
+        </w:rPr>
+        <w:t xml:space="preserve">Running</w:t>
+      </w:r>
+      <w:r>
+        <w:t xml:space="preserve"> </w:t>
+      </w:r>
+      <w:r>
+        <w:rPr>
+          <w:rStyle w:val="VerbatimChar"/>
+        </w:rPr>
+        <w:t xml:space="preserve">CrystalStack.exe</w:t>
+      </w:r>
+      <w:r>
+        <w:t xml:space="preserve"> </w:t>
+      </w:r>
+      <w:r>
+        <w:t xml:space="preserve">needs neither Python nor these packages.</w:t>
+      </w:r>
+    </w:p>
+    <w:bookmarkEnd w:id="31"/>
+    <w:bookmarkStart w:id="32" w:name="tests"/>
     <w:p>
       <w:pPr>
         <w:pStyle w:val="Heading2"/>
@@ -1457,6 +1856,21 @@
       </w:pPr>
       <w:r>
         <w:rPr>
+          <w:rStyle w:val="BuiltInTok"/>
+        </w:rPr>
+        <w:t xml:space="preserve">cd</w:t>
+      </w:r>
+      <w:r>
+        <w:rPr>
+          <w:rStyle w:val="NormalTok"/>
+        </w:rPr>
+        <w:t xml:space="preserve"> crystalstack</w:t>
+      </w:r>
+      <w:r>
+        <w:br/>
+      </w:r>
+      <w:r>
+        <w:rPr>
           <w:rStyle w:val="ExtensionTok"/>
         </w:rPr>
         <w:t xml:space="preserve">python</w:t>
@@ -1495,13 +1909,45 @@
         <w:t xml:space="preserve"># end-to-end test against the Flask test client</w:t>
       </w:r>
     </w:p>
-    <w:bookmarkEnd w:id="30"/>
-    <w:bookmarkStart w:id="31" w:name="citation"/>
+    <w:bookmarkEnd w:id="32"/>
+    <w:bookmarkStart w:id="34" w:name="license"/>
     <w:p>
       <w:pPr>
         <w:pStyle w:val="Heading2"/>
       </w:pPr>
       <w:r>
+        <w:t xml:space="preserve">License</w:t>
+      </w:r>
+    </w:p>
+    <w:p>
+      <w:pPr>
+        <w:pStyle w:val="FirstParagraph"/>
+      </w:pPr>
+      <w:r>
+        <w:t xml:space="preserve">MIT — see</w:t>
+      </w:r>
+      <w:r>
+        <w:t xml:space="preserve"> </w:t>
+      </w:r>
+      <w:hyperlink r:id="rId33">
+        <w:r>
+          <w:rPr>
+            <w:rStyle w:val="Hyperlink"/>
+          </w:rPr>
+          <w:t xml:space="preserve">LICENSE</w:t>
+        </w:r>
+      </w:hyperlink>
+      <w:r>
+        <w:t xml:space="preserve">.</w:t>
+      </w:r>
+    </w:p>
+    <w:bookmarkEnd w:id="34"/>
+    <w:bookmarkStart w:id="35" w:name="citation"/>
+    <w:p>
+      <w:pPr>
+        <w:pStyle w:val="Heading2"/>
+      </w:pPr>
+      <w:r>
         <w:t xml:space="preserve">Citation</w:t>
       </w:r>
     </w:p>
@@ -1519,8 +1965,8 @@
         <w:t xml:space="preserve">will be added upon publication.</w:t>
       </w:r>
     </w:p>
-    <w:bookmarkEnd w:id="31"/>
-    <w:bookmarkEnd w:id="32"/>
+    <w:bookmarkEnd w:id="35"/>
+    <w:bookmarkEnd w:id="36"/>
     <w:sectPr>
       <w:footnotePr>
         <w:numRestart w:val="eachSect"/>
@@ -2524,7 +2970,7 @@
       <w:color w:themeColor="accent1" w:themeShade="BF" w:val="365F91"/>
     </w:rPr>
   </w:style>
-  <w:style w:type="paragraph" w:customStyle="1" w:styleId="SourceCode">
+  <w:style w:customStyle="1" w:styleId="SourceCode" w:type="paragraph">
     <w:name w:val="Source Code"/>
     <w:basedOn w:val="Normal"/>
     <w:link w:val="VerbatimChar"/>
@@ -2532,7 +2978,7 @@
       <w:wordWrap w:val="off"/>
     </w:pPr>
   </w:style>
-  <w:style w:type="character" w:customStyle="1" w:styleId="KeywordTok">
+  <w:style w:customStyle="1" w:styleId="KeywordTok" w:type="character">
     <w:name w:val="KeywordTok"/>
     <w:basedOn w:val="VerbatimChar"/>
     <w:rPr>
@@ -2540,77 +2986,77 @@
       <w:color w:val="007020"/>
     </w:rPr>
   </w:style>
-  <w:style w:type="character" w:customStyle="1" w:styleId="DataTypeTok">
+  <w:style w:customStyle="1" w:styleId="DataTypeTok" w:type="character">
     <w:name w:val="DataTypeTok"/>
     <w:basedOn w:val="VerbatimChar"/>
     <w:rPr>
       <w:color w:val="902000"/>
     </w:rPr>
   </w:style>
-  <w:style w:type="character" w:customStyle="1" w:styleId="DecValTok">
+  <w:style w:customStyle="1" w:styleId="DecValTok" w:type="character">
     <w:name w:val="DecValTok"/>
     <w:basedOn w:val="VerbatimChar"/>
     <w:rPr>
       <w:color w:val="40a070"/>
     </w:rPr>
   </w:style>
-  <w:style w:type="character" w:customStyle="1" w:styleId="BaseNTok">
+  <w:style w:customStyle="1" w:styleId="BaseNTok" w:type="character">
     <w:name w:val="BaseNTok"/>
     <w:basedOn w:val="VerbatimChar"/>
     <w:rPr>
       <w:color w:val="40a070"/>
     </w:rPr>
   </w:style>
-  <w:style w:type="character" w:customStyle="1" w:styleId="FloatTok">
+  <w:style w:customStyle="1" w:styleId="FloatTok" w:type="character">
     <w:name w:val="FloatTok"/>
     <w:basedOn w:val="VerbatimChar"/>
     <w:rPr>
       <w:color w:val="40a070"/>
     </w:rPr>
   </w:style>
-  <w:style w:type="character" w:customStyle="1" w:styleId="ConstantTok">
+  <w:style w:customStyle="1" w:styleId="ConstantTok" w:type="character">
     <w:name w:val="ConstantTok"/>
     <w:basedOn w:val="VerbatimChar"/>
     <w:rPr>
       <w:color w:val="880000"/>
     </w:rPr>
   </w:style>
-  <w:style w:type="character" w:customStyle="1" w:styleId="CharTok">
+  <w:style w:customStyle="1" w:styleId="CharTok" w:type="character">
     <w:name w:val="CharTok"/>
     <w:basedOn w:val="VerbatimChar"/>
     <w:rPr>
       <w:color w:val="4070a0"/>
     </w:rPr>
   </w:style>
-  <w:style w:type="character" w:customStyle="1" w:styleId="SpecialCharTok">
+  <w:style w:customStyle="1" w:styleId="SpecialCharTok" w:type="character">
     <w:name w:val="SpecialCharTok"/>
     <w:basedOn w:val="VerbatimChar"/>
     <w:rPr>
       <w:color w:val="4070a0"/>
     </w:rPr>
   </w:style>
-  <w:style w:type="character" w:customStyle="1" w:styleId="StringTok">
+  <w:style w:customStyle="1" w:styleId="StringTok" w:type="character">
     <w:name w:val="StringTok"/>
     <w:basedOn w:val="VerbatimChar"/>
     <w:rPr>
       <w:color w:val="4070a0"/>
     </w:rPr>
   </w:style>
-  <w:style w:type="character" w:customStyle="1" w:styleId="VerbatimStringTok">
+  <w:style w:customStyle="1" w:styleId="VerbatimStringTok" w:type="character">
     <w:name w:val="VerbatimStringTok"/>
     <w:basedOn w:val="VerbatimChar"/>
     <w:rPr>
       <w:color w:val="4070a0"/>
     </w:rPr>
   </w:style>
-  <w:style w:type="character" w:customStyle="1" w:styleId="SpecialStringTok">
+  <w:style w:customStyle="1" w:styleId="SpecialStringTok" w:type="character">
     <w:name w:val="SpecialStringTok"/>
     <w:basedOn w:val="VerbatimChar"/>
     <w:rPr>
       <w:color w:val="bb6688"/>
     </w:rPr>
   </w:style>
-  <w:style w:type="character" w:customStyle="1" w:styleId="ImportTok">
+  <w:style w:customStyle="1" w:styleId="ImportTok" w:type="character">
     <w:name w:val="ImportTok"/>
     <w:basedOn w:val="VerbatimChar"/>
     <w:rPr>
@@ -2618,7 +3064,7 @@
       <w:color w:val="008000"/>
     </w:rPr>
   </w:style>
-  <w:style w:type="character" w:customStyle="1" w:styleId="CommentTok">
+  <w:style w:customStyle="1" w:styleId="CommentTok" w:type="character">
     <w:name w:val="CommentTok"/>
     <w:basedOn w:val="VerbatimChar"/>
     <w:rPr>
@@ -2626,7 +3072,7 @@
       <w:color w:val="60a0b0"/>
     </w:rPr>
   </w:style>
-  <w:style w:type="character" w:customStyle="1" w:styleId="DocumentationTok">
+  <w:style w:customStyle="1" w:styleId="DocumentationTok" w:type="character">
     <w:name w:val="DocumentationTok"/>
     <w:basedOn w:val="VerbatimChar"/>
     <w:rPr>
@@ -2634,7 +3080,7 @@
       <w:color w:val="ba2121"/>
     </w:rPr>
   </w:style>
-  <w:style w:type="character" w:customStyle="1" w:styleId="AnnotationTok">
+  <w:style w:customStyle="1" w:styleId="AnnotationTok" w:type="character">
     <w:name w:val="AnnotationTok"/>
     <w:basedOn w:val="VerbatimChar"/>
     <w:rPr>
@@ -2643,7 +3089,7 @@
       <w:color w:val="60a0b0"/>
     </w:rPr>
   </w:style>
-  <w:style w:type="character" w:customStyle="1" w:styleId="CommentVarTok">
+  <w:style w:customStyle="1" w:styleId="CommentVarTok" w:type="character">
     <w:name w:val="CommentVarTok"/>
     <w:basedOn w:val="VerbatimChar"/>
     <w:rPr>
@@ -2652,28 +3098,28 @@
       <w:color w:val="60a0b0"/>
     </w:rPr>
   </w:style>
-  <w:style w:type="character" w:customStyle="1" w:styleId="OtherTok">
+  <w:style w:customStyle="1" w:styleId="OtherTok" w:type="character">
     <w:name w:val="OtherTok"/>
     <w:basedOn w:val="VerbatimChar"/>
     <w:rPr>
       <w:color w:val="007020"/>
     </w:rPr>
   </w:style>
-  <w:style w:type="character" w:customStyle="1" w:styleId="FunctionTok">
+  <w:style w:customStyle="1" w:styleId="FunctionTok" w:type="character">
     <w:name w:val="FunctionTok"/>
     <w:basedOn w:val="VerbatimChar"/>
     <w:rPr>
       <w:color w:val="06287e"/>
     </w:rPr>
   </w:style>
-  <w:style w:type="character" w:customStyle="1" w:styleId="VariableTok">
+  <w:style w:customStyle="1" w:styleId="VariableTok" w:type="character">
     <w:name w:val="VariableTok"/>
     <w:basedOn w:val="VerbatimChar"/>
     <w:rPr>
       <w:color w:val="19177c"/>
     </w:rPr>
   </w:style>
-  <w:style w:type="character" w:customStyle="1" w:styleId="ControlFlowTok">
+  <w:style w:customStyle="1" w:styleId="ControlFlowTok" w:type="character">
     <w:name w:val="ControlFlowTok"/>
     <w:basedOn w:val="VerbatimChar"/>
     <w:rPr>
@@ -2681,45 +3127,45 @@
       <w:color w:val="007020"/>
     </w:rPr>
   </w:style>
-  <w:style w:type="character" w:customStyle="1" w:styleId="OperatorTok">
+  <w:style w:customStyle="1" w:styleId="OperatorTok" w:type="character">
     <w:name w:val="OperatorTok"/>
     <w:basedOn w:val="VerbatimChar"/>
     <w:rPr>
       <w:color w:val="666666"/>
     </w:rPr>
   </w:style>
-  <w:style w:type="character" w:customStyle="1" w:styleId="BuiltInTok">
+  <w:style w:customStyle="1" w:styleId="BuiltInTok" w:type="character">
     <w:name w:val="BuiltInTok"/>
     <w:basedOn w:val="VerbatimChar"/>
     <w:rPr>
       <w:color w:val="008000"/>
     </w:rPr>
   </w:style>
-  <w:style w:type="character" w:customStyle="1" w:styleId="ExtensionTok">
+  <w:style w:customStyle="1" w:styleId="ExtensionTok" w:type="character">
     <w:name w:val="ExtensionTok"/>
     <w:basedOn w:val="VerbatimChar"/>
     <w:rPr/>
   </w:style>
-  <w:style w:type="character" w:customStyle="1" w:styleId="PreprocessorTok">
+  <w:style w:customStyle="1" w:styleId="PreprocessorTok" w:type="character">
     <w:name w:val="PreprocessorTok"/>
     <w:basedOn w:val="VerbatimChar"/>
     <w:rPr>
       <w:color w:val="bc7a00"/>
     </w:rPr>
   </w:style>
-  <w:style w:type="character" w:customStyle="1" w:styleId="AttributeTok">
+  <w:style w:customStyle="1" w:styleId="AttributeTok" w:type="character">
     <w:name w:val="AttributeTok"/>
     <w:basedOn w:val="VerbatimChar"/>
     <w:rPr>
       <w:color w:val="7d9029"/>
     </w:rPr>
   </w:style>
-  <w:style w:type="character" w:customStyle="1" w:styleId="RegionMarkerTok">
+  <w:style w:customStyle="1" w:styleId="RegionMarkerTok" w:type="character">
     <w:name w:val="RegionMarkerTok"/>
     <w:basedOn w:val="VerbatimChar"/>
     <w:rPr/>
   </w:style>
-  <w:style w:type="character" w:customStyle="1" w:styleId="InformationTok">
+  <w:style w:customStyle="1" w:styleId="InformationTok" w:type="character">
     <w:name w:val="InformationTok"/>
     <w:basedOn w:val="VerbatimChar"/>
     <w:rPr>
@@ -2728,7 +3174,7 @@
       <w:color w:val="60a0b0"/>
     </w:rPr>
   </w:style>
-  <w:style w:type="character" w:customStyle="1" w:styleId="WarningTok">
+  <w:style w:customStyle="1" w:styleId="WarningTok" w:type="character">
     <w:name w:val="WarningTok"/>
     <w:basedOn w:val="VerbatimChar"/>
     <w:rPr>
@@ -2737,7 +3183,7 @@
       <w:color w:val="60a0b0"/>
     </w:rPr>
   </w:style>
-  <w:style w:type="character" w:customStyle="1" w:styleId="AlertTok">
+  <w:style w:customStyle="1" w:styleId="AlertTok" w:type="character">
     <w:name w:val="AlertTok"/>
     <w:basedOn w:val="VerbatimChar"/>
     <w:rPr>
@@ -2745,7 +3191,7 @@
       <w:color w:val="ff0000"/>
     </w:rPr>
   </w:style>
-  <w:style w:type="character" w:customStyle="1" w:styleId="ErrorTok">
+  <w:style w:customStyle="1" w:styleId="ErrorTok" w:type="character">
     <w:name w:val="ErrorTok"/>
     <w:basedOn w:val="VerbatimChar"/>
     <w:rPr>
@@ -2753,7 +3199,7 @@
       <w:color w:val="ff0000"/>
     </w:rPr>
   </w:style>
-  <w:style w:type="character" w:customStyle="1" w:styleId="NormalTok">
+  <w:style w:customStyle="1" w:styleId="NormalTok" w:type="character">
     <w:name w:val="NormalTok"/>
     <w:basedOn w:val="VerbatimChar"/>
     <w:rPr/>

--- a/README.docx
+++ b/README.docx
@@ -1,14 +1,14 @@
 
 <file path=word/document.xml><?xml version="1.0" encoding="utf-8"?>
-<w:document xmlns:w="http://schemas.openxmlformats.org/wordprocessingml/2006/main" xmlns:m="http://schemas.openxmlformats.org/officeDocument/2006/math" xmlns:r="http://schemas.openxmlformats.org/officeDocument/2006/relationships" xmlns:o="urn:schemas-microsoft-com:office:office" xmlns:v="urn:schemas-microsoft-com:vml" xmlns:w10="urn:schemas-microsoft-com:office:word" xmlns:a="http://schemas.openxmlformats.org/drawingml/2006/main" xmlns:pic="http://schemas.openxmlformats.org/drawingml/2006/picture" xmlns:wp="http://schemas.openxmlformats.org/drawingml/2006/wordprocessingDrawing">
+<w:document xmlns:wpc="http://schemas.microsoft.com/office/word/2010/wordprocessingCanvas" xmlns:cx="http://schemas.microsoft.com/office/drawing/2014/chartex" xmlns:cx1="http://schemas.microsoft.com/office/drawing/2015/9/8/chartex" xmlns:cx2="http://schemas.microsoft.com/office/drawing/2015/10/21/chartex" xmlns:cx3="http://schemas.microsoft.com/office/drawing/2016/5/9/chartex" xmlns:cx4="http://schemas.microsoft.com/office/drawing/2016/5/10/chartex" xmlns:cx5="http://schemas.microsoft.com/office/drawing/2016/5/11/chartex" xmlns:cx6="http://schemas.microsoft.com/office/drawing/2016/5/12/chartex" xmlns:cx7="http://schemas.microsoft.com/office/drawing/2016/5/13/chartex" xmlns:cx8="http://schemas.microsoft.com/office/drawing/2016/5/14/chartex" xmlns:mc="http://schemas.openxmlformats.org/markup-compatibility/2006" xmlns:aink="http://schemas.microsoft.com/office/drawing/2016/ink" xmlns:am3d="http://schemas.microsoft.com/office/drawing/2017/model3d" xmlns:o="urn:schemas-microsoft-com:office:office" xmlns:r="http://schemas.openxmlformats.org/officeDocument/2006/relationships" xmlns:m="http://schemas.openxmlformats.org/officeDocument/2006/math" xmlns:v="urn:schemas-microsoft-com:vml" xmlns:wp14="http://schemas.microsoft.com/office/word/2010/wordprocessingDrawing" xmlns:wp="http://schemas.openxmlformats.org/drawingml/2006/wordprocessingDrawing" xmlns:w10="urn:schemas-microsoft-com:office:word" xmlns:w="http://schemas.openxmlformats.org/wordprocessingml/2006/main" xmlns:w14="http://schemas.microsoft.com/office/word/2010/wordml" xmlns:w15="http://schemas.microsoft.com/office/word/2012/wordml" xmlns:w16cid="http://schemas.microsoft.com/office/word/2016/wordml/cid" xmlns:w16se="http://schemas.microsoft.com/office/word/2015/wordml/symex" xmlns:wpg="http://schemas.microsoft.com/office/word/2010/wordprocessingGroup" xmlns:wpi="http://schemas.microsoft.com/office/word/2010/wordprocessingInk" xmlns:wne="http://schemas.microsoft.com/office/word/2006/wordml" xmlns:wps="http://schemas.microsoft.com/office/word/2010/wordprocessingShape" mc:Ignorable="w14 w15 w16se w16cid wp14">
   <w:body>
-    <w:bookmarkStart w:id="36" w:name="crystalstack"/>
-    <w:p>
-      <w:pPr>
-        <w:pStyle w:val="Heading1"/>
-      </w:pPr>
-      <w:r>
-        <w:t xml:space="preserve">CrystalStack</w:t>
+    <w:p>
+      <w:pPr>
+        <w:pStyle w:val="1"/>
+      </w:pPr>
+      <w:bookmarkStart w:id="0" w:name="crystalstack"/>
+      <w:r>
+        <w:t>CrystalStack</w:t>
       </w:r>
     </w:p>
     <w:p>
@@ -20,83 +20,72 @@
           <w:b/>
           <w:bCs/>
         </w:rPr>
-        <w:t xml:space="preserve">CrystalStack</w:t>
-      </w:r>
-      <w:r>
-        <w:t xml:space="preserve"> </w:t>
-      </w:r>
-      <w:r>
-        <w:t xml:space="preserve">builds the five classical interlayer stacking arrangements of a</w:t>
-      </w:r>
-      <w:r>
-        <w:t xml:space="preserve"> </w:t>
-      </w:r>
-      <w:r>
-        <w:t xml:space="preserve">2D covalent organic framework (COF) from a single-layer CIF, through a small</w:t>
-      </w:r>
-      <w:r>
-        <w:t xml:space="preserve"> </w:t>
-      </w:r>
-      <w:r>
-        <w:t xml:space="preserve">Flask web application. Upload one or more monolayers, pick the stacking modes,</w:t>
-      </w:r>
-      <w:r>
-        <w:t xml:space="preserve"> </w:t>
-      </w:r>
-      <w:r>
-        <w:t xml:space="preserve">and download ready-to-view CIF files of the resulting bilayers.</w:t>
-      </w:r>
-    </w:p>
-    <w:bookmarkStart w:id="20" w:name="what-it-does"/>
-    <w:p>
-      <w:pPr>
-        <w:pStyle w:val="Heading2"/>
-      </w:pPr>
-      <w:r>
-        <w:t xml:space="preserve">What it does</w:t>
+        <w:t>CrystalStack</w:t>
+      </w:r>
+      <w:r>
+        <w:t xml:space="preserve"> builds the five classical interlayer stacking arrangements of a 2D covalent organic framework (COF) from a single-layer CIF, through a small Flask web application. Upload one or more monolayers, pick the stacking modes, </w:t>
+      </w:r>
+      <w:r>
+        <w:t>and download ready-to-view CIF files of the resulting bilayers.</w:t>
+      </w:r>
+    </w:p>
+    <w:p>
+      <w:pPr>
+        <w:pStyle w:val="2"/>
+      </w:pPr>
+      <w:bookmarkStart w:id="1" w:name="what-it-does"/>
+      <w:r>
+        <w:t>What it does</w:t>
       </w:r>
     </w:p>
     <w:tbl>
       <w:tblPr>
         <w:tblStyle w:val="Table"/>
-        <w:tblW w:type="pct" w:w="5000"/>
+        <w:tblW w:w="5000" w:type="pct"/>
         <w:tblLayout w:type="fixed"/>
-        <w:tblLook w:firstRow="1" w:lastRow="0" w:firstColumn="0" w:lastColumn="0" w:noHBand="0" w:noVBand="0" w:val="0020"/>
+        <w:tblLook w:val="0020" w:firstRow="1" w:lastRow="0" w:firstColumn="0" w:lastColumn="0" w:noHBand="0" w:noVBand="0"/>
       </w:tblPr>
       <w:tblGrid>
-        <w:gridCol w:w="2376"/>
-        <w:gridCol w:w="5544"/>
+        <w:gridCol w:w="2657"/>
+        <w:gridCol w:w="6199"/>
       </w:tblGrid>
       <w:tr>
         <w:trPr>
-          <w:tblHeader w:val="on"/>
+          <w:cnfStyle w:val="100000000000" w:firstRow="1" w:lastRow="0" w:firstColumn="0" w:lastColumn="0" w:oddVBand="0" w:evenVBand="0" w:oddHBand="0" w:evenHBand="0" w:firstRowFirstColumn="0" w:firstRowLastColumn="0" w:lastRowFirstColumn="0" w:lastRowLastColumn="0"/>
+          <w:tblHeader/>
         </w:trPr>
         <w:tc>
-          <w:tcPr/>
+          <w:tcPr>
+            <w:tcW w:w="2376" w:type="dxa"/>
+          </w:tcPr>
           <w:p>
             <w:pPr>
               <w:pStyle w:val="Compact"/>
             </w:pPr>
             <w:r>
-              <w:t xml:space="preserve">Mode</w:t>
+              <w:t>Mode</w:t>
             </w:r>
           </w:p>
         </w:tc>
         <w:tc>
-          <w:tcPr/>
+          <w:tcPr>
+            <w:tcW w:w="5544" w:type="dxa"/>
+          </w:tcPr>
           <w:p>
             <w:pPr>
               <w:pStyle w:val="Compact"/>
             </w:pPr>
             <w:r>
-              <w:t xml:space="preserve">Construction</w:t>
+              <w:t>Construction</w:t>
             </w:r>
           </w:p>
         </w:tc>
       </w:tr>
       <w:tr>
         <w:tc>
-          <w:tcPr/>
+          <w:tcPr>
+            <w:tcW w:w="2376" w:type="dxa"/>
+          </w:tcPr>
           <w:p>
             <w:pPr>
               <w:pStyle w:val="Compact"/>
@@ -106,25 +95,29 @@
                 <w:b/>
                 <w:bCs/>
               </w:rPr>
-              <w:t xml:space="preserve">eclipsed (AA)</w:t>
+              <w:t>eclipsed (AA)</w:t>
             </w:r>
           </w:p>
         </w:tc>
         <w:tc>
-          <w:tcPr/>
+          <w:tcPr>
+            <w:tcW w:w="5544" w:type="dxa"/>
+          </w:tcPr>
           <w:p>
             <w:pPr>
               <w:pStyle w:val="Compact"/>
             </w:pPr>
             <w:r>
-              <w:t xml:space="preserve">second layer directly above the first, zero in-plane offset</w:t>
+              <w:t>second layer directly above the first, zero in-plane offset</w:t>
             </w:r>
           </w:p>
         </w:tc>
       </w:tr>
       <w:tr>
         <w:tc>
-          <w:tcPr/>
+          <w:tcPr>
+            <w:tcW w:w="2376" w:type="dxa"/>
+          </w:tcPr>
           <w:p>
             <w:pPr>
               <w:pStyle w:val="Compact"/>
@@ -134,41 +127,42 @@
                 <w:b/>
                 <w:bCs/>
               </w:rPr>
-              <w:t xml:space="preserve">inclined</w:t>
+              <w:t>inclined</w:t>
             </w:r>
           </w:p>
         </w:tc>
         <w:tc>
-          <w:tcPr/>
+          <w:tcPr>
+            <w:tcW w:w="5544" w:type="dxa"/>
+          </w:tcPr>
           <w:p>
             <w:pPr>
               <w:pStyle w:val="Compact"/>
             </w:pPr>
             <w:r>
-              <w:t xml:space="preserve">second layer shifted laterally and lowered; the crystallographic</w:t>
-            </w:r>
-            <w:r>
-              <w:t xml:space="preserve"> </w:t>
+              <w:t xml:space="preserve">second layer shifted laterally and lowered; the crystallographic </w:t>
             </w:r>
             <w:r>
               <w:rPr>
                 <w:i/>
                 <w:iCs/>
               </w:rPr>
-              <w:t xml:space="preserve">c</w:t>
+              <w:t>c</w:t>
             </w:r>
             <w:r>
-              <w:t xml:space="preserve"> </w:t>
+              <w:t xml:space="preserve"> axis beco</w:t>
             </w:r>
             <w:r>
-              <w:t xml:space="preserve">axis becomes tilted</w:t>
+              <w:t>mes tilted</w:t>
             </w:r>
           </w:p>
         </w:tc>
       </w:tr>
       <w:tr>
         <w:tc>
-          <w:tcPr/>
+          <w:tcPr>
+            <w:tcW w:w="2376" w:type="dxa"/>
+          </w:tcPr>
           <w:p>
             <w:pPr>
               <w:pStyle w:val="Compact"/>
@@ -178,12 +172,14 @@
                 <w:b/>
                 <w:bCs/>
               </w:rPr>
-              <w:t xml:space="preserve">serrated (AA′)</w:t>
+              <w:t>serrated (AA′)</w:t>
             </w:r>
           </w:p>
         </w:tc>
         <w:tc>
-          <w:tcPr/>
+          <w:tcPr>
+            <w:tcW w:w="5544" w:type="dxa"/>
+          </w:tcPr>
           <w:p>
             <w:pPr>
               <w:pStyle w:val="Compact"/>
@@ -193,20 +189,19 @@
                 <w:i/>
                 <w:iCs/>
               </w:rPr>
-              <w:t xml:space="preserve">c</w:t>
+              <w:t>c</w:t>
             </w:r>
             <w:r>
-              <w:t xml:space="preserve"> </w:t>
-            </w:r>
-            <w:r>
-              <w:t xml:space="preserve">doubled; layers alternate between AA and AA′ positions</w:t>
+              <w:t xml:space="preserve"> doubled; layers alternate between AA and AA′ positions</w:t>
             </w:r>
           </w:p>
         </w:tc>
       </w:tr>
       <w:tr>
         <w:tc>
-          <w:tcPr/>
+          <w:tcPr>
+            <w:tcW w:w="2376" w:type="dxa"/>
+          </w:tcPr>
           <w:p>
             <w:pPr>
               <w:pStyle w:val="Compact"/>
@@ -216,12 +211,14 @@
                 <w:b/>
                 <w:bCs/>
               </w:rPr>
-              <w:t xml:space="preserve">staggered (AB)</w:t>
+              <w:t>staggered (AB)</w:t>
             </w:r>
           </w:p>
         </w:tc>
         <w:tc>
-          <w:tcPr/>
+          <w:tcPr>
+            <w:tcW w:w="5544" w:type="dxa"/>
+          </w:tcPr>
           <w:p>
             <w:pPr>
               <w:pStyle w:val="Compact"/>
@@ -231,20 +228,19 @@
                 <w:i/>
                 <w:iCs/>
               </w:rPr>
-              <w:t xml:space="preserve">c</w:t>
+              <w:t>c</w:t>
             </w:r>
             <w:r>
-              <w:t xml:space="preserve"> </w:t>
-            </w:r>
-            <w:r>
-              <w:t xml:space="preserve">doubled; second layer placed on the pore site of the layer below</w:t>
+              <w:t xml:space="preserve"> doubled; second layer placed on the pore site of the layer below</w:t>
             </w:r>
           </w:p>
         </w:tc>
       </w:tr>
       <w:tr>
         <w:tc>
-          <w:tcPr/>
+          <w:tcPr>
+            <w:tcW w:w="2376" w:type="dxa"/>
+          </w:tcPr>
           <w:p>
             <w:pPr>
               <w:pStyle w:val="Compact"/>
@@ -254,18 +250,23 @@
                 <w:b/>
                 <w:bCs/>
               </w:rPr>
-              <w:t xml:space="preserve">rotated</w:t>
+              <w:t>rotated</w:t>
             </w:r>
           </w:p>
         </w:tc>
         <w:tc>
-          <w:tcPr/>
+          <w:tcPr>
+            <w:tcW w:w="5544" w:type="dxa"/>
+          </w:tcPr>
           <w:p>
             <w:pPr>
               <w:pStyle w:val="Compact"/>
             </w:pPr>
             <w:r>
-              <w:t xml:space="preserve">second layer generated by a symmetry operation (transpose by default, 60°–300° rotations and mirrors also offered), not by a translation</w:t>
+              <w:t>second layer generated by a symmetry operation (transpose by default, 60°–300° r</w:t>
+            </w:r>
+            <w:r>
+              <w:t>otations and mirrors also offered), not by a translation</w:t>
             </w:r>
           </w:p>
         </w:tc>
@@ -273,10 +274,10 @@
     </w:tbl>
     <w:p>
       <w:pPr>
-        <w:pStyle w:val="BodyText"/>
-      </w:pPr>
-      <w:r>
-        <w:t xml:space="preserve">Key properties:</w:t>
+        <w:pStyle w:val="a0"/>
+      </w:pPr>
+      <w:r>
+        <w:t>Key properties:</w:t>
       </w:r>
     </w:p>
     <w:p>
@@ -284,7 +285,7 @@
         <w:pStyle w:val="Compact"/>
         <w:numPr>
           <w:ilvl w:val="0"/>
-          <w:numId w:val="1001"/>
+          <w:numId w:val="2"/>
         </w:numPr>
       </w:pPr>
       <w:r>
@@ -292,25 +293,10 @@
           <w:b/>
           <w:bCs/>
         </w:rPr>
-        <w:t xml:space="preserve">CIF in, CIF out.</w:t>
-      </w:r>
-      <w:r>
-        <w:t xml:space="preserve"> </w:t>
-      </w:r>
-      <w:r>
-        <w:t xml:space="preserve">Input is a P1 CIF of a single layer; every output is</w:t>
-      </w:r>
-      <w:r>
-        <w:t xml:space="preserve"> </w:t>
-      </w:r>
-      <w:r>
-        <w:t xml:space="preserve">written as a standard P1 CIF that opens directly in common crystallographic</w:t>
-      </w:r>
-      <w:r>
-        <w:t xml:space="preserve"> </w:t>
-      </w:r>
-      <w:r>
-        <w:t xml:space="preserve">viewers.</w:t>
+        <w:t>CIF in, CIF out.</w:t>
+      </w:r>
+      <w:r>
+        <w:t xml:space="preserve"> Input is a P1 CIF of a single layer; every output is written as a standard P1 CIF that opens directly in common crystallographic viewers.</w:t>
       </w:r>
     </w:p>
     <w:p>
@@ -318,7 +304,7 @@
         <w:pStyle w:val="Compact"/>
         <w:numPr>
           <w:ilvl w:val="0"/>
-          <w:numId w:val="1001"/>
+          <w:numId w:val="2"/>
         </w:numPr>
       </w:pPr>
       <w:r>
@@ -326,70 +312,43 @@
           <w:b/>
           <w:bCs/>
         </w:rPr>
-        <w:t xml:space="preserve">Automatic offset selection.</w:t>
-      </w:r>
-      <w:r>
-        <w:t xml:space="preserve"> </w:t>
-      </w:r>
-      <w:r>
-        <w:t xml:space="preserve">For hexagonal and square lattices the</w:t>
-      </w:r>
-      <w:r>
-        <w:t xml:space="preserve"> </w:t>
-      </w:r>
-      <w:r>
-        <w:t xml:space="preserve">staggered mode places the upper layer on the pore centre of the lower one;</w:t>
-      </w:r>
-      <w:r>
-        <w:t xml:space="preserve"> </w:t>
-      </w:r>
-      <w:r>
-        <w:t xml:space="preserve">the serrated mode applies the AA′ glide known from the reference</w:t>
-      </w:r>
-      <w:r>
-        <w:t xml:space="preserve"> </w:t>
-      </w:r>
-      <w:r>
-        <w:t xml:space="preserve">systems. Every generated offset reports its provenance</w:t>
-      </w:r>
-      <w:r>
-        <w:t xml:space="preserve"> </w:t>
-      </w:r>
-      <w:r>
-        <w:t xml:space="preserve">(</w:t>
-      </w:r>
-      <w:r>
-        <w:rPr>
-          <w:rStyle w:val="VerbatimChar"/>
-        </w:rPr>
-        <w:t xml:space="preserve">matched reference</w:t>
-      </w:r>
-      <w:r>
-        <w:t xml:space="preserve">,</w:t>
-      </w:r>
-      <w:r>
-        <w:t xml:space="preserve"> </w:t>
-      </w:r>
-      <w:r>
-        <w:rPr>
-          <w:rStyle w:val="VerbatimChar"/>
-        </w:rPr>
-        <w:t xml:space="preserve">rule</w:t>
-      </w:r>
-      <w:r>
-        <w:t xml:space="preserve">,</w:t>
-      </w:r>
-      <w:r>
-        <w:t xml:space="preserve"> </w:t>
-      </w:r>
-      <w:r>
-        <w:rPr>
-          <w:rStyle w:val="VerbatimChar"/>
-        </w:rPr>
-        <w:t xml:space="preserve">manual</w:t>
-      </w:r>
-      <w:r>
-        <w:t xml:space="preserve">, …).</w:t>
+        <w:t>Automatic offset selection.</w:t>
+      </w:r>
+      <w:r>
+        <w:t xml:space="preserve"> For hexagonal and square lattices the staggered mode places the upper layer on the pore centre of the lower one; the serrated mode applies the AA′ glide known from the reference systems. Every generated offset reports its provenance (</w:t>
+      </w:r>
+      <w:r>
+        <w:rPr>
+          <w:rStyle w:val="VerbatimChar"/>
+        </w:rPr>
+        <w:t>matched reference</w:t>
+      </w:r>
+      <w:r>
+        <w:t xml:space="preserve">, </w:t>
+      </w:r>
+      <w:r>
+        <w:rPr>
+          <w:rStyle w:val="VerbatimChar"/>
+        </w:rPr>
+        <w:t>ru</w:t>
+      </w:r>
+      <w:r>
+        <w:rPr>
+          <w:rStyle w:val="VerbatimChar"/>
+        </w:rPr>
+        <w:t>le</w:t>
+      </w:r>
+      <w:r>
+        <w:t xml:space="preserve">, </w:t>
+      </w:r>
+      <w:r>
+        <w:rPr>
+          <w:rStyle w:val="VerbatimChar"/>
+        </w:rPr>
+        <w:t>manual</w:t>
+      </w:r>
+      <w:r>
+        <w:t>, …).</w:t>
       </w:r>
     </w:p>
     <w:p>
@@ -397,7 +356,7 @@
         <w:pStyle w:val="Compact"/>
         <w:numPr>
           <w:ilvl w:val="0"/>
-          <w:numId w:val="1001"/>
+          <w:numId w:val="2"/>
         </w:numPr>
       </w:pPr>
       <w:r>
@@ -405,41 +364,20 @@
           <w:b/>
           <w:bCs/>
         </w:rPr>
-        <w:t xml:space="preserve">Manual override.</w:t>
-      </w:r>
-      <w:r>
-        <w:t xml:space="preserve"> </w:t>
-      </w:r>
-      <w:r>
-        <w:t xml:space="preserve">Fractional or Cartesian offsets can be entered by hand;</w:t>
-      </w:r>
-      <w:r>
-        <w:t xml:space="preserve"> </w:t>
-      </w:r>
-      <w:r>
-        <w:t xml:space="preserve">the inclined mode then derives the tilted</w:t>
-      </w:r>
-      <w:r>
-        <w:t xml:space="preserve"> </w:t>
+        <w:t>Manual override.</w:t>
+      </w:r>
+      <w:r>
+        <w:t xml:space="preserve"> Fractional or Cartesian offsets can be entered by hand; the inclined mode then derives the tilted </w:t>
       </w:r>
       <w:r>
         <w:rPr>
           <w:i/>
           <w:iCs/>
         </w:rPr>
-        <w:t xml:space="preserve">c</w:t>
-      </w:r>
-      <w:r>
-        <w:t xml:space="preserve"> </w:t>
-      </w:r>
-      <w:r>
-        <w:t xml:space="preserve">axis and the tilt angle from</w:t>
-      </w:r>
-      <w:r>
-        <w:t xml:space="preserve"> </w:t>
-      </w:r>
-      <w:r>
-        <w:t xml:space="preserve">the given projection.</w:t>
+        <w:t>c</w:t>
+      </w:r>
+      <w:r>
+        <w:t xml:space="preserve"> axis and the tilt angle from the given projection.</w:t>
       </w:r>
     </w:p>
     <w:p>
@@ -447,7 +385,7 @@
         <w:pStyle w:val="Compact"/>
         <w:numPr>
           <w:ilvl w:val="0"/>
-          <w:numId w:val="1001"/>
+          <w:numId w:val="2"/>
         </w:numPr>
       </w:pPr>
       <w:r>
@@ -455,25 +393,13 @@
           <w:b/>
           <w:bCs/>
         </w:rPr>
-        <w:t xml:space="preserve">Batch processing.</w:t>
-      </w:r>
-      <w:r>
-        <w:t xml:space="preserve"> </w:t>
-      </w:r>
-      <w:r>
-        <w:t xml:space="preserve">Several CIF files can be uploaded at once; all of</w:t>
-      </w:r>
-      <w:r>
-        <w:t xml:space="preserve"> </w:t>
-      </w:r>
-      <w:r>
-        <w:t xml:space="preserve">them are processed with the same parameters and the results are bundled</w:t>
-      </w:r>
-      <w:r>
-        <w:t xml:space="preserve"> </w:t>
-      </w:r>
-      <w:r>
-        <w:t xml:space="preserve">into one ZIP, organised in one folder per input file.</w:t>
+        <w:t>Batch processing.</w:t>
+      </w:r>
+      <w:r>
+        <w:t xml:space="preserve"> Several CIF files can be uploaded at once; all of them</w:t>
+      </w:r>
+      <w:r>
+        <w:t xml:space="preserve"> are processed with the same parameters and the results are bundled into one ZIP, organised in one folder per input file.</w:t>
       </w:r>
     </w:p>
     <w:p>
@@ -481,7 +407,7 @@
         <w:pStyle w:val="Compact"/>
         <w:numPr>
           <w:ilvl w:val="0"/>
-          <w:numId w:val="1001"/>
+          <w:numId w:val="2"/>
         </w:numPr>
       </w:pPr>
       <w:r>
@@ -489,50 +415,32 @@
           <w:b/>
           <w:bCs/>
         </w:rPr>
-        <w:t xml:space="preserve">Monolayer extraction.</w:t>
-      </w:r>
-      <w:r>
-        <w:t xml:space="preserve"> </w:t>
-      </w:r>
-      <w:r>
-        <w:t xml:space="preserve">A multilayer input can additionally be exported</w:t>
-      </w:r>
-      <w:r>
-        <w:t xml:space="preserve"> </w:t>
-      </w:r>
-      <w:r>
-        <w:t xml:space="preserve">as its first sheet alone (</w:t>
-      </w:r>
-      <w:r>
-        <w:rPr>
-          <w:rStyle w:val="VerbatimChar"/>
-        </w:rPr>
-        <w:t xml:space="preserve">monolayer.cif</w:t>
-      </w:r>
-      <w:r>
-        <w:t xml:space="preserve">), with the</w:t>
-      </w:r>
-      <w:r>
-        <w:t xml:space="preserve"> </w:t>
+        <w:t>Monolayer extraction.</w:t>
+      </w:r>
+      <w:r>
+        <w:t xml:space="preserve"> A multilayer input can additionally be exported as its first sheet alone (</w:t>
+      </w:r>
+      <w:r>
+        <w:rPr>
+          <w:rStyle w:val="VerbatimChar"/>
+        </w:rPr>
+        <w:t>monolayer.cif</w:t>
+      </w:r>
+      <w:r>
+        <w:t xml:space="preserve">), with the </w:t>
       </w:r>
       <w:r>
         <w:rPr>
           <w:i/>
           <w:iCs/>
         </w:rPr>
-        <w:t xml:space="preserve">c</w:t>
-      </w:r>
-      <w:r>
-        <w:t xml:space="preserve"> </w:t>
-      </w:r>
-      <w:r>
-        <w:t xml:space="preserve">axis reset to a</w:t>
-      </w:r>
-      <w:r>
-        <w:t xml:space="preserve"> </w:t>
-      </w:r>
-      <w:r>
-        <w:t xml:space="preserve">single layer, ready to be stacked again.</w:t>
+        <w:t>c</w:t>
+      </w:r>
+      <w:r>
+        <w:t xml:space="preserve"> axis reset </w:t>
+      </w:r>
+      <w:r>
+        <w:t>to a single layer, ready to be stacked again.</w:t>
       </w:r>
     </w:p>
     <w:p>
@@ -540,7 +448,7 @@
         <w:pStyle w:val="Compact"/>
         <w:numPr>
           <w:ilvl w:val="0"/>
-          <w:numId w:val="1001"/>
+          <w:numId w:val="2"/>
         </w:numPr>
       </w:pPr>
       <w:r>
@@ -548,62 +456,36 @@
           <w:b/>
           <w:bCs/>
         </w:rPr>
-        <w:t xml:space="preserve">Symmetry transparency.</w:t>
-      </w:r>
-      <w:r>
-        <w:t xml:space="preserve"> </w:t>
-      </w:r>
-      <w:r>
-        <w:t xml:space="preserve">Symmetry operations listed in a CIF are expanded</w:t>
-      </w:r>
-      <w:r>
-        <w:t xml:space="preserve"> </w:t>
-      </w:r>
-      <w:r>
-        <w:t xml:space="preserve">automatically and the expansion is reported (</w:t>
-      </w:r>
-      <w:r>
-        <w:rPr>
-          <w:rStyle w:val="VerbatimChar"/>
-        </w:rPr>
-        <w:t xml:space="preserve">42 sites x 8 operations -&gt;   336 atoms</w:t>
-      </w:r>
-      <w:r>
-        <w:t xml:space="preserve">). A file that</w:t>
-      </w:r>
-      <w:r>
-        <w:t xml:space="preserve"> </w:t>
+        <w:t>Symmetry transparency.</w:t>
+      </w:r>
+      <w:r>
+        <w:t xml:space="preserve"> Symmetry operations listed in a CIF are expanded automatically and the expansion is reported (</w:t>
+      </w:r>
+      <w:r>
+        <w:rPr>
+          <w:rStyle w:val="VerbatimChar"/>
+        </w:rPr>
+        <w:t>42 sites x 8 operations -&gt;   336 atoms</w:t>
+      </w:r>
+      <w:r>
+        <w:t xml:space="preserve">). A file that </w:t>
       </w:r>
       <w:r>
         <w:rPr>
           <w:i/>
           <w:iCs/>
         </w:rPr>
-        <w:t xml:space="preserve">declares</w:t>
-      </w:r>
-      <w:r>
-        <w:t xml:space="preserve"> </w:t>
-      </w:r>
-      <w:r>
-        <w:t xml:space="preserve">a space group but lists no operations</w:t>
-      </w:r>
-      <w:r>
-        <w:t xml:space="preserve"> </w:t>
-      </w:r>
-      <w:r>
-        <w:t xml:space="preserve">is rejected with an explanation instead of being silently read as its</w:t>
-      </w:r>
-      <w:r>
-        <w:t xml:space="preserve"> </w:t>
-      </w:r>
-      <w:r>
-        <w:t xml:space="preserve">asymmetric unit; 1D chains and molecular (non-layered) inputs are rejected</w:t>
-      </w:r>
-      <w:r>
-        <w:t xml:space="preserve"> </w:t>
-      </w:r>
-      <w:r>
-        <w:t xml:space="preserve">with a clear message as well.</w:t>
+        <w:t>declares</w:t>
+      </w:r>
+      <w:r>
+        <w:t xml:space="preserve"> a space group but lists no oper</w:t>
+      </w:r>
+      <w:r>
+        <w:t xml:space="preserve">ations is rejected with an explanation instead of being silently read as its asymmetric unit; 1D </w:t>
+      </w:r>
+      <w:r>
+        <w:lastRenderedPageBreak/>
+        <w:t>chains and molecular (non-layered) inputs are rejected with a clear message as well.</w:t>
       </w:r>
     </w:p>
     <w:p>
@@ -611,7 +493,7 @@
         <w:pStyle w:val="Compact"/>
         <w:numPr>
           <w:ilvl w:val="0"/>
-          <w:numId w:val="1001"/>
+          <w:numId w:val="2"/>
         </w:numPr>
       </w:pPr>
       <w:r>
@@ -619,64 +501,25 @@
           <w:b/>
           <w:bCs/>
         </w:rPr>
-        <w:t xml:space="preserve">Rotated mode is validated, never silent.</w:t>
-      </w:r>
-      <w:r>
-        <w:t xml:space="preserve"> </w:t>
-      </w:r>
-      <w:r>
-        <w:t xml:space="preserve">Before a rotation / mirror</w:t>
-      </w:r>
-      <w:r>
-        <w:t xml:space="preserve"> </w:t>
-      </w:r>
-      <w:r>
-        <w:t xml:space="preserve">stacking is built, the operation is checked against the layer (a PBC</w:t>
-      </w:r>
-      <w:r>
-        <w:t xml:space="preserve"> </w:t>
-      </w:r>
-      <w:r>
-        <w:t xml:space="preserve">residual test) and applied about the nearest symmetry axis — the axes of a</w:t>
-      </w:r>
-      <w:r>
-        <w:t xml:space="preserve"> </w:t>
-      </w:r>
-      <w:r>
-        <w:t xml:space="preserve">2D net need not sit at the origin. An operation that is no symmetry</w:t>
-      </w:r>
-      <w:r>
-        <w:t xml:space="preserve"> </w:t>
-      </w:r>
-      <w:r>
-        <w:t xml:space="preserve">operation of the layer at all produces a loud warning and an</w:t>
-      </w:r>
-      <w:r>
-        <w:t xml:space="preserve"> </w:t>
-      </w:r>
-      <w:r>
-        <w:rPr>
-          <w:rStyle w:val="VerbatimChar"/>
-        </w:rPr>
-        <w:t xml:space="preserve">unvalidated</w:t>
-      </w:r>
-      <w:r>
-        <w:t xml:space="preserve"> </w:t>
-      </w:r>
-      <w:r>
-        <w:t xml:space="preserve">provenance flag. A staggered offset that maps atoms exactly</w:t>
-      </w:r>
-      <w:r>
-        <w:t xml:space="preserve"> </w:t>
-      </w:r>
-      <w:r>
-        <w:t xml:space="preserve">onto atoms (node-on-node, typical of non-primitive cells) is diagnosed the</w:t>
-      </w:r>
-      <w:r>
-        <w:t xml:space="preserve"> </w:t>
-      </w:r>
-      <w:r>
-        <w:t xml:space="preserve">same way.</w:t>
+        <w:t>Rotated mode is validated, never silent.</w:t>
+      </w:r>
+      <w:r>
+        <w:t xml:space="preserve"> Before a rotation / mirror stacki</w:t>
+      </w:r>
+      <w:r>
+        <w:t>ng is built, the operation is checked against the layer (a PBC residual test) and applied about the nearest symmetry axis — the axes of a 2D net need not sit at the origin. An operation that is no symmetry operation of the layer at all produces a loud warn</w:t>
+      </w:r>
+      <w:r>
+        <w:t xml:space="preserve">ing and an </w:t>
+      </w:r>
+      <w:r>
+        <w:rPr>
+          <w:rStyle w:val="VerbatimChar"/>
+        </w:rPr>
+        <w:t>unvalidated</w:t>
+      </w:r>
+      <w:r>
+        <w:t xml:space="preserve"> provenance flag. A staggered offset that maps atoms exactly onto atoms (node-on-node, typical of non-primitive cells) is diagnosed the same way.</w:t>
       </w:r>
     </w:p>
     <w:p>
@@ -684,7 +527,7 @@
         <w:pStyle w:val="Compact"/>
         <w:numPr>
           <w:ilvl w:val="0"/>
-          <w:numId w:val="1001"/>
+          <w:numId w:val="2"/>
         </w:numPr>
       </w:pPr>
       <w:r>
@@ -692,59 +535,211 @@
           <w:b/>
           <w:bCs/>
         </w:rPr>
-        <w:t xml:space="preserve">Validated.</w:t>
-      </w:r>
-      <w:r>
+        <w:t>Validated.</w:t>
+      </w:r>
+      <w:r>
+        <w:t xml:space="preserve"> Offsets and cell parameters reproduce DFT-relaxed reference structures collec</w:t>
+      </w:r>
+      <w:r>
+        <w:t xml:space="preserve">ted in </w:t>
+      </w:r>
+      <w:r>
+        <w:rPr>
+          <w:rStyle w:val="VerbatimChar"/>
+        </w:rPr>
+        <w:t>reference/</w:t>
+      </w:r>
+      <w:r>
+        <w:t xml:space="preserve"> (see below); the regression suite checks them numerically.</w:t>
+      </w:r>
+    </w:p>
+    <w:p>
+      <w:pPr>
+        <w:pStyle w:val="2"/>
+      </w:pPr>
+      <w:bookmarkStart w:id="2" w:name="quick-start"/>
+      <w:bookmarkEnd w:id="1"/>
+      <w:r>
+        <w:t>Quick start</w:t>
+      </w:r>
+    </w:p>
+    <w:p>
+      <w:pPr>
+        <w:pStyle w:val="3"/>
+      </w:pPr>
+      <w:bookmarkStart w:id="3" w:name="windows-single-file-exe-no-python-needed"/>
+      <w:r>
+        <w:t>Windows — single-file exe (no Python needed)</w:t>
+      </w:r>
+    </w:p>
+    <w:p>
+      <w:pPr>
+        <w:pStyle w:val="FirstParagraph"/>
+      </w:pPr>
+      <w:r>
+        <w:t xml:space="preserve">Grab </w:t>
+      </w:r>
+      <w:r>
+        <w:rPr>
+          <w:rStyle w:val="VerbatimChar"/>
+        </w:rPr>
+        <w:t>CrystalStack.exe</w:t>
+      </w:r>
+      <w:r>
+        <w:t xml:space="preserve"> from the repository root, copy it anywhere, and double-click it. It bundles Python, Flask, NumPy and</w:t>
+      </w:r>
+      <w:r>
+        <w:t xml:space="preserve"> SciPy, so the target machine needs nothing installed. The browser opens automatically and generated structures appear in an </w:t>
+      </w:r>
+      <w:r>
+        <w:rPr>
+          <w:rStyle w:val="VerbatimChar"/>
+        </w:rPr>
+        <w:t>outputs/</w:t>
+      </w:r>
+      <w:r>
+        <w:t xml:space="preserve"> folder next to the exe.</w:t>
+      </w:r>
+    </w:p>
+    <w:p>
+      <w:pPr>
+        <w:pStyle w:val="3"/>
+      </w:pPr>
+      <w:bookmarkStart w:id="4" w:name="windows-from-source-one-click"/>
+      <w:bookmarkEnd w:id="3"/>
+      <w:r>
+        <w:t>Windows — from source (one-click)</w:t>
+      </w:r>
+    </w:p>
+    <w:p>
+      <w:pPr>
+        <w:pStyle w:val="FirstParagraph"/>
+      </w:pPr>
+      <w:r>
+        <w:t xml:space="preserve">Double-click </w:t>
+      </w:r>
+      <w:r>
+        <w:rPr>
+          <w:rStyle w:val="VerbatimChar"/>
+        </w:rPr>
+        <w:t>run_webapp.bat</w:t>
+      </w:r>
+      <w:r>
+        <w:t xml:space="preserve"> inside </w:t>
+      </w:r>
+      <w:r>
+        <w:rPr>
+          <w:rStyle w:val="VerbatimChar"/>
+        </w:rPr>
+        <w:t>crystalstack/</w:t>
+      </w:r>
+      <w:r>
+        <w:t xml:space="preserve">. It detects a suitable Python (3.10+), creates a local </w:t>
+      </w:r>
+      <w:r>
+        <w:rPr>
+          <w:rStyle w:val="VerbatimChar"/>
+        </w:rPr>
+        <w:t>.venv</w:t>
+      </w:r>
+      <w:r>
+        <w:t>, installs the dependencies and starts the server; the browser opens automatically.</w:t>
+      </w:r>
+    </w:p>
+    <w:p>
+      <w:pPr>
+        <w:pStyle w:val="3"/>
+      </w:pPr>
+      <w:bookmarkStart w:id="5" w:name="any-platform"/>
+      <w:bookmarkEnd w:id="4"/>
+      <w:r>
+        <w:t>Any platform</w:t>
+      </w:r>
+    </w:p>
+    <w:p>
+      <w:pPr>
+        <w:pStyle w:val="SourceCode"/>
+      </w:pPr>
+      <w:r>
+        <w:rPr>
+          <w:rStyle w:val="ExtensionTok"/>
+        </w:rPr>
+        <w:t>python</w:t>
+      </w:r>
+      <w:r>
+        <w:rPr>
+          <w:rStyle w:val="NormalTok"/>
+        </w:rPr>
         <w:t xml:space="preserve"> </w:t>
       </w:r>
       <w:r>
-        <w:t xml:space="preserve">Offsets and cell parameters reproduce DFT-relaxed reference</w:t>
-      </w:r>
-      <w:r>
-        <w:t xml:space="preserve"> </w:t>
-      </w:r>
-      <w:r>
-        <w:t xml:space="preserve">structures collected in</w:t>
-      </w:r>
-      <w:r>
-        <w:t xml:space="preserve"> </w:t>
-      </w:r>
-      <w:r>
-        <w:rPr>
-          <w:rStyle w:val="VerbatimChar"/>
-        </w:rPr>
-        <w:t xml:space="preserve">reference/</w:t>
-      </w:r>
-      <w:r>
-        <w:t xml:space="preserve"> </w:t>
-      </w:r>
-      <w:r>
-        <w:t xml:space="preserve">(see below); the regression suite</w:t>
-      </w:r>
-      <w:r>
-        <w:t xml:space="preserve"> </w:t>
-      </w:r>
-      <w:r>
-        <w:t xml:space="preserve">checks them numerically.</w:t>
-      </w:r>
-    </w:p>
-    <w:bookmarkEnd w:id="20"/>
-    <w:bookmarkStart w:id="25" w:name="quick-start"/>
-    <w:p>
-      <w:pPr>
-        <w:pStyle w:val="Heading2"/>
-      </w:pPr>
-      <w:r>
-        <w:t xml:space="preserve">Quick start</w:t>
-      </w:r>
-    </w:p>
-    <w:bookmarkStart w:id="21" w:name="windows-single-file-exe-no-python-needed"/>
-    <w:p>
-      <w:pPr>
-        <w:pStyle w:val="Heading3"/>
-      </w:pPr>
-      <w:r>
-        <w:t xml:space="preserve">Windows — single-file exe (no Python needed)</w:t>
+        <w:rPr>
+          <w:rStyle w:val="AttributeTok"/>
+        </w:rPr>
+        <w:t>-m</w:t>
+      </w:r>
+      <w:r>
+        <w:rPr>
+          <w:rStyle w:val="NormalTok"/>
+        </w:rPr>
+        <w:t xml:space="preserve"> venv .venv</w:t>
+      </w:r>
+      <w:r>
+        <w:br/>
+      </w:r>
+      <w:r>
+        <w:rPr>
+          <w:rStyle w:val="CommentTok"/>
+        </w:rPr>
+        <w:t># activate the virtual environment, then:</w:t>
+      </w:r>
+      <w:r>
+        <w:br/>
+      </w:r>
+      <w:r>
+        <w:rPr>
+          <w:rStyle w:val="ExtensionTok"/>
+        </w:rPr>
+        <w:t>pip</w:t>
+      </w:r>
+      <w:r>
+        <w:rPr>
+          <w:rStyle w:val="NormalTok"/>
+        </w:rPr>
+        <w:t xml:space="preserve"> install </w:t>
+      </w:r>
+      <w:r>
+        <w:rPr>
+          <w:rStyle w:val="AttributeTok"/>
+        </w:rPr>
+        <w:t>-r</w:t>
+      </w:r>
+      <w:r>
+        <w:rPr>
+          <w:rStyle w:val="NormalTok"/>
+        </w:rPr>
+        <w:t xml:space="preserve"> requirements.txt</w:t>
+      </w:r>
+      <w:r>
+        <w:br/>
+      </w:r>
+      <w:r>
+        <w:rPr>
+          <w:rStyle w:val="ExtensionTok"/>
+        </w:rPr>
+        <w:t>pyt</w:t>
+      </w:r>
+      <w:r>
+        <w:rPr>
+          <w:rStyle w:val="ExtensionTok"/>
+        </w:rPr>
+        <w:t>hon</w:t>
+      </w:r>
+      <w:r>
+        <w:rPr>
+          <w:rStyle w:val="NormalTok"/>
+        </w:rPr>
+        <w:t xml:space="preserve"> app.py</w:t>
       </w:r>
     </w:p>
     <w:p>
@@ -752,256 +747,29 @@
         <w:pStyle w:val="FirstParagraph"/>
       </w:pPr>
       <w:r>
-        <w:t xml:space="preserve">Grab</w:t>
-      </w:r>
-      <w:r>
-        <w:t xml:space="preserve"> </w:t>
-      </w:r>
-      <w:r>
-        <w:rPr>
-          <w:rStyle w:val="VerbatimChar"/>
-        </w:rPr>
-        <w:t xml:space="preserve">CrystalStack.exe</w:t>
-      </w:r>
-      <w:r>
-        <w:t xml:space="preserve"> </w:t>
-      </w:r>
-      <w:r>
-        <w:t xml:space="preserve">from the repository root, copy it anywhere, and</w:t>
-      </w:r>
-      <w:r>
-        <w:t xml:space="preserve"> </w:t>
-      </w:r>
-      <w:r>
-        <w:t xml:space="preserve">double-click it. It bundles Python, Flask, NumPy and SciPy, so the target</w:t>
-      </w:r>
-      <w:r>
-        <w:t xml:space="preserve"> </w:t>
-      </w:r>
-      <w:r>
-        <w:t xml:space="preserve">machine needs nothing installed. The browser opens automatically and generated</w:t>
-      </w:r>
-      <w:r>
-        <w:t xml:space="preserve"> </w:t>
-      </w:r>
-      <w:r>
-        <w:t xml:space="preserve">structures appear in an</w:t>
-      </w:r>
-      <w:r>
-        <w:t xml:space="preserve"> </w:t>
-      </w:r>
-      <w:r>
-        <w:rPr>
-          <w:rStyle w:val="VerbatimChar"/>
-        </w:rPr>
-        <w:t xml:space="preserve">outputs/</w:t>
-      </w:r>
-      <w:r>
-        <w:t xml:space="preserve"> </w:t>
-      </w:r>
-      <w:r>
-        <w:t xml:space="preserve">folder next to the exe.</w:t>
-      </w:r>
-    </w:p>
-    <w:bookmarkEnd w:id="21"/>
-    <w:bookmarkStart w:id="22" w:name="windows-from-source-one-click"/>
-    <w:p>
-      <w:pPr>
-        <w:pStyle w:val="Heading3"/>
-      </w:pPr>
-      <w:r>
-        <w:t xml:space="preserve">Windows — from source (one-click)</w:t>
-      </w:r>
-    </w:p>
-    <w:p>
-      <w:pPr>
-        <w:pStyle w:val="FirstParagraph"/>
-      </w:pPr>
-      <w:r>
-        <w:t xml:space="preserve">Double-click</w:t>
-      </w:r>
-      <w:r>
-        <w:t xml:space="preserve"> </w:t>
-      </w:r>
-      <w:r>
-        <w:rPr>
-          <w:rStyle w:val="VerbatimChar"/>
-        </w:rPr>
-        <w:t xml:space="preserve">run_webapp.bat</w:t>
-      </w:r>
-      <w:r>
-        <w:t xml:space="preserve"> </w:t>
-      </w:r>
-      <w:r>
-        <w:t xml:space="preserve">inside</w:t>
-      </w:r>
-      <w:r>
-        <w:t xml:space="preserve"> </w:t>
-      </w:r>
-      <w:r>
-        <w:rPr>
-          <w:rStyle w:val="VerbatimChar"/>
-        </w:rPr>
-        <w:t xml:space="preserve">crystalstack/</w:t>
-      </w:r>
-      <w:r>
-        <w:t xml:space="preserve">. It detects a suitable</w:t>
-      </w:r>
-      <w:r>
-        <w:t xml:space="preserve"> </w:t>
-      </w:r>
-      <w:r>
-        <w:t xml:space="preserve">Python (3.10+), creates a local</w:t>
-      </w:r>
-      <w:r>
-        <w:t xml:space="preserve"> </w:t>
-      </w:r>
-      <w:r>
-        <w:rPr>
-          <w:rStyle w:val="VerbatimChar"/>
-        </w:rPr>
-        <w:t xml:space="preserve">.venv</w:t>
-      </w:r>
-      <w:r>
-        <w:t xml:space="preserve">, installs the dependencies and starts</w:t>
-      </w:r>
-      <w:r>
-        <w:t xml:space="preserve"> </w:t>
-      </w:r>
-      <w:r>
-        <w:t xml:space="preserve">the server; the browser opens automatically.</w:t>
-      </w:r>
-    </w:p>
-    <w:bookmarkEnd w:id="22"/>
-    <w:bookmarkStart w:id="24" w:name="any-platform"/>
-    <w:p>
-      <w:pPr>
-        <w:pStyle w:val="Heading3"/>
-      </w:pPr>
-      <w:r>
-        <w:t xml:space="preserve">Any platform</w:t>
-      </w:r>
-    </w:p>
-    <w:p>
-      <w:pPr>
-        <w:pStyle w:val="SourceCode"/>
-      </w:pPr>
-      <w:r>
-        <w:rPr>
-          <w:rStyle w:val="ExtensionTok"/>
-        </w:rPr>
-        <w:t xml:space="preserve">python</w:t>
-      </w:r>
-      <w:r>
-        <w:rPr>
-          <w:rStyle w:val="NormalTok"/>
-        </w:rPr>
-        <w:t xml:space="preserve"> </w:t>
-      </w:r>
-      <w:r>
-        <w:rPr>
-          <w:rStyle w:val="AttributeTok"/>
-        </w:rPr>
-        <w:t xml:space="preserve">-m</w:t>
-      </w:r>
-      <w:r>
-        <w:rPr>
-          <w:rStyle w:val="NormalTok"/>
-        </w:rPr>
-        <w:t xml:space="preserve"> venv .venv</w:t>
-      </w:r>
-      <w:r>
-        <w:br/>
-      </w:r>
-      <w:r>
-        <w:rPr>
-          <w:rStyle w:val="CommentTok"/>
-        </w:rPr>
-        <w:t xml:space="preserve"># activate the virtual environment, then:</w:t>
-      </w:r>
-      <w:r>
-        <w:br/>
-      </w:r>
-      <w:r>
-        <w:rPr>
-          <w:rStyle w:val="ExtensionTok"/>
-        </w:rPr>
-        <w:t xml:space="preserve">pip</w:t>
-      </w:r>
-      <w:r>
-        <w:rPr>
-          <w:rStyle w:val="NormalTok"/>
-        </w:rPr>
-        <w:t xml:space="preserve"> install </w:t>
-      </w:r>
-      <w:r>
-        <w:rPr>
-          <w:rStyle w:val="AttributeTok"/>
-        </w:rPr>
-        <w:t xml:space="preserve">-r</w:t>
-      </w:r>
-      <w:r>
-        <w:rPr>
-          <w:rStyle w:val="NormalTok"/>
-        </w:rPr>
-        <w:t xml:space="preserve"> requirements.txt</w:t>
-      </w:r>
-      <w:r>
-        <w:br/>
-      </w:r>
-      <w:r>
-        <w:rPr>
-          <w:rStyle w:val="ExtensionTok"/>
-        </w:rPr>
-        <w:t xml:space="preserve">python</w:t>
-      </w:r>
-      <w:r>
-        <w:rPr>
-          <w:rStyle w:val="NormalTok"/>
-        </w:rPr>
-        <w:t xml:space="preserve"> app.py</w:t>
-      </w:r>
-    </w:p>
-    <w:p>
-      <w:pPr>
-        <w:pStyle w:val="FirstParagraph"/>
-      </w:pPr>
-      <w:r>
-        <w:t xml:space="preserve">Then open</w:t>
-      </w:r>
-      <w:r>
-        <w:t xml:space="preserve"> </w:t>
-      </w:r>
-      <w:hyperlink r:id="rId23">
+        <w:t xml:space="preserve">Then open </w:t>
+      </w:r>
+      <w:hyperlink r:id="rId5">
         <w:r>
           <w:rPr>
-            <w:rStyle w:val="Hyperlink"/>
+            <w:rStyle w:val="af"/>
           </w:rPr>
-          <w:t xml:space="preserve">http://127.0.0.1:5000</w:t>
+          <w:t>http://127.0.0.1:5000</w:t>
         </w:r>
       </w:hyperlink>
       <w:r>
-        <w:t xml:space="preserve"> </w:t>
-      </w:r>
-      <w:r>
-        <w:t xml:space="preserve">in a browser (a free port is used if 5000</w:t>
-      </w:r>
-      <w:r>
-        <w:t xml:space="preserve"> </w:t>
-      </w:r>
-      <w:r>
-        <w:t xml:space="preserve">is taken).</w:t>
-      </w:r>
-    </w:p>
-    <w:bookmarkEnd w:id="24"/>
-    <w:bookmarkEnd w:id="25"/>
-    <w:bookmarkStart w:id="26" w:name="usage"/>
-    <w:p>
-      <w:pPr>
-        <w:pStyle w:val="Heading2"/>
-      </w:pPr>
-      <w:r>
-        <w:t xml:space="preserve">Usage</w:t>
+        <w:t xml:space="preserve"> in a browser (a free port is used if 5000 is taken).</w:t>
+      </w:r>
+    </w:p>
+    <w:p>
+      <w:pPr>
+        <w:pStyle w:val="2"/>
+      </w:pPr>
+      <w:bookmarkStart w:id="6" w:name="usage"/>
+      <w:bookmarkEnd w:id="2"/>
+      <w:bookmarkEnd w:id="5"/>
+      <w:r>
+        <w:t>Usage</w:t>
       </w:r>
     </w:p>
     <w:p>
@@ -1009,7 +777,7 @@
         <w:pStyle w:val="Compact"/>
         <w:numPr>
           <w:ilvl w:val="0"/>
-          <w:numId w:val="1002"/>
+          <w:numId w:val="3"/>
         </w:numPr>
       </w:pPr>
       <w:r>
@@ -1017,25 +785,19 @@
           <w:b/>
           <w:bCs/>
         </w:rPr>
-        <w:t xml:space="preserve">Upload</w:t>
-      </w:r>
-      <w:r>
-        <w:t xml:space="preserve"> </w:t>
-      </w:r>
-      <w:r>
-        <w:t xml:space="preserve">one or more CIFs, each containing one layer (see</w:t>
-      </w:r>
-      <w:r>
-        <w:t xml:space="preserve"> </w:t>
-      </w:r>
-      <w:r>
-        <w:rPr>
-          <w:rStyle w:val="VerbatimChar"/>
-        </w:rPr>
-        <w:t xml:space="preserve">examples/</w:t>
-      </w:r>
-      <w:r>
-        <w:t xml:space="preserve">).</w:t>
+        <w:t>Upload</w:t>
+      </w:r>
+      <w:r>
+        <w:t xml:space="preserve"> one or more CIFs, each containing one layer (see </w:t>
+      </w:r>
+      <w:r>
+        <w:rPr>
+          <w:rStyle w:val="VerbatimChar"/>
+        </w:rPr>
+        <w:t>examples/</w:t>
+      </w:r>
+      <w:r>
+        <w:t>).</w:t>
       </w:r>
     </w:p>
     <w:p>
@@ -1043,7 +805,7 @@
         <w:pStyle w:val="Compact"/>
         <w:numPr>
           <w:ilvl w:val="0"/>
-          <w:numId w:val="1002"/>
+          <w:numId w:val="3"/>
         </w:numPr>
       </w:pPr>
       <w:r>
@@ -1051,34 +813,22 @@
           <w:b/>
           <w:bCs/>
         </w:rPr>
-        <w:t xml:space="preserve">Choose</w:t>
-      </w:r>
-      <w:r>
-        <w:t xml:space="preserve"> </w:t>
-      </w:r>
-      <w:r>
-        <w:t xml:space="preserve">the stacking modes and adjust parameters if needed</w:t>
-      </w:r>
-      <w:r>
-        <w:t xml:space="preserve"> </w:t>
-      </w:r>
-      <w:r>
-        <w:t xml:space="preserve">(layer gap, in-plane offset); for multilayer inputs an extracted</w:t>
-      </w:r>
-      <w:r>
-        <w:t xml:space="preserve"> </w:t>
-      </w:r>
-      <w:r>
-        <w:rPr>
-          <w:rStyle w:val="VerbatimChar"/>
-        </w:rPr>
-        <w:t xml:space="preserve">monolayer.cif</w:t>
-      </w:r>
-      <w:r>
-        <w:t xml:space="preserve"> </w:t>
-      </w:r>
-      <w:r>
-        <w:t xml:space="preserve">can be requested as well.</w:t>
+        <w:t>Choose</w:t>
+      </w:r>
+      <w:r>
+        <w:t xml:space="preserve"> the stacking modes and adjust paramete</w:t>
+      </w:r>
+      <w:r>
+        <w:t xml:space="preserve">rs if needed (layer gap, in-plane offset); for multilayer inputs an extracted </w:t>
+      </w:r>
+      <w:r>
+        <w:rPr>
+          <w:rStyle w:val="VerbatimChar"/>
+        </w:rPr>
+        <w:t>monolayer.cif</w:t>
+      </w:r>
+      <w:r>
+        <w:t xml:space="preserve"> can be requested as well.</w:t>
       </w:r>
     </w:p>
     <w:p>
@@ -1086,7 +836,7 @@
         <w:pStyle w:val="Compact"/>
         <w:numPr>
           <w:ilvl w:val="0"/>
-          <w:numId w:val="1002"/>
+          <w:numId w:val="3"/>
         </w:numPr>
       </w:pPr>
       <w:r>
@@ -1094,29 +844,20 @@
           <w:b/>
           <w:bCs/>
         </w:rPr>
-        <w:t xml:space="preserve">Read the summary table</w:t>
-      </w:r>
-      <w:r>
-        <w:t xml:space="preserve"> </w:t>
-      </w:r>
-      <w:r>
-        <w:t xml:space="preserve">— it is collapsed by default; click</w:t>
-      </w:r>
-      <w:r>
-        <w:t xml:space="preserve"> </w:t>
+        <w:t>Read the summary table</w:t>
+      </w:r>
+      <w:r>
+        <w:t xml:space="preserve"> — it is collapsed by default; click </w:t>
       </w:r>
       <w:r>
         <w:rPr>
           <w:i/>
           <w:iCs/>
         </w:rPr>
-        <w:t xml:space="preserve">Stacking results table</w:t>
-      </w:r>
-      <w:r>
-        <w:t xml:space="preserve"> </w:t>
-      </w:r>
-      <w:r>
-        <w:t xml:space="preserve">to expand it.</w:t>
+        <w:t>Stacking results table</w:t>
+      </w:r>
+      <w:r>
+        <w:t xml:space="preserve"> to expand it.</w:t>
       </w:r>
     </w:p>
     <w:p>
@@ -1124,7 +865,7 @@
         <w:pStyle w:val="Compact"/>
         <w:numPr>
           <w:ilvl w:val="0"/>
-          <w:numId w:val="1002"/>
+          <w:numId w:val="3"/>
         </w:numPr>
       </w:pPr>
       <w:r>
@@ -1132,64 +873,127 @@
           <w:b/>
           <w:bCs/>
         </w:rPr>
-        <w:t xml:space="preserve">Download</w:t>
+        <w:t>Download</w:t>
+      </w:r>
+      <w:r>
+        <w:t xml:space="preserve"> the generated CIF files, individu</w:t>
+      </w:r>
+      <w:r>
+        <w:t>ally or bundled as a ZIP (</w:t>
+      </w:r>
+      <w:r>
+        <w:rPr>
+          <w:rStyle w:val="VerbatimChar"/>
+        </w:rPr>
+        <w:t>Download all (ZIP)</w:t>
+      </w:r>
+      <w:r>
+        <w:t>, at the foot of the page).</w:t>
+      </w:r>
+    </w:p>
+    <w:p>
+      <w:pPr>
+        <w:pStyle w:val="2"/>
+      </w:pPr>
+      <w:bookmarkStart w:id="7" w:name="building-the-exe-yourself"/>
+      <w:bookmarkEnd w:id="6"/>
+      <w:r>
+        <w:lastRenderedPageBreak/>
+        <w:t>Building the exe yourself</w:t>
+      </w:r>
+    </w:p>
+    <w:p>
+      <w:pPr>
+        <w:pStyle w:val="SourceCode"/>
+      </w:pPr>
+      <w:r>
+        <w:rPr>
+          <w:rStyle w:val="BuiltInTok"/>
+        </w:rPr>
+        <w:t>cd</w:t>
+      </w:r>
+      <w:r>
+        <w:rPr>
+          <w:rStyle w:val="NormalTok"/>
+        </w:rPr>
+        <w:t xml:space="preserve"> crystalstack</w:t>
+      </w:r>
+      <w:r>
+        <w:br/>
+      </w:r>
+      <w:r>
+        <w:rPr>
+          <w:rStyle w:val="NormalTok"/>
+        </w:rPr>
+        <w:t>build_exe.bat</w:t>
+      </w:r>
+    </w:p>
+    <w:p>
+      <w:pPr>
+        <w:pStyle w:val="FirstParagraph"/>
+      </w:pPr>
+      <w:r>
+        <w:t xml:space="preserve">Requires Python 3.10+ on the build machine only; the produced </w:t>
+      </w:r>
+      <w:r>
+        <w:rPr>
+          <w:rStyle w:val="VerbatimChar"/>
+        </w:rPr>
+        <w:t>dist/CrystalStack.exe</w:t>
       </w:r>
       <w:r>
         <w:t xml:space="preserve"> </w:t>
       </w:r>
       <w:r>
-        <w:t xml:space="preserve">the generated CIF files, individually or bundled as a ZIP</w:t>
-      </w:r>
-      <w:r>
-        <w:t xml:space="preserve"> </w:t>
-      </w:r>
-      <w:r>
-        <w:t xml:space="preserve">(</w:t>
-      </w:r>
-      <w:r>
-        <w:rPr>
-          <w:rStyle w:val="VerbatimChar"/>
-        </w:rPr>
-        <w:t xml:space="preserve">Download all (ZIP)</w:t>
-      </w:r>
-      <w:r>
-        <w:t xml:space="preserve">, at the foot of the page).</w:t>
-      </w:r>
-    </w:p>
-    <w:bookmarkEnd w:id="26"/>
-    <w:bookmarkStart w:id="27" w:name="building-the-exe-yourself"/>
-    <w:p>
-      <w:pPr>
-        <w:pStyle w:val="Heading2"/>
-      </w:pPr>
-      <w:r>
-        <w:t xml:space="preserve">Building the exe yourself</w:t>
-      </w:r>
-    </w:p>
-    <w:p>
-      <w:pPr>
-        <w:pStyle w:val="SourceCode"/>
-      </w:pPr>
-      <w:r>
-        <w:rPr>
-          <w:rStyle w:val="BuiltInTok"/>
-        </w:rPr>
-        <w:t xml:space="preserve">cd</w:t>
-      </w:r>
-      <w:r>
-        <w:rPr>
-          <w:rStyle w:val="NormalTok"/>
-        </w:rPr>
-        <w:t xml:space="preserve"> crystalstack</w:t>
-      </w:r>
-      <w:r>
-        <w:br/>
-      </w:r>
-      <w:r>
-        <w:rPr>
-          <w:rStyle w:val="NormalTok"/>
-        </w:rPr>
-        <w:t xml:space="preserve">build_exe.bat</w:t>
+        <w:t xml:space="preserve">runs anywhere. The script creates a throwaway </w:t>
+      </w:r>
+      <w:r>
+        <w:rPr>
+          <w:rStyle w:val="VerbatimChar"/>
+        </w:rPr>
+        <w:t>build_env/</w:t>
+      </w:r>
+      <w:r>
+        <w:t xml:space="preserve"> virtual environment with the pinned versions in </w:t>
+      </w:r>
+      <w:r>
+        <w:rPr>
+          <w:rStyle w:val="VerbatimChar"/>
+        </w:rPr>
+        <w:t>requirements-build.txt</w:t>
+      </w:r>
+      <w:r>
+        <w:t xml:space="preserve">, so unrelated packages installed alongside the project cannot end up inside the exe. Use </w:t>
+      </w:r>
+      <w:r>
+        <w:rPr>
+          <w:rStyle w:val="VerbatimChar"/>
+        </w:rPr>
+        <w:t>build_exe.bat --clean</w:t>
+      </w:r>
+      <w:r>
+        <w:t xml:space="preserve"> to keep the build</w:t>
+      </w:r>
+      <w:r>
+        <w:t xml:space="preserve"> intermediates for a faster rebuild.</w:t>
+      </w:r>
+    </w:p>
+    <w:p>
+      <w:pPr>
+        <w:pStyle w:val="a0"/>
+      </w:pPr>
+      <w:r>
+        <w:t>First launch takes 10–20 seconds: a one-file exe unpacks itself to a temporary directory before starting. Some antivirus products flag PyInstaller output and need an exclusion.</w:t>
+      </w:r>
+    </w:p>
+    <w:p>
+      <w:pPr>
+        <w:pStyle w:val="2"/>
+      </w:pPr>
+      <w:bookmarkStart w:id="8" w:name="examples"/>
+      <w:bookmarkEnd w:id="7"/>
+      <w:r>
+        <w:t>Examples</w:t>
       </w:r>
     </w:p>
     <w:p>
@@ -1197,166 +1001,66 @@
         <w:pStyle w:val="FirstParagraph"/>
       </w:pPr>
       <w:r>
-        <w:t xml:space="preserve">Requires Python 3.10+ on the build machine only; the produced</w:t>
-      </w:r>
-      <w:r>
-        <w:t xml:space="preserve"> </w:t>
-      </w:r>
-      <w:r>
-        <w:rPr>
-          <w:rStyle w:val="VerbatimChar"/>
-        </w:rPr>
-        <w:t xml:space="preserve">dist/CrystalStack.exe</w:t>
-      </w:r>
-      <w:r>
-        <w:t xml:space="preserve"> </w:t>
-      </w:r>
-      <w:r>
-        <w:t xml:space="preserve">runs anywhere. The script creates a throwaway</w:t>
-      </w:r>
-      <w:r>
-        <w:t xml:space="preserve"> </w:t>
-      </w:r>
-      <w:r>
-        <w:rPr>
-          <w:rStyle w:val="VerbatimChar"/>
-        </w:rPr>
-        <w:t xml:space="preserve">build_env/</w:t>
-      </w:r>
-      <w:r>
-        <w:t xml:space="preserve"> </w:t>
-      </w:r>
-      <w:r>
-        <w:t xml:space="preserve">virtual environment with the pinned versions in</w:t>
-      </w:r>
-      <w:r>
-        <w:t xml:space="preserve"> </w:t>
-      </w:r>
-      <w:r>
-        <w:rPr>
-          <w:rStyle w:val="VerbatimChar"/>
-        </w:rPr>
-        <w:t xml:space="preserve">requirements-build.txt</w:t>
-      </w:r>
-      <w:r>
-        <w:t xml:space="preserve">, so unrelated packages installed alongside the project</w:t>
-      </w:r>
-      <w:r>
-        <w:t xml:space="preserve"> </w:t>
-      </w:r>
-      <w:r>
-        <w:t xml:space="preserve">cannot end up inside the exe. Use</w:t>
-      </w:r>
-      <w:r>
-        <w:t xml:space="preserve"> </w:t>
-      </w:r>
-      <w:r>
-        <w:rPr>
-          <w:rStyle w:val="VerbatimChar"/>
-        </w:rPr>
-        <w:t xml:space="preserve">build_exe.bat --clean</w:t>
-      </w:r>
-      <w:r>
-        <w:t xml:space="preserve"> </w:t>
-      </w:r>
-      <w:r>
-        <w:t xml:space="preserve">to keep the build</w:t>
-      </w:r>
-      <w:r>
-        <w:t xml:space="preserve"> </w:t>
-      </w:r>
-      <w:r>
-        <w:t xml:space="preserve">intermediates for a faster rebuild.</w:t>
-      </w:r>
-    </w:p>
-    <w:p>
-      <w:pPr>
-        <w:pStyle w:val="BodyText"/>
-      </w:pPr>
-      <w:r>
-        <w:t xml:space="preserve">First launch takes 10–20 seconds: a one-file exe unpacks itself to a temporary</w:t>
-      </w:r>
-      <w:r>
-        <w:t xml:space="preserve"> </w:t>
-      </w:r>
-      <w:r>
-        <w:t xml:space="preserve">directory before starting. Some antivirus products flag PyInstaller output and</w:t>
-      </w:r>
-      <w:r>
-        <w:t xml:space="preserve"> </w:t>
-      </w:r>
-      <w:r>
-        <w:t xml:space="preserve">need an exclusion.</w:t>
-      </w:r>
-    </w:p>
-    <w:bookmarkEnd w:id="27"/>
-    <w:bookmarkStart w:id="28" w:name="examples"/>
-    <w:p>
-      <w:pPr>
-        <w:pStyle w:val="Heading2"/>
-      </w:pPr>
-      <w:r>
-        <w:t xml:space="preserve">Examples</w:t>
-      </w:r>
-    </w:p>
-    <w:p>
-      <w:pPr>
-        <w:pStyle w:val="FirstParagraph"/>
-      </w:pPr>
-      <w:r>
-        <w:rPr>
-          <w:rStyle w:val="VerbatimChar"/>
-        </w:rPr>
-        <w:t xml:space="preserve">examples/</w:t>
-      </w:r>
-      <w:r>
-        <w:t xml:space="preserve"> </w:t>
-      </w:r>
-      <w:r>
-        <w:t xml:space="preserve">ships with ready-to-run inputs:</w:t>
+        <w:rPr>
+          <w:rStyle w:val="VerbatimChar"/>
+        </w:rPr>
+        <w:t>examples/</w:t>
+      </w:r>
+      <w:r>
+        <w:t xml:space="preserve"> ships with ready-to-run</w:t>
+      </w:r>
+      <w:r>
+        <w:t xml:space="preserve"> inputs:</w:t>
       </w:r>
     </w:p>
     <w:tbl>
       <w:tblPr>
         <w:tblStyle w:val="Table"/>
-        <w:tblW w:type="pct" w:w="5000"/>
+        <w:tblW w:w="5000" w:type="pct"/>
         <w:tblLayout w:type="fixed"/>
-        <w:tblLook w:firstRow="1" w:lastRow="0" w:firstColumn="0" w:lastColumn="0" w:noHBand="0" w:noVBand="0" w:val="0020"/>
+        <w:tblLook w:val="0020" w:firstRow="1" w:lastRow="0" w:firstColumn="0" w:lastColumn="0" w:noHBand="0" w:noVBand="0"/>
       </w:tblPr>
       <w:tblGrid>
-        <w:gridCol w:w="3168"/>
-        <w:gridCol w:w="4752"/>
+        <w:gridCol w:w="3542"/>
+        <w:gridCol w:w="5314"/>
       </w:tblGrid>
       <w:tr>
         <w:trPr>
-          <w:tblHeader w:val="on"/>
+          <w:cnfStyle w:val="100000000000" w:firstRow="1" w:lastRow="0" w:firstColumn="0" w:lastColumn="0" w:oddVBand="0" w:evenVBand="0" w:oddHBand="0" w:evenHBand="0" w:firstRowFirstColumn="0" w:firstRowLastColumn="0" w:lastRowFirstColumn="0" w:lastRowLastColumn="0"/>
+          <w:tblHeader/>
         </w:trPr>
         <w:tc>
-          <w:tcPr/>
+          <w:tcPr>
+            <w:tcW w:w="3168" w:type="dxa"/>
+          </w:tcPr>
           <w:p>
             <w:pPr>
               <w:pStyle w:val="Compact"/>
             </w:pPr>
             <w:r>
-              <w:t xml:space="preserve">File</w:t>
+              <w:t>File</w:t>
             </w:r>
           </w:p>
         </w:tc>
         <w:tc>
-          <w:tcPr/>
+          <w:tcPr>
+            <w:tcW w:w="4752" w:type="dxa"/>
+          </w:tcPr>
           <w:p>
             <w:pPr>
               <w:pStyle w:val="Compact"/>
             </w:pPr>
             <w:r>
-              <w:t xml:space="preserve">Content</w:t>
+              <w:t>Content</w:t>
             </w:r>
           </w:p>
         </w:tc>
       </w:tr>
       <w:tr>
         <w:tc>
-          <w:tcPr/>
+          <w:tcPr>
+            <w:tcW w:w="3168" w:type="dxa"/>
+          </w:tcPr>
           <w:p>
             <w:pPr>
               <w:pStyle w:val="Compact"/>
@@ -1365,25 +1069,29 @@
               <w:rPr>
                 <w:rStyle w:val="VerbatimChar"/>
               </w:rPr>
-              <w:t xml:space="preserve">COF-1_monolayer.cif</w:t>
+              <w:t>COF-1_monolayer.cif</w:t>
             </w:r>
           </w:p>
         </w:tc>
         <w:tc>
-          <w:tcPr/>
+          <w:tcPr>
+            <w:tcW w:w="4752" w:type="dxa"/>
+          </w:tcPr>
           <w:p>
             <w:pPr>
               <w:pStyle w:val="Compact"/>
             </w:pPr>
             <w:r>
-              <w:t xml:space="preserve">COF-1 monolayer, hexagonal</w:t>
+              <w:t>COF-1 monolayer, hexagonal</w:t>
             </w:r>
           </w:p>
         </w:tc>
       </w:tr>
       <w:tr>
         <w:tc>
-          <w:tcPr/>
+          <w:tcPr>
+            <w:tcW w:w="3168" w:type="dxa"/>
+          </w:tcPr>
           <w:p>
             <w:pPr>
               <w:pStyle w:val="Compact"/>
@@ -1392,25 +1100,29 @@
               <w:rPr>
                 <w:rStyle w:val="VerbatimChar"/>
               </w:rPr>
-              <w:t xml:space="preserve">COF-5_monolayer.cif</w:t>
+              <w:t>COF-5_monolayer.cif</w:t>
             </w:r>
           </w:p>
         </w:tc>
         <w:tc>
-          <w:tcPr/>
+          <w:tcPr>
+            <w:tcW w:w="4752" w:type="dxa"/>
+          </w:tcPr>
           <w:p>
             <w:pPr>
               <w:pStyle w:val="Compact"/>
             </w:pPr>
             <w:r>
-              <w:t xml:space="preserve">COF-5 monolayer, hexagonal</w:t>
+              <w:t>COF-5 monolayer, hexagonal</w:t>
             </w:r>
           </w:p>
         </w:tc>
       </w:tr>
       <w:tr>
         <w:tc>
-          <w:tcPr/>
+          <w:tcPr>
+            <w:tcW w:w="3168" w:type="dxa"/>
+          </w:tcPr>
           <w:p>
             <w:pPr>
               <w:pStyle w:val="Compact"/>
@@ -1419,25 +1131,29 @@
               <w:rPr>
                 <w:rStyle w:val="VerbatimChar"/>
               </w:rPr>
-              <w:t xml:space="preserve">CTF-1_monolayer.cif</w:t>
+              <w:t>CTF-1_monolayer.cif</w:t>
             </w:r>
           </w:p>
         </w:tc>
         <w:tc>
-          <w:tcPr/>
+          <w:tcPr>
+            <w:tcW w:w="4752" w:type="dxa"/>
+          </w:tcPr>
           <w:p>
             <w:pPr>
               <w:pStyle w:val="Compact"/>
             </w:pPr>
             <w:r>
-              <w:t xml:space="preserve">CTF-1 monolayer, hexagonal</w:t>
+              <w:t>CTF-1 monolayer, hexagonal</w:t>
             </w:r>
           </w:p>
         </w:tc>
       </w:tr>
       <w:tr>
         <w:tc>
-          <w:tcPr/>
+          <w:tcPr>
+            <w:tcW w:w="3168" w:type="dxa"/>
+          </w:tcPr>
           <w:p>
             <w:pPr>
               <w:pStyle w:val="Compact"/>
@@ -1446,25 +1162,29 @@
               <w:rPr>
                 <w:rStyle w:val="VerbatimChar"/>
               </w:rPr>
-              <w:t xml:space="preserve">Pc-PBBA_monolayer.cif</w:t>
+              <w:t>Pc-PBBA_monolayer.cif</w:t>
             </w:r>
           </w:p>
         </w:tc>
         <w:tc>
-          <w:tcPr/>
+          <w:tcPr>
+            <w:tcW w:w="4752" w:type="dxa"/>
+          </w:tcPr>
           <w:p>
             <w:pPr>
               <w:pStyle w:val="Compact"/>
             </w:pPr>
             <w:r>
-              <w:t xml:space="preserve">Pc-PBBA monolayer, square</w:t>
+              <w:t>Pc-PBBA monolayer, square</w:t>
             </w:r>
           </w:p>
         </w:tc>
       </w:tr>
       <w:tr>
         <w:tc>
-          <w:tcPr/>
+          <w:tcPr>
+            <w:tcW w:w="3168" w:type="dxa"/>
+          </w:tcPr>
           <w:p>
             <w:pPr>
               <w:pStyle w:val="Compact"/>
@@ -1473,25 +1193,29 @@
               <w:rPr>
                 <w:rStyle w:val="VerbatimChar"/>
               </w:rPr>
-              <w:t xml:space="preserve">CuPc_monolayer.cif</w:t>
+              <w:t>CuPc_monolayer.cif</w:t>
             </w:r>
           </w:p>
         </w:tc>
         <w:tc>
-          <w:tcPr/>
+          <w:tcPr>
+            <w:tcW w:w="4752" w:type="dxa"/>
+          </w:tcPr>
           <w:p>
             <w:pPr>
               <w:pStyle w:val="Compact"/>
             </w:pPr>
             <w:r>
-              <w:t xml:space="preserve">first layer extracted from the rotated reference bilayer; run the rotated mode on it to regenerate that bilayer</w:t>
+              <w:t>first layer extracted from the rotated reference bilayer; run the rotated mode on it to regenerate that bilayer</w:t>
             </w:r>
           </w:p>
         </w:tc>
       </w:tr>
       <w:tr>
         <w:tc>
-          <w:tcPr/>
+          <w:tcPr>
+            <w:tcW w:w="3168" w:type="dxa"/>
+          </w:tcPr>
           <w:p>
             <w:pPr>
               <w:pStyle w:val="Compact"/>
@@ -1500,31 +1224,36 @@
               <w:rPr>
                 <w:rStyle w:val="VerbatimChar"/>
               </w:rPr>
-              <w:t xml:space="preserve">ettb-aa.cif</w:t>
+              <w:t>ettb-aa.cif</w:t>
             </w:r>
           </w:p>
         </w:tc>
         <w:tc>
-          <w:tcPr/>
+          <w:tcPr>
+            <w:tcW w:w="4752" w:type="dxa"/>
+          </w:tcPr>
           <w:p>
             <w:pPr>
               <w:pStyle w:val="Compact"/>
             </w:pPr>
             <w:r>
-              <w:t xml:space="preserve">reported sql framework (Cu2-paddlewheel + tetratopic linker); four-fold non-primitive cell used to demonstrate the node-on-node diagnostic</w:t>
+              <w:t>reported sql framework (Cu2-paddlewheel + tetratopic linker); four-fold non-primitive cell used to demonstrate the node-on-node dia</w:t>
+            </w:r>
+            <w:r>
+              <w:t>gnostic</w:t>
             </w:r>
           </w:p>
         </w:tc>
       </w:tr>
     </w:tbl>
-    <w:bookmarkEnd w:id="28"/>
-    <w:bookmarkStart w:id="29" w:name="reference-data"/>
-    <w:p>
-      <w:pPr>
-        <w:pStyle w:val="Heading2"/>
-      </w:pPr>
-      <w:r>
-        <w:t xml:space="preserve">Reference data</w:t>
+    <w:p>
+      <w:pPr>
+        <w:pStyle w:val="2"/>
+      </w:pPr>
+      <w:bookmarkStart w:id="9" w:name="reference-data"/>
+      <w:bookmarkEnd w:id="8"/>
+      <w:r>
+        <w:t>Reference data</w:t>
       </w:r>
     </w:p>
     <w:p>
@@ -1535,41 +1264,23 @@
         <w:rPr>
           <w:rStyle w:val="VerbatimChar"/>
         </w:rPr>
-        <w:t xml:space="preserve">reference/</w:t>
-      </w:r>
-      <w:r>
-        <w:t xml:space="preserve"> </w:t>
-      </w:r>
-      <w:r>
-        <w:t xml:space="preserve">contains the CIF files used to validate the construction rules</w:t>
-      </w:r>
-      <w:r>
-        <w:t xml:space="preserve"> </w:t>
-      </w:r>
-      <w:r>
-        <w:t xml:space="preserve">(eclipsed, inclined, serrated and staggered arrangements of COF-1, COF-5,</w:t>
-      </w:r>
-      <w:r>
-        <w:t xml:space="preserve"> </w:t>
-      </w:r>
-      <w:r>
-        <w:t xml:space="preserve">CTF-1 and Pc-PBBA, plus the rotated reference). These are the structures the</w:t>
-      </w:r>
-      <w:r>
-        <w:t xml:space="preserve"> </w:t>
-      </w:r>
-      <w:r>
-        <w:t xml:space="preserve">regression tests compare against.</w:t>
-      </w:r>
-    </w:p>
-    <w:bookmarkEnd w:id="29"/>
-    <w:bookmarkStart w:id="30" w:name="repository-layout"/>
-    <w:p>
-      <w:pPr>
-        <w:pStyle w:val="Heading2"/>
-      </w:pPr>
-      <w:r>
-        <w:t xml:space="preserve">Repository layout</w:t>
+        <w:t>reference/</w:t>
+      </w:r>
+      <w:r>
+        <w:t xml:space="preserve"> contains the CIF files used to validate the construction rules (eclipsed, inclined, serrated and staggered arrangements of COF-1, COF-5, CTF-1 and Pc-PBBA, plus the rotated reference). These are the structures the regress</w:t>
+      </w:r>
+      <w:r>
+        <w:t>ion tests compare against.</w:t>
+      </w:r>
+    </w:p>
+    <w:p>
+      <w:pPr>
+        <w:pStyle w:val="2"/>
+      </w:pPr>
+      <w:bookmarkStart w:id="10" w:name="repository-layout"/>
+      <w:bookmarkEnd w:id="9"/>
+      <w:r>
+        <w:t>Repository layout</w:t>
       </w:r>
     </w:p>
     <w:p>
@@ -1580,7 +1291,7 @@
         <w:rPr>
           <w:rStyle w:val="VerbatimChar"/>
         </w:rPr>
-        <w:t xml:space="preserve">CrystalStack/</w:t>
+        <w:t>CrystalStack/</w:t>
       </w:r>
       <w:r>
         <w:br/>
@@ -1589,7 +1300,7 @@
         <w:rPr>
           <w:rStyle w:val="VerbatimChar"/>
         </w:rPr>
-        <w:t xml:space="preserve">├── CrystalStack.exe       prebuilt single-file executable (no Python needed)</w:t>
+        <w:t>├── CrystalStack.exe       prebuilt single-file executable (no Python needed)</w:t>
       </w:r>
       <w:r>
         <w:br/>
@@ -1598,7 +1309,7 @@
         <w:rPr>
           <w:rStyle w:val="VerbatimChar"/>
         </w:rPr>
-        <w:t xml:space="preserve">├── crystalstack/          source tree</w:t>
+        <w:t>├── crystalstack/          source tree</w:t>
       </w:r>
       <w:r>
         <w:br/>
@@ -1607,7 +1318,7 @@
         <w:rPr>
           <w:rStyle w:val="VerbatimChar"/>
         </w:rPr>
-        <w:t xml:space="preserve">│   ├── app.py                 Flask application (UI, upload, run management)</w:t>
+        <w:t>│   ├── app.py                 Flask application (UI, upload, run management)</w:t>
       </w:r>
       <w:r>
         <w:br/>
@@ -1616,7 +1327,13 @@
         <w:rPr>
           <w:rStyle w:val="VerbatimChar"/>
         </w:rPr>
-        <w:t xml:space="preserve">│   ├── layer_stacking.py      core stacking engine</w:t>
+        <w:t xml:space="preserve">│ </w:t>
+      </w:r>
+      <w:r>
+        <w:rPr>
+          <w:rStyle w:val="VerbatimChar"/>
+        </w:rPr>
+        <w:t xml:space="preserve">  ├── layer_stacking.py      core stacking engine</w:t>
       </w:r>
       <w:r>
         <w:br/>
@@ -1625,7 +1342,8 @@
         <w:rPr>
           <w:rStyle w:val="VerbatimChar"/>
         </w:rPr>
-        <w:t xml:space="preserve">│   ├── stacking_rules.py      automatic offset selection and provenance</w:t>
+        <w:lastRenderedPageBreak/>
+        <w:t>│   ├── stacking_rules.py      automatic offset selection and provenance</w:t>
       </w:r>
       <w:r>
         <w:br/>
@@ -1634,7 +1352,7 @@
         <w:rPr>
           <w:rStyle w:val="VerbatimChar"/>
         </w:rPr>
-        <w:t xml:space="preserve">│   ├── cif_io.py              CIF reader/writer (P1, symmetry expansion)</w:t>
+        <w:t>│   ├── cif_io.py              CIF reader/writer (P1, symmetry expansion)</w:t>
       </w:r>
       <w:r>
         <w:br/>
@@ -1643,7 +1361,7 @@
         <w:rPr>
           <w:rStyle w:val="VerbatimChar"/>
         </w:rPr>
-        <w:t xml:space="preserve">│   ├── benchmark_scaling.py   timing benchmark</w:t>
+        <w:t>│   ├── benchmark_scaling.py   timing benchmark</w:t>
       </w:r>
       <w:r>
         <w:br/>
@@ -1652,7 +1370,13 @@
         <w:rPr>
           <w:rStyle w:val="VerbatimChar"/>
         </w:rPr>
-        <w:t xml:space="preserve">│   ├── test_layer_stacking.py regression suite (135 checks)</w:t>
+        <w:t>│   ├── tes</w:t>
+      </w:r>
+      <w:r>
+        <w:rPr>
+          <w:rStyle w:val="VerbatimChar"/>
+        </w:rPr>
+        <w:t>t_layer_stacking.py regression suite (135 checks)</w:t>
       </w:r>
       <w:r>
         <w:br/>
@@ -1661,7 +1385,7 @@
         <w:rPr>
           <w:rStyle w:val="VerbatimChar"/>
         </w:rPr>
-        <w:t xml:space="preserve">│   ├── smoke_test_web.py      end-to-end web smoke test</w:t>
+        <w:t>│   ├── smoke_test_web.py      end-to-end web smoke test</w:t>
       </w:r>
       <w:r>
         <w:br/>
@@ -1670,7 +1394,7 @@
         <w:rPr>
           <w:rStyle w:val="VerbatimChar"/>
         </w:rPr>
-        <w:t xml:space="preserve">│   ├── build_exe.py           PyInstaller build driver</w:t>
+        <w:t>│   ├── build_exe.py           PyInstaller build driver</w:t>
       </w:r>
       <w:r>
         <w:br/>
@@ -1679,7 +1403,7 @@
         <w:rPr>
           <w:rStyle w:val="VerbatimChar"/>
         </w:rPr>
-        <w:t xml:space="preserve">│   ├── build_exe.bat          one-click exe build</w:t>
+        <w:t>│   ├── build_exe.bat          one-click exe build</w:t>
       </w:r>
       <w:r>
         <w:br/>
@@ -1688,7 +1412,13 @@
         <w:rPr>
           <w:rStyle w:val="VerbatimChar"/>
         </w:rPr>
-        <w:t xml:space="preserve">│   ├── run_webapp.bat         Windows one-click launcher (from source)</w:t>
+        <w:t>│   ├── run_webapp.bat         Windows one</w:t>
+      </w:r>
+      <w:r>
+        <w:rPr>
+          <w:rStyle w:val="VerbatimChar"/>
+        </w:rPr>
+        <w:t>-click launcher (from source)</w:t>
       </w:r>
       <w:r>
         <w:br/>
@@ -1697,7 +1427,7 @@
         <w:rPr>
           <w:rStyle w:val="VerbatimChar"/>
         </w:rPr>
-        <w:t xml:space="preserve">│   ├── requirements.txt       runtime dependencies</w:t>
+        <w:t>│   ├── requirements.txt       runtime dependencies</w:t>
       </w:r>
       <w:r>
         <w:br/>
@@ -1706,7 +1436,7 @@
         <w:rPr>
           <w:rStyle w:val="VerbatimChar"/>
         </w:rPr>
-        <w:t xml:space="preserve">│   ├── requirements-build.txt pinned build-time dependencies</w:t>
+        <w:t>│   ├── requirements-build.txt pinned build-time dependencies</w:t>
       </w:r>
       <w:r>
         <w:br/>
@@ -1715,7 +1445,7 @@
         <w:rPr>
           <w:rStyle w:val="VerbatimChar"/>
         </w:rPr>
-        <w:t xml:space="preserve">│   ├── templates/  static/    web interface</w:t>
+        <w:t>│   ├── templates/  static/    web interface</w:t>
       </w:r>
       <w:r>
         <w:br/>
@@ -1724,7 +1454,7 @@
         <w:rPr>
           <w:rStyle w:val="VerbatimChar"/>
         </w:rPr>
-        <w:t xml:space="preserve">│   ├── reference/             DFT reference structures (CIF)</w:t>
+        <w:t>│   ├── reference/             DFT reference structures (CIF)</w:t>
       </w:r>
       <w:r>
         <w:br/>
@@ -1733,7 +1463,13 @@
         <w:rPr>
           <w:rStyle w:val="VerbatimChar"/>
         </w:rPr>
-        <w:t xml:space="preserve">│   └── examples/              sample monolayer inputs (CIF)</w:t>
+        <w:t>│   └</w:t>
+      </w:r>
+      <w:r>
+        <w:rPr>
+          <w:rStyle w:val="VerbatimChar"/>
+        </w:rPr>
+        <w:t>── examples/              sample monolayer inputs (CIF)</w:t>
       </w:r>
       <w:r>
         <w:br/>
@@ -1742,7 +1478,7 @@
         <w:rPr>
           <w:rStyle w:val="VerbatimChar"/>
         </w:rPr>
-        <w:t xml:space="preserve">├── crystalstack.zip      source archive of the folder above</w:t>
+        <w:t>├── crystalstack.zip      source archive of the folder above</w:t>
       </w:r>
       <w:r>
         <w:br/>
@@ -1751,7 +1487,7 @@
         <w:rPr>
           <w:rStyle w:val="VerbatimChar"/>
         </w:rPr>
-        <w:t xml:space="preserve">├── README.md  README.docx</w:t>
+        <w:t>├── README.md  README.docx</w:t>
       </w:r>
       <w:r>
         <w:br/>
@@ -1760,17 +1496,17 @@
         <w:rPr>
           <w:rStyle w:val="VerbatimChar"/>
         </w:rPr>
-        <w:t xml:space="preserve">└── LICENSE</w:t>
-      </w:r>
-    </w:p>
-    <w:bookmarkEnd w:id="30"/>
-    <w:bookmarkStart w:id="31" w:name="requirements"/>
-    <w:p>
-      <w:pPr>
-        <w:pStyle w:val="Heading2"/>
-      </w:pPr>
-      <w:r>
-        <w:t xml:space="preserve">Requirements</w:t>
+        <w:t>└── LICENSE</w:t>
+      </w:r>
+    </w:p>
+    <w:p>
+      <w:pPr>
+        <w:pStyle w:val="2"/>
+      </w:pPr>
+      <w:bookmarkStart w:id="11" w:name="requirements"/>
+      <w:bookmarkEnd w:id="10"/>
+      <w:r>
+        <w:t>Requirements</w:t>
       </w:r>
     </w:p>
     <w:p>
@@ -1778,11 +1514,11 @@
         <w:pStyle w:val="Compact"/>
         <w:numPr>
           <w:ilvl w:val="0"/>
-          <w:numId w:val="1003"/>
+          <w:numId w:val="4"/>
         </w:numPr>
       </w:pPr>
       <w:r>
-        <w:t xml:space="preserve">Python ≥ 3.10</w:t>
+        <w:t>Python ≥ 3.10</w:t>
       </w:r>
     </w:p>
     <w:p>
@@ -1790,23 +1526,20 @@
         <w:pStyle w:val="Compact"/>
         <w:numPr>
           <w:ilvl w:val="0"/>
-          <w:numId w:val="1003"/>
+          <w:numId w:val="4"/>
         </w:numPr>
       </w:pPr>
       <w:r>
-        <w:t xml:space="preserve">numpy, scipy, Flask (see</w:t>
-      </w:r>
-      <w:r>
-        <w:t xml:space="preserve"> </w:t>
-      </w:r>
-      <w:r>
-        <w:rPr>
-          <w:rStyle w:val="VerbatimChar"/>
-        </w:rPr>
-        <w:t xml:space="preserve">requirements.txt</w:t>
-      </w:r>
-      <w:r>
-        <w:t xml:space="preserve">)</w:t>
+        <w:t xml:space="preserve">numpy, scipy, Flask (see </w:t>
+      </w:r>
+      <w:r>
+        <w:rPr>
+          <w:rStyle w:val="VerbatimChar"/>
+        </w:rPr>
+        <w:t>requirements.txt</w:t>
+      </w:r>
+      <w:r>
+        <w:t>)</w:t>
       </w:r>
     </w:p>
     <w:p>
@@ -1814,7 +1547,7 @@
         <w:pStyle w:val="Compact"/>
         <w:numPr>
           <w:ilvl w:val="0"/>
-          <w:numId w:val="1003"/>
+          <w:numId w:val="4"/>
         </w:numPr>
       </w:pPr>
       <w:r>
@@ -1822,7 +1555,7 @@
           <w:i/>
           <w:iCs/>
         </w:rPr>
-        <w:t xml:space="preserve">Running</w:t>
+        <w:t>Running</w:t>
       </w:r>
       <w:r>
         <w:t xml:space="preserve"> </w:t>
@@ -1831,23 +1564,23 @@
         <w:rPr>
           <w:rStyle w:val="VerbatimChar"/>
         </w:rPr>
-        <w:t xml:space="preserve">CrystalStack.exe</w:t>
-      </w:r>
-      <w:r>
-        <w:t xml:space="preserve"> </w:t>
-      </w:r>
-      <w:r>
-        <w:t xml:space="preserve">needs neither Python nor these packages.</w:t>
-      </w:r>
-    </w:p>
-    <w:bookmarkEnd w:id="31"/>
-    <w:bookmarkStart w:id="32" w:name="tests"/>
-    <w:p>
-      <w:pPr>
-        <w:pStyle w:val="Heading2"/>
-      </w:pPr>
-      <w:r>
-        <w:t xml:space="preserve">Tests</w:t>
+        <w:t>CrystalStack.exe</w:t>
+      </w:r>
+      <w:r>
+        <w:t xml:space="preserve"> needs</w:t>
+      </w:r>
+      <w:r>
+        <w:t xml:space="preserve"> neither Python nor these packages.</w:t>
+      </w:r>
+    </w:p>
+    <w:p>
+      <w:pPr>
+        <w:pStyle w:val="2"/>
+      </w:pPr>
+      <w:bookmarkStart w:id="12" w:name="tests"/>
+      <w:bookmarkEnd w:id="11"/>
+      <w:r>
+        <w:t>Tests</w:t>
       </w:r>
     </w:p>
     <w:p>
@@ -1858,7 +1591,7 @@
         <w:rPr>
           <w:rStyle w:val="BuiltInTok"/>
         </w:rPr>
-        <w:t xml:space="preserve">cd</w:t>
+        <w:t>cd</w:t>
       </w:r>
       <w:r>
         <w:rPr>
@@ -1873,7 +1606,7 @@
         <w:rPr>
           <w:rStyle w:val="ExtensionTok"/>
         </w:rPr>
-        <w:t xml:space="preserve">python</w:t>
+        <w:t>python</w:t>
       </w:r>
       <w:r>
         <w:rPr>
@@ -1885,7 +1618,7 @@
         <w:rPr>
           <w:rStyle w:val="CommentTok"/>
         </w:rPr>
-        <w:t xml:space="preserve"># 135 checks, engine + rules + CIF I/O</w:t>
+        <w:t># 135 checks, engine + rules + CIF I/O</w:t>
       </w:r>
       <w:r>
         <w:br/>
@@ -1894,7 +1627,7 @@
         <w:rPr>
           <w:rStyle w:val="ExtensionTok"/>
         </w:rPr>
-        <w:t xml:space="preserve">python</w:t>
+        <w:t>python</w:t>
       </w:r>
       <w:r>
         <w:rPr>
@@ -1906,17 +1639,17 @@
         <w:rPr>
           <w:rStyle w:val="CommentTok"/>
         </w:rPr>
-        <w:t xml:space="preserve"># end-to-end test against the Flask test client</w:t>
-      </w:r>
-    </w:p>
-    <w:bookmarkEnd w:id="32"/>
-    <w:bookmarkStart w:id="34" w:name="license"/>
-    <w:p>
-      <w:pPr>
-        <w:pStyle w:val="Heading2"/>
-      </w:pPr>
-      <w:r>
-        <w:t xml:space="preserve">License</w:t>
+        <w:t># end-to-end test against the Flask test client</w:t>
+      </w:r>
+    </w:p>
+    <w:p>
+      <w:pPr>
+        <w:pStyle w:val="2"/>
+      </w:pPr>
+      <w:bookmarkStart w:id="13" w:name="license"/>
+      <w:bookmarkEnd w:id="12"/>
+      <w:r>
+        <w:t>License</w:t>
       </w:r>
     </w:p>
     <w:p>
@@ -1924,31 +1657,28 @@
         <w:pStyle w:val="FirstParagraph"/>
       </w:pPr>
       <w:r>
-        <w:t xml:space="preserve">MIT — see</w:t>
-      </w:r>
-      <w:r>
-        <w:t xml:space="preserve"> </w:t>
-      </w:r>
-      <w:hyperlink r:id="rId33">
+        <w:t xml:space="preserve">MIT — see </w:t>
+      </w:r>
+      <w:hyperlink r:id="rId6">
         <w:r>
           <w:rPr>
-            <w:rStyle w:val="Hyperlink"/>
+            <w:rStyle w:val="af"/>
           </w:rPr>
-          <w:t xml:space="preserve">LICENSE</w:t>
+          <w:t>LICENSE</w:t>
         </w:r>
       </w:hyperlink>
       <w:r>
-        <w:t xml:space="preserve">.</w:t>
-      </w:r>
-    </w:p>
-    <w:bookmarkEnd w:id="34"/>
-    <w:bookmarkStart w:id="35" w:name="citation"/>
-    <w:p>
-      <w:pPr>
-        <w:pStyle w:val="Heading2"/>
-      </w:pPr>
-      <w:r>
-        <w:t xml:space="preserve">Citation</w:t>
+        <w:t>.</w:t>
+      </w:r>
+    </w:p>
+    <w:p>
+      <w:pPr>
+        <w:pStyle w:val="2"/>
+      </w:pPr>
+      <w:bookmarkStart w:id="14" w:name="citation"/>
+      <w:bookmarkEnd w:id="13"/>
+      <w:r>
+        <w:t>Citation</w:t>
       </w:r>
     </w:p>
     <w:p>
@@ -1956,54 +1686,60 @@
         <w:pStyle w:val="FirstParagraph"/>
       </w:pPr>
       <w:r>
-        <w:t xml:space="preserve">A manuscript describing the methodology is in preparation; citation details</w:t>
-      </w:r>
-      <w:r>
-        <w:t xml:space="preserve"> </w:t>
-      </w:r>
-      <w:r>
-        <w:t xml:space="preserve">will be added upon publication.</w:t>
-      </w:r>
-    </w:p>
-    <w:bookmarkEnd w:id="35"/>
-    <w:bookmarkEnd w:id="36"/>
+        <w:t>A manuscript describing the methodology is in preparation; citation details will be added upon publication.</w:t>
+      </w:r>
+    </w:p>
+    <w:p>
+      <w:pPr>
+        <w:pStyle w:val="a0"/>
+      </w:pPr>
+    </w:p>
+    <w:p>
+      <w:pPr>
+        <w:pStyle w:val="a0"/>
+      </w:pPr>
+      <w:r>
+        <w:t xml:space="preserve">Ma, B.; Yan, Q.; Zhou, W.; Wu, J.; Bao, L.; Lu, X.; </w:t>
+      </w:r>
+      <w:proofErr w:type="spellStart"/>
+      <w:r>
+        <w:t>Qiu</w:t>
+      </w:r>
+      <w:proofErr w:type="spellEnd"/>
+      <w:r>
+        <w:t xml:space="preserve">, J.; Zhu, Y.; Wang, X.; </w:t>
+      </w:r>
+      <w:proofErr w:type="spellStart"/>
+      <w:r>
+        <w:t>Zhai</w:t>
+      </w:r>
+      <w:proofErr w:type="spellEnd"/>
+      <w:r>
+        <w:t>, D.; Liu, C.; Zhang, S.; Deng, W.; Lu, X. Data-Driven Synthesis of Covalent Organic Frameworks via Machine Learning with Integrated Success–Failure Data. JACS Au 2026, 6 (7), 3939–3951. https://doi.org/10.1021/jacsau.6c00493</w:t>
+      </w:r>
+      <w:bookmarkStart w:id="15" w:name="_GoBack"/>
+      <w:bookmarkEnd w:id="0"/>
+      <w:bookmarkEnd w:id="14"/>
+      <w:bookmarkEnd w:id="15"/>
+    </w:p>
     <w:sectPr>
       <w:footnotePr>
         <w:numRestart w:val="eachSect"/>
       </w:footnotePr>
+      <w:pgSz w:w="12240" w:h="15840"/>
+      <w:pgMar w:top="1440" w:right="1800" w:bottom="1440" w:left="1800" w:header="720" w:footer="720" w:gutter="0"/>
+      <w:cols w:space="720"/>
     </w:sectPr>
   </w:body>
 </w:document>
 </file>
 
-<file path=word/comments.xml><?xml version="1.0" encoding="utf-8"?>
-<w:comments xmlns:w="http://schemas.openxmlformats.org/wordprocessingml/2006/main" xmlns:m="http://schemas.openxmlformats.org/officeDocument/2006/math" xmlns:r="http://schemas.openxmlformats.org/officeDocument/2006/relationships" xmlns:o="urn:schemas-microsoft-com:office:office" xmlns:v="urn:schemas-microsoft-com:vml" xmlns:w10="urn:schemas-microsoft-com:office:word" xmlns:a="http://schemas.openxmlformats.org/drawingml/2006/main" xmlns:pic="http://schemas.openxmlformats.org/drawingml/2006/picture" xmlns:wp="http://schemas.openxmlformats.org/drawingml/2006/wordprocessingDrawing"/>
-</file>
-
-<file path=word/footnotes.xml><?xml version="1.0" encoding="utf-8"?>
-<w:footnotes xmlns:w="http://schemas.openxmlformats.org/wordprocessingml/2006/main" xmlns:m="http://schemas.openxmlformats.org/officeDocument/2006/math" xmlns:r="http://schemas.openxmlformats.org/officeDocument/2006/relationships" xmlns:o="urn:schemas-microsoft-com:office:office" xmlns:v="urn:schemas-microsoft-com:vml" xmlns:w10="urn:schemas-microsoft-com:office:word" xmlns:a="http://schemas.openxmlformats.org/drawingml/2006/main" xmlns:pic="http://schemas.openxmlformats.org/drawingml/2006/picture" xmlns:wp="http://schemas.openxmlformats.org/drawingml/2006/wordprocessingDrawing">
-  <w:footnote w:type="continuationSeparator" w:id="0">
-    <w:p>
-      <w:r>
-        <w:continuationSeparator/>
-      </w:r>
-    </w:p>
-  </w:footnote>
-  <w:footnote w:type="separator" w:id="-1">
-    <w:p>
-      <w:r>
-        <w:separator/>
-      </w:r>
-    </w:p>
-  </w:footnote>
-</w:footnotes>
-</file>
-
 <file path=word/numbering.xml><?xml version="1.0" encoding="utf-8"?>
-<w:numbering xmlns:w="http://schemas.openxmlformats.org/wordprocessingml/2006/main">
-  <w:abstractNum w:abstractNumId="990">
+<w:numbering xmlns:wpc="http://schemas.microsoft.com/office/word/2010/wordprocessingCanvas" xmlns:cx="http://schemas.microsoft.com/office/drawing/2014/chartex" xmlns:cx1="http://schemas.microsoft.com/office/drawing/2015/9/8/chartex" xmlns:cx2="http://schemas.microsoft.com/office/drawing/2015/10/21/chartex" xmlns:cx3="http://schemas.microsoft.com/office/drawing/2016/5/9/chartex" xmlns:cx4="http://schemas.microsoft.com/office/drawing/2016/5/10/chartex" xmlns:cx5="http://schemas.microsoft.com/office/drawing/2016/5/11/chartex" xmlns:cx6="http://schemas.microsoft.com/office/drawing/2016/5/12/chartex" xmlns:cx7="http://schemas.microsoft.com/office/drawing/2016/5/13/chartex" xmlns:cx8="http://schemas.microsoft.com/office/drawing/2016/5/14/chartex" xmlns:mc="http://schemas.openxmlformats.org/markup-compatibility/2006" xmlns:aink="http://schemas.microsoft.com/office/drawing/2016/ink" xmlns:am3d="http://schemas.microsoft.com/office/drawing/2017/model3d" xmlns:o="urn:schemas-microsoft-com:office:office" xmlns:r="http://schemas.openxmlformats.org/officeDocument/2006/relationships" xmlns:m="http://schemas.openxmlformats.org/officeDocument/2006/math" xmlns:v="urn:schemas-microsoft-com:vml" xmlns:wp14="http://schemas.microsoft.com/office/word/2010/wordprocessingDrawing" xmlns:wp="http://schemas.openxmlformats.org/drawingml/2006/wordprocessingDrawing" xmlns:w10="urn:schemas-microsoft-com:office:word" xmlns:w="http://schemas.openxmlformats.org/wordprocessingml/2006/main" xmlns:w14="http://schemas.microsoft.com/office/word/2010/wordml" xmlns:w15="http://schemas.microsoft.com/office/word/2012/wordml" xmlns:w16cid="http://schemas.microsoft.com/office/word/2016/wordml/cid" xmlns:w16se="http://schemas.microsoft.com/office/word/2015/wordml/symex" xmlns:wpg="http://schemas.microsoft.com/office/word/2010/wordprocessingGroup" xmlns:wpi="http://schemas.microsoft.com/office/word/2010/wordprocessingInk" xmlns:wne="http://schemas.microsoft.com/office/word/2006/wordml" xmlns:wps="http://schemas.microsoft.com/office/word/2010/wordprocessingShape" mc:Ignorable="w14 w15 w16se w16cid wp14">
+  <w:abstractNum w:abstractNumId="0" w15:restartNumberingAfterBreak="0">
     <w:nsid w:val="0000A990"/>
     <w:multiLevelType w:val="multilevel"/>
+    <w:tmpl w:val="39889CBA"/>
     <w:lvl w:ilvl="0">
       <w:numFmt w:val="bullet"/>
       <w:lvlText w:val=" "/>
@@ -2077,9 +1813,10 @@
       </w:pPr>
     </w:lvl>
   </w:abstractNum>
-  <w:abstractNum w:abstractNumId="991">
+  <w:abstractNum w:abstractNumId="1" w15:restartNumberingAfterBreak="0">
     <w:nsid w:val="0000A991"/>
     <w:multiLevelType w:val="multilevel"/>
+    <w:tmpl w:val="3AA661AC"/>
     <w:lvl w:ilvl="0">
       <w:numFmt w:val="bullet"/>
       <w:lvlText w:val=""/>
@@ -2180,9 +1917,10 @@
       </w:rPr>
     </w:lvl>
   </w:abstractNum>
-  <w:abstractNum w:abstractNumId="99411">
+  <w:abstractNum w:abstractNumId="2" w15:restartNumberingAfterBreak="0">
     <w:nsid w:val="00A99411"/>
     <w:multiLevelType w:val="multilevel"/>
+    <w:tmpl w:val="75F8212A"/>
     <w:lvl w:ilvl="0">
       <w:start w:val="1"/>
       <w:numFmt w:val="decimal"/>
@@ -2265,14 +2003,14 @@
       </w:pPr>
     </w:lvl>
   </w:abstractNum>
-  <w:num w:numId="1000">
-    <w:abstractNumId w:val="990"/>
+  <w:num w:numId="1">
+    <w:abstractNumId w:val="0"/>
   </w:num>
-  <w:num w:numId="1001">
-    <w:abstractNumId w:val="991"/>
+  <w:num w:numId="2">
+    <w:abstractNumId w:val="1"/>
   </w:num>
-  <w:num w:numId="1002">
-    <w:abstractNumId w:val="99411"/>
+  <w:num w:numId="3">
+    <w:abstractNumId w:val="2"/>
     <w:lvlOverride w:ilvl="0">
       <w:startOverride w:val="1"/>
     </w:lvlOverride>
@@ -2301,21 +2039,21 @@
       <w:startOverride w:val="1"/>
     </w:lvlOverride>
   </w:num>
-  <w:num w:numId="1003">
-    <w:abstractNumId w:val="991"/>
+  <w:num w:numId="4">
+    <w:abstractNumId w:val="1"/>
   </w:num>
 </w:numbering>
 </file>
 
 <file path=word/styles.xml><?xml version="1.0" encoding="utf-8"?>
-<w:styles xmlns:r="http://schemas.openxmlformats.org/officeDocument/2006/relationships" xmlns:w="http://schemas.openxmlformats.org/wordprocessingml/2006/main">
+<w:styles xmlns:mc="http://schemas.openxmlformats.org/markup-compatibility/2006" xmlns:r="http://schemas.openxmlformats.org/officeDocument/2006/relationships" xmlns:w="http://schemas.openxmlformats.org/wordprocessingml/2006/main" xmlns:w14="http://schemas.microsoft.com/office/word/2010/wordml" xmlns:w15="http://schemas.microsoft.com/office/word/2012/wordml" xmlns:w16cid="http://schemas.microsoft.com/office/word/2016/wordml/cid" xmlns:w16se="http://schemas.microsoft.com/office/word/2015/wordml/symex" mc:Ignorable="w14 w15 w16se w16cid">
   <w:docDefaults>
     <w:rPrDefault>
       <w:rPr>
-        <w:rFonts w:asciiTheme="minorHAnsi" w:cstheme="minorBidi" w:eastAsiaTheme="minorHAnsi" w:hAnsiTheme="minorHAnsi"/>
+        <w:rFonts w:asciiTheme="minorHAnsi" w:eastAsiaTheme="minorEastAsia" w:hAnsiTheme="minorHAnsi" w:cstheme="minorBidi"/>
         <w:sz w:val="24"/>
         <w:szCs w:val="24"/>
-        <w:lang w:bidi="ar-SA" w:eastAsia="en-US" w:val="en-US"/>
+        <w:lang w:val="en-US" w:eastAsia="en-US" w:bidi="ar-SA"/>
       </w:rPr>
     </w:rPrDefault>
     <w:pPrDefault>
@@ -2324,193 +2062,365 @@
       </w:pPr>
     </w:pPrDefault>
   </w:docDefaults>
-  <w:latentStyles w:count="276" w:defLockedState="0" w:defQFormat="0" w:defSemiHidden="0" w:defUIPriority="0" w:defUnhideWhenUsed="0"/>
-  <w:style w:default="1" w:styleId="Normal" w:type="paragraph">
+  <w:latentStyles w:defLockedState="0" w:defUIPriority="0" w:defSemiHidden="0" w:defUnhideWhenUsed="0" w:defQFormat="0" w:count="375">
+    <w:lsdException w:name="heading 6" w:semiHidden="1" w:unhideWhenUsed="1"/>
+    <w:lsdException w:name="index 3" w:semiHidden="1" w:unhideWhenUsed="1"/>
+    <w:lsdException w:name="index 4" w:semiHidden="1" w:unhideWhenUsed="1"/>
+    <w:lsdException w:name="index 5" w:semiHidden="1" w:unhideWhenUsed="1"/>
+    <w:lsdException w:name="index 6" w:semiHidden="1" w:unhideWhenUsed="1"/>
+    <w:lsdException w:name="index 7" w:semiHidden="1" w:unhideWhenUsed="1"/>
+    <w:lsdException w:name="index 8" w:semiHidden="1" w:unhideWhenUsed="1"/>
+    <w:lsdException w:name="index 9" w:semiHidden="1" w:unhideWhenUsed="1"/>
+    <w:lsdException w:name="toc 1" w:semiHidden="1" w:unhideWhenUsed="1"/>
+    <w:lsdException w:name="toc 2" w:semiHidden="1" w:unhideWhenUsed="1"/>
+    <w:lsdException w:name="toc 3" w:semiHidden="1" w:unhideWhenUsed="1"/>
+    <w:lsdException w:name="toc 4" w:semiHidden="1" w:unhideWhenUsed="1"/>
+    <w:lsdException w:name="toc 5" w:semiHidden="1" w:unhideWhenUsed="1"/>
+    <w:lsdException w:name="toc 6" w:semiHidden="1" w:unhideWhenUsed="1"/>
+    <w:lsdException w:name="toc 7" w:semiHidden="1" w:unhideWhenUsed="1"/>
+    <w:lsdException w:name="toc 8" w:semiHidden="1" w:unhideWhenUsed="1"/>
+    <w:lsdException w:name="toc 9" w:semiHidden="1" w:unhideWhenUsed="1"/>
+    <w:lsdException w:name="Normal Indent" w:semiHidden="1" w:unhideWhenUsed="1"/>
+    <w:lsdException w:name="footnote text" w:semiHidden="1" w:unhideWhenUsed="1"/>
+    <w:lsdException w:name="annotation text" w:semiHidden="1" w:unhideWhenUsed="1"/>
+    <w:lsdException w:name="header" w:semiHidden="1" w:unhideWhenUsed="1"/>
+    <w:lsdException w:name="footer" w:semiHidden="1" w:unhideWhenUsed="1"/>
+    <w:lsdException w:name="index heading" w:semiHidden="1" w:unhideWhenUsed="1"/>
+    <w:lsdException w:name="caption" w:semiHidden="1" w:unhideWhenUsed="1"/>
+    <w:lsdException w:name="table of figures" w:semiHidden="1" w:unhideWhenUsed="1"/>
+    <w:lsdException w:name="envelope address" w:semiHidden="1" w:unhideWhenUsed="1"/>
+    <w:lsdException w:name="envelope return" w:semiHidden="1" w:unhideWhenUsed="1"/>
+    <w:lsdException w:name="footnote reference" w:semiHidden="1" w:unhideWhenUsed="1"/>
+    <w:lsdException w:name="annotation reference" w:semiHidden="1" w:unhideWhenUsed="1"/>
+    <w:lsdException w:name="line number" w:semiHidden="1" w:unhideWhenUsed="1"/>
+    <w:lsdException w:name="page number" w:semiHidden="1" w:unhideWhenUsed="1"/>
+    <w:lsdException w:name="endnote reference" w:semiHidden="1" w:unhideWhenUsed="1"/>
+    <w:lsdException w:name="endnote text" w:semiHidden="1" w:unhideWhenUsed="1"/>
+    <w:lsdException w:name="table of authorities" w:semiHidden="1" w:unhideWhenUsed="1"/>
+    <w:lsdException w:name="macro" w:semiHidden="1" w:unhideWhenUsed="1"/>
+    <w:lsdException w:name="toa heading" w:semiHidden="1" w:unhideWhenUsed="1"/>
+    <w:lsdException w:name="List" w:semiHidden="1" w:unhideWhenUsed="1"/>
+    <w:lsdException w:name="List Bullet" w:semiHidden="1" w:unhideWhenUsed="1"/>
+    <w:lsdException w:name="List Number" w:semiHidden="1" w:unhideWhenUsed="1"/>
+    <w:lsdException w:name="List 2" w:semiHidden="1" w:unhideWhenUsed="1"/>
+    <w:lsdException w:name="List 3" w:semiHidden="1" w:unhideWhenUsed="1"/>
+    <w:lsdException w:name="List 4" w:semiHidden="1" w:unhideWhenUsed="1"/>
+    <w:lsdException w:name="List 5" w:semiHidden="1" w:unhideWhenUsed="1"/>
+    <w:lsdException w:name="List Bullet 3" w:semiHidden="1" w:unhideWhenUsed="1"/>
+    <w:lsdException w:name="List Bullet 4" w:semiHidden="1" w:unhideWhenUsed="1"/>
+    <w:lsdException w:name="List Number 3" w:semiHidden="1" w:unhideWhenUsed="1"/>
+    <w:lsdException w:name="List Number 4" w:semiHidden="1" w:unhideWhenUsed="1"/>
+    <w:lsdException w:name="List Number 5" w:semiHidden="1" w:unhideWhenUsed="1"/>
+    <w:lsdException w:name="Closing" w:semiHidden="1" w:unhideWhenUsed="1"/>
+    <w:lsdException w:name="Signature" w:semiHidden="1" w:unhideWhenUsed="1"/>
+    <w:lsdException w:name="Default Paragraph Font" w:semiHidden="1" w:unhideWhenUsed="1"/>
+    <w:lsdException w:name="Body Text" w:semiHidden="1" w:unhideWhenUsed="1"/>
+    <w:lsdException w:name="Body Text Indent" w:semiHidden="1" w:unhideWhenUsed="1"/>
+    <w:lsdException w:name="List Continue" w:semiHidden="1" w:unhideWhenUsed="1"/>
+    <w:lsdException w:name="List Continue 2" w:semiHidden="1" w:unhideWhenUsed="1"/>
+    <w:lsdException w:name="List Continue 3" w:semiHidden="1" w:unhideWhenUsed="1"/>
+    <w:lsdException w:name="List Continue 4" w:semiHidden="1" w:unhideWhenUsed="1"/>
+    <w:lsdException w:name="List Continue 5" w:semiHidden="1" w:unhideWhenUsed="1"/>
+    <w:lsdException w:name="Message Header" w:semiHidden="1" w:unhideWhenUsed="1"/>
+    <w:lsdException w:name="Salutation" w:semiHidden="1" w:unhideWhenUsed="1"/>
+    <w:lsdException w:name="Date" w:semiHidden="1" w:unhideWhenUsed="1"/>
+    <w:lsdException w:name="Body Text First Indent" w:semiHidden="1" w:unhideWhenUsed="1"/>
+    <w:lsdException w:name="Body Text First Indent 2" w:semiHidden="1" w:unhideWhenUsed="1"/>
+    <w:lsdException w:name="Body Text Indent 3" w:semiHidden="1" w:unhideWhenUsed="1"/>
+    <w:lsdException w:name="Block Text" w:semiHidden="1" w:unhideWhenUsed="1"/>
+    <w:lsdException w:name="Hyperlink" w:semiHidden="1" w:unhideWhenUsed="1"/>
+    <w:lsdException w:name="FollowedHyperlink" w:semiHidden="1" w:unhideWhenUsed="1"/>
+    <w:lsdException w:name="Document Map" w:semiHidden="1" w:unhideWhenUsed="1"/>
+    <w:lsdException w:name="Plain Text" w:semiHidden="1" w:unhideWhenUsed="1"/>
+    <w:lsdException w:name="E-mail Signature" w:semiHidden="1" w:unhideWhenUsed="1"/>
+    <w:lsdException w:name="HTML Top of Form" w:semiHidden="1" w:unhideWhenUsed="1"/>
+    <w:lsdException w:name="HTML Bottom of Form" w:semiHidden="1" w:unhideWhenUsed="1"/>
+    <w:lsdException w:name="Normal (Web)" w:semiHidden="1" w:unhideWhenUsed="1"/>
+    <w:lsdException w:name="HTML Acronym" w:semiHidden="1" w:unhideWhenUsed="1"/>
+    <w:lsdException w:name="HTML Address" w:semiHidden="1" w:unhideWhenUsed="1"/>
+    <w:lsdException w:name="HTML Cite" w:semiHidden="1" w:unhideWhenUsed="1"/>
+    <w:lsdException w:name="HTML Code" w:semiHidden="1" w:unhideWhenUsed="1"/>
+    <w:lsdException w:name="HTML Definition" w:semiHidden="1" w:unhideWhenUsed="1"/>
+    <w:lsdException w:name="HTML Keyboard" w:semiHidden="1" w:unhideWhenUsed="1"/>
+    <w:lsdException w:name="HTML Preformatted" w:semiHidden="1" w:unhideWhenUsed="1"/>
+    <w:lsdException w:name="HTML Sample" w:semiHidden="1" w:unhideWhenUsed="1"/>
+    <w:lsdException w:name="HTML Typewriter" w:semiHidden="1" w:unhideWhenUsed="1"/>
+    <w:lsdException w:name="HTML Variable" w:semiHidden="1" w:unhideWhenUsed="1"/>
+    <w:lsdException w:name="Normal Table" w:semiHidden="1" w:unhideWhenUsed="1"/>
+    <w:lsdException w:name="annotation subject" w:semiHidden="1" w:unhideWhenUsed="1"/>
+    <w:lsdException w:name="No List" w:semiHidden="1" w:unhideWhenUsed="1"/>
+    <w:lsdException w:name="Outline List 1" w:semiHidden="1" w:unhideWhenUsed="1"/>
+    <w:lsdException w:name="Outline List 2" w:semiHidden="1" w:unhideWhenUsed="1"/>
+    <w:lsdException w:name="Outline List 3" w:semiHidden="1" w:unhideWhenUsed="1"/>
+    <w:lsdException w:name="Table Simple 1" w:semiHidden="1" w:unhideWhenUsed="1"/>
+    <w:lsdException w:name="Table Simple 2" w:semiHidden="1" w:unhideWhenUsed="1"/>
+    <w:lsdException w:name="Table Simple 3" w:semiHidden="1" w:unhideWhenUsed="1"/>
+    <w:lsdException w:name="Table Classic 1" w:semiHidden="1" w:unhideWhenUsed="1"/>
+    <w:lsdException w:name="Table Classic 2" w:semiHidden="1" w:unhideWhenUsed="1"/>
+    <w:lsdException w:name="Table Classic 3" w:semiHidden="1" w:unhideWhenUsed="1"/>
+    <w:lsdException w:name="Table Classic 4" w:semiHidden="1" w:unhideWhenUsed="1"/>
+    <w:lsdException w:name="Table Colorful 1" w:semiHidden="1" w:unhideWhenUsed="1"/>
+    <w:lsdException w:name="Table Colorful 2" w:semiHidden="1" w:unhideWhenUsed="1"/>
+    <w:lsdException w:name="Table Colorful 3" w:semiHidden="1" w:unhideWhenUsed="1"/>
+    <w:lsdException w:name="Table Columns 1" w:semiHidden="1" w:unhideWhenUsed="1"/>
+    <w:lsdException w:name="Table Columns 2" w:semiHidden="1" w:unhideWhenUsed="1"/>
+    <w:lsdException w:name="Table Columns 3" w:semiHidden="1" w:unhideWhenUsed="1"/>
+    <w:lsdException w:name="Table Columns 4" w:semiHidden="1" w:unhideWhenUsed="1"/>
+    <w:lsdException w:name="Table Columns 5" w:semiHidden="1" w:unhideWhenUsed="1"/>
+    <w:lsdException w:name="Table Grid 1" w:semiHidden="1" w:unhideWhenUsed="1"/>
+    <w:lsdException w:name="Table Grid 2" w:semiHidden="1" w:unhideWhenUsed="1"/>
+    <w:lsdException w:name="Table Grid 3" w:semiHidden="1" w:unhideWhenUsed="1"/>
+    <w:lsdException w:name="Table Grid 4" w:semiHidden="1" w:unhideWhenUsed="1"/>
+    <w:lsdException w:name="Table Grid 5" w:semiHidden="1" w:unhideWhenUsed="1"/>
+    <w:lsdException w:name="Table Grid 6" w:semiHidden="1" w:unhideWhenUsed="1"/>
+    <w:lsdException w:name="Table Grid 7" w:semiHidden="1" w:unhideWhenUsed="1"/>
+    <w:lsdException w:name="Table Grid 8" w:semiHidden="1" w:unhideWhenUsed="1"/>
+    <w:lsdException w:name="Table List 1" w:semiHidden="1" w:unhideWhenUsed="1"/>
+    <w:lsdException w:name="Table List 2" w:semiHidden="1" w:unhideWhenUsed="1"/>
+    <w:lsdException w:name="Table List 3" w:semiHidden="1" w:unhideWhenUsed="1"/>
+    <w:lsdException w:name="Table List 4" w:semiHidden="1" w:unhideWhenUsed="1"/>
+    <w:lsdException w:name="Table List 5" w:semiHidden="1" w:unhideWhenUsed="1"/>
+    <w:lsdException w:name="Table List 6" w:semiHidden="1" w:unhideWhenUsed="1"/>
+    <w:lsdException w:name="Table List 7" w:semiHidden="1" w:unhideWhenUsed="1"/>
+    <w:lsdException w:name="Table List 8" w:semiHidden="1" w:unhideWhenUsed="1"/>
+    <w:lsdException w:name="Table 3D effects 1" w:semiHidden="1" w:unhideWhenUsed="1"/>
+    <w:lsdException w:name="Table 3D effects 2" w:semiHidden="1" w:unhideWhenUsed="1"/>
+    <w:lsdException w:name="Table 3D effects 3" w:semiHidden="1" w:unhideWhenUsed="1"/>
+    <w:lsdException w:name="Table Contemporary" w:semiHidden="1" w:unhideWhenUsed="1"/>
+    <w:lsdException w:name="Table Elegant" w:semiHidden="1" w:unhideWhenUsed="1"/>
+    <w:lsdException w:name="Table Professional" w:semiHidden="1" w:unhideWhenUsed="1"/>
+    <w:lsdException w:name="Table Subtle 1" w:semiHidden="1" w:unhideWhenUsed="1"/>
+    <w:lsdException w:name="Table Subtle 2" w:semiHidden="1" w:unhideWhenUsed="1"/>
+    <w:lsdException w:name="Table Web 1" w:semiHidden="1" w:unhideWhenUsed="1"/>
+    <w:lsdException w:name="Table Web 2" w:semiHidden="1" w:unhideWhenUsed="1"/>
+    <w:lsdException w:name="Table Web 3" w:semiHidden="1" w:unhideWhenUsed="1"/>
+    <w:lsdException w:name="Balloon Text" w:semiHidden="1" w:unhideWhenUsed="1"/>
+    <w:lsdException w:name="Table Theme" w:semiHidden="1" w:unhideWhenUsed="1"/>
+    <w:lsdException w:name="Placeholder Text" w:semiHidden="1"/>
+    <w:lsdException w:name="Light Shading"/>
+    <w:lsdException w:name="Light List"/>
+    <w:lsdException w:name="Light Grid"/>
+    <w:lsdException w:name="Dark List"/>
+    <w:lsdException w:name="Colorful Shading"/>
+    <w:lsdException w:name="Colorful List"/>
+    <w:lsdException w:name="Colorful Grid"/>
+    <w:lsdException w:name="Light Shading Accent 1"/>
+    <w:lsdException w:name="Light List Accent 1"/>
+    <w:lsdException w:name="Light Grid Accent 1"/>
+    <w:lsdException w:name="Medium Shading 1 Accent 1"/>
+    <w:lsdException w:name="Medium Shading 2 Accent 1"/>
+    <w:lsdException w:name="Medium List 1 Accent 1"/>
+    <w:lsdException w:name="Revision" w:semiHidden="1"/>
+    <w:lsdException w:name="Medium List 2 Accent 1"/>
+    <w:lsdException w:name="Medium Grid 1 Accent 1"/>
+    <w:lsdException w:name="Medium Grid 2 Accent 1"/>
+    <w:lsdException w:name="Medium Grid 3 Accent 1"/>
+    <w:lsdException w:name="Dark List Accent 1"/>
+    <w:lsdException w:name="Colorful Shading Accent 1"/>
+    <w:lsdException w:name="Colorful List Accent 1"/>
+    <w:lsdException w:name="Colorful Grid Accent 1"/>
+    <w:lsdException w:name="Light Shading Accent 2"/>
+    <w:lsdException w:name="Light List Accent 2"/>
+    <w:lsdException w:name="Light Grid Accent 2"/>
+    <w:lsdException w:name="Medium Shading 1 Accent 2"/>
+    <w:lsdException w:name="Medium Shading 2 Accent 2"/>
+    <w:lsdException w:name="Medium List 1 Accent 2"/>
+    <w:lsdException w:name="Medium List 2 Accent 2"/>
+    <w:lsdException w:name="Medium Grid 1 Accent 2"/>
+    <w:lsdException w:name="Medium Grid 2 Accent 2"/>
+    <w:lsdException w:name="Medium Grid 3 Accent 2"/>
+    <w:lsdException w:name="Dark List Accent 2"/>
+    <w:lsdException w:name="Colorful Shading Accent 2"/>
+    <w:lsdException w:name="Colorful List Accent 2"/>
+    <w:lsdException w:name="Colorful Grid Accent 2"/>
+    <w:lsdException w:name="Light Shading Accent 3"/>
+    <w:lsdException w:name="Light List Accent 3"/>
+    <w:lsdException w:name="Light Grid Accent 3"/>
+    <w:lsdException w:name="Medium Shading 1 Accent 3"/>
+    <w:lsdException w:name="Medium Shading 2 Accent 3"/>
+    <w:lsdException w:name="Medium List 1 Accent 3"/>
+    <w:lsdException w:name="Medium List 2 Accent 3"/>
+    <w:lsdException w:name="Medium Grid 1 Accent 3"/>
+    <w:lsdException w:name="Medium Grid 2 Accent 3"/>
+    <w:lsdException w:name="Medium Grid 3 Accent 3"/>
+    <w:lsdException w:name="Dark List Accent 3"/>
+    <w:lsdException w:name="Colorful Shading Accent 3"/>
+    <w:lsdException w:name="Colorful List Accent 3"/>
+    <w:lsdException w:name="Colorful Grid Accent 3"/>
+    <w:lsdException w:name="Light Shading Accent 4"/>
+    <w:lsdException w:name="Light List Accent 4"/>
+    <w:lsdException w:name="Light Grid Accent 4"/>
+    <w:lsdException w:name="Medium Shading 1 Accent 4"/>
+    <w:lsdException w:name="Medium Shading 2 Accent 4"/>
+    <w:lsdException w:name="Medium List 1 Accent 4"/>
+    <w:lsdException w:name="Medium List 2 Accent 4"/>
+    <w:lsdException w:name="Medium Grid 1 Accent 4"/>
+    <w:lsdException w:name="Medium Grid 2 Accent 4"/>
+    <w:lsdException w:name="Medium Grid 3 Accent 4"/>
+    <w:lsdException w:name="Dark List Accent 4"/>
+    <w:lsdException w:name="Colorful Shading Accent 4"/>
+    <w:lsdException w:name="Colorful List Accent 4"/>
+    <w:lsdException w:name="Colorful Grid Accent 4"/>
+    <w:lsdException w:name="Light Shading Accent 5"/>
+    <w:lsdException w:name="Light List Accent 5"/>
+    <w:lsdException w:name="Light Grid Accent 5"/>
+    <w:lsdException w:name="Medium Shading 1 Accent 5"/>
+    <w:lsdException w:name="Medium Shading 2 Accent 5"/>
+    <w:lsdException w:name="Medium List 1 Accent 5"/>
+    <w:lsdException w:name="Medium List 2 Accent 5"/>
+    <w:lsdException w:name="Medium Grid 1 Accent 5"/>
+    <w:lsdException w:name="Medium Grid 2 Accent 5"/>
+    <w:lsdException w:name="Medium Grid 3 Accent 5"/>
+    <w:lsdException w:name="Dark List Accent 5"/>
+    <w:lsdException w:name="Colorful Shading Accent 5"/>
+    <w:lsdException w:name="Colorful List Accent 5"/>
+    <w:lsdException w:name="Colorful Grid Accent 5"/>
+    <w:lsdException w:name="Light Shading Accent 6"/>
+    <w:lsdException w:name="Light List Accent 6"/>
+    <w:lsdException w:name="Light Grid Accent 6"/>
+    <w:lsdException w:name="Medium Shading 1 Accent 6"/>
+    <w:lsdException w:name="Medium Shading 2 Accent 6"/>
+    <w:lsdException w:name="Medium List 1 Accent 6"/>
+    <w:lsdException w:name="Medium List 2 Accent 6"/>
+    <w:lsdException w:name="Medium Grid 1 Accent 6"/>
+    <w:lsdException w:name="Medium Grid 2 Accent 6"/>
+    <w:lsdException w:name="Medium Grid 3 Accent 6"/>
+    <w:lsdException w:name="Dark List Accent 6"/>
+    <w:lsdException w:name="Colorful Shading Accent 6"/>
+    <w:lsdException w:name="Colorful List Accent 6"/>
+    <w:lsdException w:name="Colorful Grid Accent 6"/>
+    <w:lsdException w:name="Bibliography" w:semiHidden="1" w:unhideWhenUsed="1"/>
+    <w:lsdException w:name="TOC Heading" w:semiHidden="1" w:unhideWhenUsed="1"/>
+    <w:lsdException w:name="Grid Table 4" w:uiPriority="49"/>
+    <w:lsdException w:name="Grid Table 5 Dark" w:uiPriority="50"/>
+    <w:lsdException w:name="Grid Table 6 Colorful" w:uiPriority="51"/>
+    <w:lsdException w:name="Grid Table 7 Colorful" w:uiPriority="52"/>
+    <w:lsdException w:name="Grid Table 1 Light Accent 1" w:uiPriority="46"/>
+    <w:lsdException w:name="Grid Table 2 Accent 1" w:uiPriority="47"/>
+    <w:lsdException w:name="Grid Table 3 Accent 1" w:uiPriority="48"/>
+    <w:lsdException w:name="Grid Table 4 Accent 1" w:uiPriority="49"/>
+    <w:lsdException w:name="Grid Table 5 Dark Accent 1" w:uiPriority="50"/>
+    <w:lsdException w:name="Grid Table 6 Colorful Accent 1" w:uiPriority="51"/>
+    <w:lsdException w:name="Grid Table 7 Colorful Accent 1" w:uiPriority="52"/>
+    <w:lsdException w:name="Grid Table 1 Light Accent 2" w:uiPriority="46"/>
+    <w:lsdException w:name="Grid Table 2 Accent 2" w:uiPriority="47"/>
+    <w:lsdException w:name="Grid Table 3 Accent 2" w:uiPriority="48"/>
+    <w:lsdException w:name="Grid Table 4 Accent 2" w:uiPriority="49"/>
+    <w:lsdException w:name="Grid Table 5 Dark Accent 2" w:uiPriority="50"/>
+    <w:lsdException w:name="Grid Table 6 Colorful Accent 2" w:uiPriority="51"/>
+    <w:lsdException w:name="Grid Table 7 Colorful Accent 2" w:uiPriority="52"/>
+    <w:lsdException w:name="Grid Table 1 Light Accent 3" w:uiPriority="46"/>
+    <w:lsdException w:name="Grid Table 2 Accent 3" w:uiPriority="47"/>
+    <w:lsdException w:name="Grid Table 3 Accent 3" w:uiPriority="48"/>
+    <w:lsdException w:name="Grid Table 4 Accent 3" w:uiPriority="49"/>
+    <w:lsdException w:name="Grid Table 5 Dark Accent 3" w:uiPriority="50"/>
+    <w:lsdException w:name="Grid Table 6 Colorful Accent 3" w:uiPriority="51"/>
+    <w:lsdException w:name="Grid Table 7 Colorful Accent 3" w:uiPriority="52"/>
+    <w:lsdException w:name="Grid Table 1 Light Accent 4" w:uiPriority="46"/>
+    <w:lsdException w:name="Grid Table 2 Accent 4" w:uiPriority="47"/>
+    <w:lsdException w:name="Grid Table 3 Accent 4" w:uiPriority="48"/>
+    <w:lsdException w:name="Grid Table 4 Accent 4" w:uiPriority="49"/>
+    <w:lsdException w:name="Grid Table 5 Dark Accent 4" w:uiPriority="50"/>
+    <w:lsdException w:name="Grid Table 6 Colorful Accent 4" w:uiPriority="51"/>
+    <w:lsdException w:name="Grid Table 7 Colorful Accent 4" w:uiPriority="52"/>
+    <w:lsdException w:name="Grid Table 1 Light Accent 5" w:uiPriority="46"/>
+    <w:lsdException w:name="Grid Table 2 Accent 5" w:uiPriority="47"/>
+    <w:lsdException w:name="Grid Table 3 Accent 5" w:uiPriority="48"/>
+    <w:lsdException w:name="Grid Table 4 Accent 5" w:uiPriority="49"/>
+    <w:lsdException w:name="Grid Table 5 Dark Accent 5" w:uiPriority="50"/>
+    <w:lsdException w:name="Grid Table 6 Colorful Accent 5" w:uiPriority="51"/>
+    <w:lsdException w:name="Grid Table 7 Colorful Accent 5" w:uiPriority="52"/>
+    <w:lsdException w:name="Grid Table 1 Light Accent 6" w:uiPriority="46"/>
+    <w:lsdException w:name="Grid Table 2 Accent 6" w:uiPriority="47"/>
+    <w:lsdException w:name="Grid Table 3 Accent 6" w:uiPriority="48"/>
+    <w:lsdException w:name="Grid Table 4 Accent 6" w:uiPriority="49"/>
+    <w:lsdException w:name="Grid Table 5 Dark Accent 6" w:uiPriority="50"/>
+    <w:lsdException w:name="Grid Table 6 Colorful Accent 6" w:uiPriority="51"/>
+    <w:lsdException w:name="Grid Table 7 Colorful Accent 6" w:uiPriority="52"/>
+    <w:lsdException w:name="List Table 1 Light" w:uiPriority="46"/>
+    <w:lsdException w:name="List Table 2" w:uiPriority="47"/>
+    <w:lsdException w:name="List Table 3" w:uiPriority="48"/>
+    <w:lsdException w:name="List Table 4" w:uiPriority="49"/>
+    <w:lsdException w:name="List Table 5 Dark" w:uiPriority="50"/>
+    <w:lsdException w:name="List Table 6 Colorful" w:uiPriority="51"/>
+    <w:lsdException w:name="List Table 7 Colorful" w:uiPriority="52"/>
+    <w:lsdException w:name="List Table 1 Light Accent 1" w:uiPriority="46"/>
+    <w:lsdException w:name="List Table 2 Accent 1" w:uiPriority="47"/>
+    <w:lsdException w:name="List Table 3 Accent 1" w:uiPriority="48"/>
+    <w:lsdException w:name="List Table 4 Accent 1" w:uiPriority="49"/>
+    <w:lsdException w:name="List Table 5 Dark Accent 1" w:uiPriority="50"/>
+    <w:lsdException w:name="List Table 6 Colorful Accent 1" w:uiPriority="51"/>
+    <w:lsdException w:name="List Table 7 Colorful Accent 1" w:uiPriority="52"/>
+    <w:lsdException w:name="List Table 1 Light Accent 2" w:uiPriority="46"/>
+    <w:lsdException w:name="List Table 2 Accent 2" w:uiPriority="47"/>
+    <w:lsdException w:name="List Table 3 Accent 2" w:uiPriority="48"/>
+    <w:lsdException w:name="List Table 4 Accent 2" w:uiPriority="49"/>
+    <w:lsdException w:name="List Table 5 Dark Accent 2" w:uiPriority="50"/>
+    <w:lsdException w:name="List Table 6 Colorful Accent 2" w:uiPriority="51"/>
+    <w:lsdException w:name="List Table 7 Colorful Accent 2" w:uiPriority="52"/>
+    <w:lsdException w:name="List Table 1 Light Accent 3" w:uiPriority="46"/>
+    <w:lsdException w:name="List Table 2 Accent 3" w:uiPriority="47"/>
+    <w:lsdException w:name="List Table 3 Accent 3" w:uiPriority="48"/>
+    <w:lsdException w:name="List Table 4 Accent 3" w:uiPriority="49"/>
+    <w:lsdException w:name="List Table 5 Dark Accent 3" w:uiPriority="50"/>
+    <w:lsdException w:name="List Table 6 Colorful Accent 3" w:uiPriority="51"/>
+    <w:lsdException w:name="List Table 7 Colorful Accent 3" w:uiPriority="52"/>
+    <w:lsdException w:name="List Table 1 Light Accent 4" w:uiPriority="46"/>
+    <w:lsdException w:name="List Table 2 Accent 4" w:uiPriority="47"/>
+    <w:lsdException w:name="List Table 3 Accent 4" w:uiPriority="48"/>
+    <w:lsdException w:name="List Table 4 Accent 4" w:uiPriority="49"/>
+    <w:lsdException w:name="List Table 5 Dark Accent 4" w:uiPriority="50"/>
+    <w:lsdException w:name="List Table 6 Colorful Accent 4" w:uiPriority="51"/>
+    <w:lsdException w:name="List Table 7 Colorful Accent 4" w:uiPriority="52"/>
+    <w:lsdException w:name="List Table 1 Light Accent 5" w:uiPriority="46"/>
+    <w:lsdException w:name="List Table 2 Accent 5" w:uiPriority="47"/>
+    <w:lsdException w:name="List Table 3 Accent 5" w:uiPriority="48"/>
+    <w:lsdException w:name="List Table 4 Accent 5" w:uiPriority="49"/>
+    <w:lsdException w:name="List Table 5 Dark Accent 5" w:uiPriority="50"/>
+    <w:lsdException w:name="List Table 6 Colorful Accent 5" w:uiPriority="51"/>
+    <w:lsdException w:name="List Table 7 Colorful Accent 5" w:uiPriority="52"/>
+    <w:lsdException w:name="List Table 1 Light Accent 6" w:uiPriority="46"/>
+    <w:lsdException w:name="List Table 2 Accent 6" w:uiPriority="47"/>
+    <w:lsdException w:name="List Table 3 Accent 6" w:uiPriority="48"/>
+    <w:lsdException w:name="List Table 4 Accent 6" w:uiPriority="49"/>
+    <w:lsdException w:name="List Table 5 Dark Accent 6" w:uiPriority="50"/>
+    <w:lsdException w:name="List Table 6 Colorful Accent 6" w:uiPriority="51"/>
+    <w:lsdException w:name="List Table 7 Colorful Accent 6" w:uiPriority="52"/>
+    <w:lsdException w:name="Mention" w:semiHidden="1" w:uiPriority="99" w:unhideWhenUsed="1"/>
+    <w:lsdException w:name="Smart Hyperlink" w:semiHidden="1" w:uiPriority="99" w:unhideWhenUsed="1"/>
+    <w:lsdException w:name="Hashtag" w:semiHidden="1" w:uiPriority="99" w:unhideWhenUsed="1"/>
+    <w:lsdException w:name="Unresolved Mention" w:semiHidden="1" w:uiPriority="99" w:unhideWhenUsed="1"/>
+  </w:latentStyles>
+  <w:style w:type="paragraph" w:default="1" w:styleId="a">
     <w:name w:val="Normal"/>
     <w:qFormat/>
   </w:style>
-  <w:style w:styleId="BodyText" w:type="paragraph">
-    <w:name w:val="Body Text"/>
-    <w:basedOn w:val="Normal"/>
-    <w:link w:val="BodyTextChar"/>
-    <w:qFormat/>
-    <w:pPr>
-      <w:spacing w:after="180" w:before="180"/>
-    </w:pPr>
-  </w:style>
-  <w:style w:customStyle="1" w:styleId="FirstParagraph" w:type="paragraph">
-    <w:name w:val="First Paragraph"/>
-    <w:basedOn w:val="BodyText"/>
-    <w:next w:val="BodyText"/>
-    <w:qFormat/>
-  </w:style>
-  <w:style w:customStyle="1" w:styleId="Compact" w:type="paragraph">
-    <w:name w:val="Compact"/>
-    <w:basedOn w:val="BodyText"/>
-    <w:qFormat/>
-    <w:pPr>
-      <w:spacing w:after="36" w:before="36"/>
-    </w:pPr>
-  </w:style>
-  <w:style w:styleId="Title" w:type="paragraph">
-    <w:name w:val="Title"/>
-    <w:basedOn w:val="Normal"/>
-    <w:next w:val="BodyText"/>
-    <w:link w:val="TitleChar"/>
-    <w:uiPriority w:val="10"/>
-    <w:qFormat/>
-    <w:rsid w:val="00A10FD9"/>
-    <w:pPr>
-      <w:spacing w:after="80" w:line="240" w:lineRule="auto"/>
-      <w:contextualSpacing/>
-      <w:jc w:val="center"/>
-    </w:pPr>
-    <w:rPr>
-      <w:rFonts w:asciiTheme="majorHAnsi" w:cstheme="majorBidi" w:eastAsiaTheme="majorEastAsia" w:hAnsiTheme="majorHAnsi"/>
-      <w:sz w:val="56"/>
-      <w:szCs w:val="56"/>
-    </w:rPr>
-  </w:style>
-  <w:style w:customStyle="1" w:styleId="TitleChar" w:type="character">
-    <w:name w:val="Title Char"/>
-    <w:basedOn w:val="DefaultParagraphFont"/>
-    <w:link w:val="Title"/>
-    <w:uiPriority w:val="10"/>
-    <w:rsid w:val="00A10FD9"/>
-    <w:rPr>
-      <w:rFonts w:asciiTheme="majorHAnsi" w:cstheme="majorBidi" w:eastAsiaTheme="majorEastAsia" w:hAnsiTheme="majorHAnsi"/>
-      <w:sz w:val="56"/>
-      <w:szCs w:val="56"/>
-    </w:rPr>
-  </w:style>
-  <w:style w:styleId="Subtitle" w:type="paragraph">
-    <w:name w:val="Subtitle"/>
-    <w:basedOn w:val="Title"/>
-    <w:next w:val="BodyText"/>
-    <w:link w:val="SubtitleChar"/>
-    <w:uiPriority w:val="11"/>
-    <w:qFormat/>
-    <w:rsid w:val="00A10FD9"/>
-    <w:pPr>
-      <w:numPr>
-        <w:ilvl w:val="1"/>
-      </w:numPr>
-    </w:pPr>
-    <w:rPr>
-      <w:rFonts w:cstheme="majorBidi" w:eastAsiaTheme="majorEastAsia"/>
-      <w:spacing w:val="15"/>
-      <w:sz w:val="28"/>
-      <w:szCs w:val="28"/>
-    </w:rPr>
-  </w:style>
-  <w:style w:customStyle="1" w:styleId="SubtitleChar" w:type="character">
-    <w:name w:val="Subtitle Char"/>
-    <w:basedOn w:val="DefaultParagraphFont"/>
-    <w:link w:val="Subtitle"/>
-    <w:uiPriority w:val="11"/>
-    <w:rsid w:val="00A10FD9"/>
-    <w:rPr>
-      <w:rFonts w:cstheme="majorBidi" w:eastAsiaTheme="majorEastAsia"/>
-      <w:color w:themeColor="text1" w:themeTint="A6" w:val="595959"/>
-      <w:spacing w:val="15"/>
-      <w:sz w:val="28"/>
-      <w:szCs w:val="28"/>
-    </w:rPr>
-  </w:style>
-  <w:style w:customStyle="1" w:styleId="Author" w:type="paragraph">
-    <w:name w:val="Author"/>
-    <w:basedOn w:val="Title"/>
-    <w:next w:val="BodyText"/>
-    <w:qFormat/>
-    <w:pPr>
-      <w:keepNext/>
-      <w:keepLines/>
-    </w:pPr>
-    <w:rPr>
-      <w:sz w:val="24"/>
-      <w:szCs w:val="24"/>
-    </w:rPr>
-  </w:style>
-  <w:style w:styleId="Date" w:type="paragraph">
-    <w:name w:val="Date"/>
-    <w:basedOn w:val="Title"/>
-    <w:next w:val="BodyText"/>
-    <w:qFormat/>
-    <w:pPr>
-      <w:keepNext/>
-      <w:keepLines/>
-    </w:pPr>
-    <w:rPr>
-      <w:sz w:val="24"/>
-      <w:szCs w:val="24"/>
-    </w:rPr>
-  </w:style>
-  <w:style w:customStyle="1" w:styleId="AbstractTitle" w:type="paragraph">
-    <w:name w:val="Abstract Title"/>
-    <w:basedOn w:val="Normal"/>
-    <w:next w:val="Abstract"/>
-    <w:qFormat/>
-    <w:pPr>
-      <w:keepNext/>
-      <w:keepLines/>
-      <w:spacing w:after="0" w:before="300"/>
-      <w:jc w:val="center"/>
-    </w:pPr>
-    <w:rPr>
-      <w:b/>
-      <w:sz w:val="20"/>
-      <w:szCs w:val="20"/>
-    </w:rPr>
-  </w:style>
-  <w:style w:customStyle="1" w:styleId="Abstract" w:type="paragraph">
-    <w:name w:val="Abstract"/>
-    <w:basedOn w:val="Normal"/>
-    <w:next w:val="BodyText"/>
-    <w:qFormat/>
-    <w:pPr>
-      <w:keepNext/>
-      <w:keepLines/>
-      <w:spacing w:after="300" w:before="100"/>
-    </w:pPr>
-    <w:rPr>
-      <w:sz w:val="20"/>
-      <w:szCs w:val="20"/>
-    </w:rPr>
-  </w:style>
-  <w:style w:styleId="Bibliography" w:type="paragraph">
-    <w:name w:val="Bibliography"/>
-    <w:basedOn w:val="Normal"/>
-    <w:next w:val="Bibliography"/>
-    <w:qFormat/>
-    <w:pPr/>
-    <w:rPr/>
-  </w:style>
-  <w:style w:styleId="Heading1" w:type="paragraph">
+  <w:style w:type="paragraph" w:styleId="1">
     <w:name w:val="heading 1"/>
-    <w:basedOn w:val="Normal"/>
-    <w:next w:val="BodyText"/>
-    <w:link w:val="Heading1Char"/>
+    <w:basedOn w:val="a"/>
+    <w:next w:val="a0"/>
+    <w:link w:val="10"/>
     <w:uiPriority w:val="9"/>
     <w:qFormat/>
     <w:rsid w:val="00A10FD9"/>
     <w:pPr>
       <w:keepNext/>
       <w:keepLines/>
-      <w:spacing w:after="80" w:before="360"/>
+      <w:spacing w:before="360" w:after="80"/>
       <w:outlineLvl w:val="0"/>
     </w:pPr>
     <w:rPr>
-      <w:rFonts w:asciiTheme="majorHAnsi" w:cstheme="majorBidi" w:eastAsiaTheme="majorEastAsia" w:hAnsiTheme="majorHAnsi"/>
-      <w:color w:themeColor="accent1" w:themeShade="BF" w:val="0F4761"/>
+      <w:rFonts w:asciiTheme="majorHAnsi" w:eastAsiaTheme="majorEastAsia" w:hAnsiTheme="majorHAnsi" w:cstheme="majorBidi"/>
+      <w:color w:val="0F4761" w:themeColor="accent1" w:themeShade="BF"/>
       <w:sz w:val="40"/>
       <w:szCs w:val="40"/>
     </w:rPr>
   </w:style>
-  <w:style w:styleId="Heading2" w:type="paragraph">
+  <w:style w:type="paragraph" w:styleId="2">
     <w:name w:val="heading 2"/>
-    <w:basedOn w:val="Normal"/>
-    <w:next w:val="BodyText"/>
-    <w:link w:val="Heading2Char"/>
+    <w:basedOn w:val="a"/>
+    <w:next w:val="a0"/>
+    <w:link w:val="20"/>
     <w:uiPriority w:val="9"/>
     <w:semiHidden/>
     <w:unhideWhenUsed/>
@@ -2519,21 +2429,21 @@
     <w:pPr>
       <w:keepNext/>
       <w:keepLines/>
-      <w:spacing w:after="80" w:before="160"/>
+      <w:spacing w:before="160" w:after="80"/>
       <w:outlineLvl w:val="1"/>
     </w:pPr>
     <w:rPr>
-      <w:rFonts w:asciiTheme="majorHAnsi" w:cstheme="majorBidi" w:eastAsiaTheme="majorEastAsia" w:hAnsiTheme="majorHAnsi"/>
-      <w:color w:themeColor="accent1" w:themeShade="BF" w:val="0F4761"/>
+      <w:rFonts w:asciiTheme="majorHAnsi" w:eastAsiaTheme="majorEastAsia" w:hAnsiTheme="majorHAnsi" w:cstheme="majorBidi"/>
+      <w:color w:val="0F4761" w:themeColor="accent1" w:themeShade="BF"/>
       <w:sz w:val="32"/>
       <w:szCs w:val="32"/>
     </w:rPr>
   </w:style>
-  <w:style w:styleId="Heading3" w:type="paragraph">
+  <w:style w:type="paragraph" w:styleId="3">
     <w:name w:val="heading 3"/>
-    <w:basedOn w:val="Normal"/>
-    <w:next w:val="BodyText"/>
-    <w:link w:val="Heading3Char"/>
+    <w:basedOn w:val="a"/>
+    <w:next w:val="a0"/>
+    <w:link w:val="30"/>
     <w:uiPriority w:val="9"/>
     <w:semiHidden/>
     <w:unhideWhenUsed/>
@@ -2542,21 +2452,21 @@
     <w:pPr>
       <w:keepNext/>
       <w:keepLines/>
-      <w:spacing w:after="80" w:before="160"/>
+      <w:spacing w:before="160" w:after="80"/>
       <w:outlineLvl w:val="2"/>
     </w:pPr>
     <w:rPr>
-      <w:rFonts w:cstheme="majorBidi" w:eastAsiaTheme="majorEastAsia"/>
-      <w:color w:themeColor="accent1" w:themeShade="BF" w:val="0F4761"/>
+      <w:rFonts w:eastAsiaTheme="majorEastAsia" w:cstheme="majorBidi"/>
+      <w:color w:val="0F4761" w:themeColor="accent1" w:themeShade="BF"/>
       <w:sz w:val="28"/>
       <w:szCs w:val="28"/>
     </w:rPr>
   </w:style>
-  <w:style w:styleId="Heading4" w:type="paragraph">
+  <w:style w:type="paragraph" w:styleId="4">
     <w:name w:val="heading 4"/>
-    <w:basedOn w:val="Normal"/>
-    <w:next w:val="BodyText"/>
-    <w:link w:val="Heading4Char"/>
+    <w:basedOn w:val="a"/>
+    <w:next w:val="a0"/>
+    <w:link w:val="40"/>
     <w:uiPriority w:val="9"/>
     <w:semiHidden/>
     <w:unhideWhenUsed/>
@@ -2565,21 +2475,21 @@
     <w:pPr>
       <w:keepNext/>
       <w:keepLines/>
-      <w:spacing w:after="40" w:before="80"/>
+      <w:spacing w:before="80" w:after="40"/>
       <w:outlineLvl w:val="3"/>
     </w:pPr>
     <w:rPr>
-      <w:rFonts w:cstheme="majorBidi" w:eastAsiaTheme="majorEastAsia"/>
+      <w:rFonts w:eastAsiaTheme="majorEastAsia" w:cstheme="majorBidi"/>
       <w:i/>
       <w:iCs/>
-      <w:color w:themeColor="accent1" w:themeShade="BF" w:val="0F4761"/>
-    </w:rPr>
-  </w:style>
-  <w:style w:styleId="Heading5" w:type="paragraph">
+      <w:color w:val="0F4761" w:themeColor="accent1" w:themeShade="BF"/>
+    </w:rPr>
+  </w:style>
+  <w:style w:type="paragraph" w:styleId="5">
     <w:name w:val="heading 5"/>
-    <w:basedOn w:val="Normal"/>
-    <w:next w:val="BodyText"/>
-    <w:link w:val="Heading5Char"/>
+    <w:basedOn w:val="a"/>
+    <w:next w:val="a0"/>
+    <w:link w:val="50"/>
     <w:uiPriority w:val="9"/>
     <w:semiHidden/>
     <w:unhideWhenUsed/>
@@ -2588,19 +2498,19 @@
     <w:pPr>
       <w:keepNext/>
       <w:keepLines/>
-      <w:spacing w:after="40" w:before="80"/>
+      <w:spacing w:before="80" w:after="40"/>
       <w:outlineLvl w:val="4"/>
     </w:pPr>
     <w:rPr>
-      <w:rFonts w:cstheme="majorBidi" w:eastAsiaTheme="majorEastAsia"/>
-      <w:color w:themeColor="accent1" w:themeShade="BF" w:val="0F4761"/>
-    </w:rPr>
-  </w:style>
-  <w:style w:styleId="Heading6" w:type="paragraph">
+      <w:rFonts w:eastAsiaTheme="majorEastAsia" w:cstheme="majorBidi"/>
+      <w:color w:val="0F4761" w:themeColor="accent1" w:themeShade="BF"/>
+    </w:rPr>
+  </w:style>
+  <w:style w:type="paragraph" w:styleId="6">
     <w:name w:val="heading 6"/>
-    <w:basedOn w:val="Normal"/>
-    <w:next w:val="BodyText"/>
-    <w:link w:val="Heading6Char"/>
+    <w:basedOn w:val="a"/>
+    <w:next w:val="a0"/>
+    <w:link w:val="60"/>
     <w:uiPriority w:val="9"/>
     <w:semiHidden/>
     <w:unhideWhenUsed/>
@@ -2609,21 +2519,21 @@
     <w:pPr>
       <w:keepNext/>
       <w:keepLines/>
-      <w:spacing w:after="0" w:before="40"/>
+      <w:spacing w:before="40" w:after="0"/>
       <w:outlineLvl w:val="5"/>
     </w:pPr>
     <w:rPr>
-      <w:rFonts w:cstheme="majorBidi" w:eastAsiaTheme="majorEastAsia"/>
+      <w:rFonts w:eastAsiaTheme="majorEastAsia" w:cstheme="majorBidi"/>
       <w:i/>
       <w:iCs/>
-      <w:color w:themeColor="text1" w:themeTint="A6" w:val="595959"/>
-    </w:rPr>
-  </w:style>
-  <w:style w:styleId="Heading7" w:type="paragraph">
+      <w:color w:val="595959" w:themeColor="text1" w:themeTint="A6"/>
+    </w:rPr>
+  </w:style>
+  <w:style w:type="paragraph" w:styleId="7">
     <w:name w:val="heading 7"/>
-    <w:basedOn w:val="Normal"/>
-    <w:next w:val="BodyText"/>
-    <w:link w:val="Heading7Char"/>
+    <w:basedOn w:val="a"/>
+    <w:next w:val="a0"/>
+    <w:link w:val="70"/>
     <w:uiPriority w:val="9"/>
     <w:semiHidden/>
     <w:unhideWhenUsed/>
@@ -2632,19 +2542,19 @@
     <w:pPr>
       <w:keepNext/>
       <w:keepLines/>
-      <w:spacing w:after="0" w:before="40"/>
+      <w:spacing w:before="40" w:after="0"/>
       <w:outlineLvl w:val="6"/>
     </w:pPr>
     <w:rPr>
-      <w:rFonts w:cstheme="majorBidi" w:eastAsiaTheme="majorEastAsia"/>
-      <w:color w:themeColor="text1" w:themeTint="A6" w:val="595959"/>
-    </w:rPr>
-  </w:style>
-  <w:style w:styleId="Heading8" w:type="paragraph">
+      <w:rFonts w:eastAsiaTheme="majorEastAsia" w:cstheme="majorBidi"/>
+      <w:color w:val="595959" w:themeColor="text1" w:themeTint="A6"/>
+    </w:rPr>
+  </w:style>
+  <w:style w:type="paragraph" w:styleId="8">
     <w:name w:val="heading 8"/>
-    <w:basedOn w:val="Normal"/>
-    <w:next w:val="BodyText"/>
-    <w:link w:val="Heading8Char"/>
+    <w:basedOn w:val="a"/>
+    <w:next w:val="a0"/>
+    <w:link w:val="80"/>
     <w:uiPriority w:val="9"/>
     <w:semiHidden/>
     <w:unhideWhenUsed/>
@@ -2657,17 +2567,17 @@
       <w:outlineLvl w:val="7"/>
     </w:pPr>
     <w:rPr>
-      <w:rFonts w:cstheme="majorBidi" w:eastAsiaTheme="majorEastAsia"/>
+      <w:rFonts w:eastAsiaTheme="majorEastAsia" w:cstheme="majorBidi"/>
       <w:i/>
       <w:iCs/>
-      <w:color w:themeColor="text1" w:themeTint="D8" w:val="272727"/>
-    </w:rPr>
-  </w:style>
-  <w:style w:styleId="Heading9" w:type="paragraph">
+      <w:color w:val="272727" w:themeColor="text1" w:themeTint="D8"/>
+    </w:rPr>
+  </w:style>
+  <w:style w:type="paragraph" w:styleId="9">
     <w:name w:val="heading 9"/>
-    <w:basedOn w:val="Normal"/>
-    <w:next w:val="BodyText"/>
-    <w:link w:val="Heading9Char"/>
+    <w:basedOn w:val="a"/>
+    <w:next w:val="a0"/>
+    <w:link w:val="90"/>
     <w:uiPriority w:val="9"/>
     <w:semiHidden/>
     <w:unhideWhenUsed/>
@@ -2680,200 +2590,370 @@
       <w:outlineLvl w:val="8"/>
     </w:pPr>
     <w:rPr>
-      <w:rFonts w:cstheme="majorBidi" w:eastAsiaTheme="majorEastAsia"/>
-      <w:color w:themeColor="text1" w:themeTint="D8" w:val="272727"/>
-    </w:rPr>
-  </w:style>
-  <w:style w:customStyle="1" w:styleId="Heading1Char" w:type="character">
-    <w:name w:val="Heading 1 Char"/>
-    <w:basedOn w:val="DefaultParagraphFont"/>
-    <w:link w:val="Heading1"/>
+      <w:rFonts w:eastAsiaTheme="majorEastAsia" w:cstheme="majorBidi"/>
+      <w:color w:val="272727" w:themeColor="text1" w:themeTint="D8"/>
+    </w:rPr>
+  </w:style>
+  <w:style w:type="character" w:default="1" w:styleId="a1">
+    <w:name w:val="Default Paragraph Font"/>
+    <w:uiPriority w:val="1"/>
+    <w:semiHidden/>
+    <w:unhideWhenUsed/>
+  </w:style>
+  <w:style w:type="table" w:default="1" w:styleId="a2">
+    <w:name w:val="Normal Table"/>
+    <w:uiPriority w:val="99"/>
+    <w:semiHidden/>
+    <w:unhideWhenUsed/>
+    <w:tblPr>
+      <w:tblInd w:w="0" w:type="dxa"/>
+      <w:tblCellMar>
+        <w:top w:w="0" w:type="dxa"/>
+        <w:left w:w="108" w:type="dxa"/>
+        <w:bottom w:w="0" w:type="dxa"/>
+        <w:right w:w="108" w:type="dxa"/>
+      </w:tblCellMar>
+    </w:tblPr>
+  </w:style>
+  <w:style w:type="numbering" w:default="1" w:styleId="a3">
+    <w:name w:val="No List"/>
+    <w:uiPriority w:val="99"/>
+    <w:semiHidden/>
+    <w:unhideWhenUsed/>
+  </w:style>
+  <w:style w:type="paragraph" w:styleId="a0">
+    <w:name w:val="Body Text"/>
+    <w:basedOn w:val="a"/>
+    <w:qFormat/>
+    <w:pPr>
+      <w:spacing w:before="180" w:after="180"/>
+    </w:pPr>
+  </w:style>
+  <w:style w:type="paragraph" w:customStyle="1" w:styleId="FirstParagraph">
+    <w:name w:val="First Paragraph"/>
+    <w:basedOn w:val="a0"/>
+    <w:next w:val="a0"/>
+    <w:qFormat/>
+  </w:style>
+  <w:style w:type="paragraph" w:customStyle="1" w:styleId="Compact">
+    <w:name w:val="Compact"/>
+    <w:basedOn w:val="a0"/>
+    <w:qFormat/>
+    <w:pPr>
+      <w:spacing w:before="36" w:after="36"/>
+    </w:pPr>
+  </w:style>
+  <w:style w:type="paragraph" w:styleId="a4">
+    <w:name w:val="Title"/>
+    <w:basedOn w:val="a"/>
+    <w:next w:val="a0"/>
+    <w:link w:val="a5"/>
+    <w:uiPriority w:val="10"/>
+    <w:qFormat/>
+    <w:rsid w:val="00A10FD9"/>
+    <w:pPr>
+      <w:spacing w:after="80"/>
+      <w:contextualSpacing/>
+      <w:jc w:val="center"/>
+    </w:pPr>
+    <w:rPr>
+      <w:rFonts w:asciiTheme="majorHAnsi" w:eastAsiaTheme="majorEastAsia" w:hAnsiTheme="majorHAnsi" w:cstheme="majorBidi"/>
+      <w:sz w:val="56"/>
+      <w:szCs w:val="56"/>
+    </w:rPr>
+  </w:style>
+  <w:style w:type="character" w:customStyle="1" w:styleId="a5">
+    <w:name w:val="标题 字符"/>
+    <w:basedOn w:val="a1"/>
+    <w:link w:val="a4"/>
+    <w:uiPriority w:val="10"/>
+    <w:rsid w:val="00A10FD9"/>
+    <w:rPr>
+      <w:rFonts w:asciiTheme="majorHAnsi" w:eastAsiaTheme="majorEastAsia" w:hAnsiTheme="majorHAnsi" w:cstheme="majorBidi"/>
+      <w:sz w:val="56"/>
+      <w:szCs w:val="56"/>
+    </w:rPr>
+  </w:style>
+  <w:style w:type="paragraph" w:styleId="a6">
+    <w:name w:val="Subtitle"/>
+    <w:basedOn w:val="a4"/>
+    <w:next w:val="a0"/>
+    <w:link w:val="a7"/>
+    <w:uiPriority w:val="11"/>
+    <w:qFormat/>
+    <w:rsid w:val="00A10FD9"/>
+    <w:pPr>
+      <w:numPr>
+        <w:ilvl w:val="1"/>
+      </w:numPr>
+    </w:pPr>
+    <w:rPr>
+      <w:spacing w:val="15"/>
+      <w:sz w:val="28"/>
+      <w:szCs w:val="28"/>
+    </w:rPr>
+  </w:style>
+  <w:style w:type="character" w:customStyle="1" w:styleId="a7">
+    <w:name w:val="副标题 字符"/>
+    <w:basedOn w:val="a1"/>
+    <w:link w:val="a6"/>
+    <w:uiPriority w:val="11"/>
+    <w:rsid w:val="00A10FD9"/>
+    <w:rPr>
+      <w:rFonts w:eastAsiaTheme="majorEastAsia" w:cstheme="majorBidi"/>
+      <w:color w:val="595959" w:themeColor="text1" w:themeTint="A6"/>
+      <w:spacing w:val="15"/>
+      <w:sz w:val="28"/>
+      <w:szCs w:val="28"/>
+    </w:rPr>
+  </w:style>
+  <w:style w:type="paragraph" w:customStyle="1" w:styleId="Author">
+    <w:name w:val="Author"/>
+    <w:basedOn w:val="a4"/>
+    <w:next w:val="a0"/>
+    <w:qFormat/>
+    <w:pPr>
+      <w:keepNext/>
+      <w:keepLines/>
+    </w:pPr>
+    <w:rPr>
+      <w:sz w:val="24"/>
+      <w:szCs w:val="24"/>
+    </w:rPr>
+  </w:style>
+  <w:style w:type="paragraph" w:styleId="a8">
+    <w:name w:val="Date"/>
+    <w:basedOn w:val="a4"/>
+    <w:next w:val="a0"/>
+    <w:qFormat/>
+    <w:pPr>
+      <w:keepNext/>
+      <w:keepLines/>
+    </w:pPr>
+    <w:rPr>
+      <w:sz w:val="24"/>
+      <w:szCs w:val="24"/>
+    </w:rPr>
+  </w:style>
+  <w:style w:type="paragraph" w:customStyle="1" w:styleId="AbstractTitle">
+    <w:name w:val="Abstract Title"/>
+    <w:basedOn w:val="a"/>
+    <w:next w:val="Abstract"/>
+    <w:qFormat/>
+    <w:pPr>
+      <w:keepNext/>
+      <w:keepLines/>
+      <w:spacing w:before="300" w:after="0"/>
+      <w:jc w:val="center"/>
+    </w:pPr>
+    <w:rPr>
+      <w:b/>
+      <w:sz w:val="20"/>
+      <w:szCs w:val="20"/>
+    </w:rPr>
+  </w:style>
+  <w:style w:type="paragraph" w:customStyle="1" w:styleId="Abstract">
+    <w:name w:val="Abstract"/>
+    <w:basedOn w:val="a"/>
+    <w:next w:val="a0"/>
+    <w:qFormat/>
+    <w:pPr>
+      <w:keepNext/>
+      <w:keepLines/>
+      <w:spacing w:before="100" w:after="300"/>
+    </w:pPr>
+    <w:rPr>
+      <w:sz w:val="20"/>
+      <w:szCs w:val="20"/>
+    </w:rPr>
+  </w:style>
+  <w:style w:type="paragraph" w:styleId="a9">
+    <w:name w:val="Bibliography"/>
+    <w:basedOn w:val="a"/>
+    <w:qFormat/>
+  </w:style>
+  <w:style w:type="character" w:customStyle="1" w:styleId="10">
+    <w:name w:val="标题 1 字符"/>
+    <w:basedOn w:val="a1"/>
+    <w:link w:val="1"/>
     <w:uiPriority w:val="9"/>
     <w:rsid w:val="00A10FD9"/>
     <w:rPr>
-      <w:rFonts w:asciiTheme="majorHAnsi" w:cstheme="majorBidi" w:eastAsiaTheme="majorEastAsia" w:hAnsiTheme="majorHAnsi"/>
-      <w:color w:themeColor="accent1" w:themeShade="BF" w:val="0F4761"/>
+      <w:rFonts w:asciiTheme="majorHAnsi" w:eastAsiaTheme="majorEastAsia" w:hAnsiTheme="majorHAnsi" w:cstheme="majorBidi"/>
+      <w:color w:val="0F4761" w:themeColor="accent1" w:themeShade="BF"/>
       <w:sz w:val="40"/>
       <w:szCs w:val="40"/>
     </w:rPr>
   </w:style>
-  <w:style w:customStyle="1" w:styleId="Heading2Char" w:type="character">
-    <w:name w:val="Heading 2 Char"/>
-    <w:basedOn w:val="DefaultParagraphFont"/>
-    <w:link w:val="Heading2"/>
+  <w:style w:type="character" w:customStyle="1" w:styleId="20">
+    <w:name w:val="标题 2 字符"/>
+    <w:basedOn w:val="a1"/>
+    <w:link w:val="2"/>
     <w:uiPriority w:val="9"/>
     <w:semiHidden/>
     <w:rsid w:val="00A10FD9"/>
     <w:rPr>
-      <w:rFonts w:asciiTheme="majorHAnsi" w:cstheme="majorBidi" w:eastAsiaTheme="majorEastAsia" w:hAnsiTheme="majorHAnsi"/>
-      <w:color w:themeColor="accent1" w:themeShade="BF" w:val="0F4761"/>
+      <w:rFonts w:asciiTheme="majorHAnsi" w:eastAsiaTheme="majorEastAsia" w:hAnsiTheme="majorHAnsi" w:cstheme="majorBidi"/>
+      <w:color w:val="0F4761" w:themeColor="accent1" w:themeShade="BF"/>
       <w:sz w:val="32"/>
       <w:szCs w:val="32"/>
     </w:rPr>
   </w:style>
-  <w:style w:customStyle="1" w:styleId="Heading3Char" w:type="character">
-    <w:name w:val="Heading 3 Char"/>
-    <w:basedOn w:val="DefaultParagraphFont"/>
-    <w:link w:val="Heading3"/>
+  <w:style w:type="character" w:customStyle="1" w:styleId="30">
+    <w:name w:val="标题 3 字符"/>
+    <w:basedOn w:val="a1"/>
+    <w:link w:val="3"/>
     <w:uiPriority w:val="9"/>
     <w:semiHidden/>
     <w:rsid w:val="00A10FD9"/>
     <w:rPr>
-      <w:rFonts w:cstheme="majorBidi" w:eastAsiaTheme="majorEastAsia"/>
-      <w:color w:themeColor="accent1" w:themeShade="BF" w:val="0F4761"/>
+      <w:rFonts w:eastAsiaTheme="majorEastAsia" w:cstheme="majorBidi"/>
+      <w:color w:val="0F4761" w:themeColor="accent1" w:themeShade="BF"/>
       <w:sz w:val="28"/>
       <w:szCs w:val="28"/>
     </w:rPr>
   </w:style>
-  <w:style w:customStyle="1" w:styleId="Heading4Char" w:type="character">
-    <w:name w:val="Heading 4 Char"/>
-    <w:basedOn w:val="DefaultParagraphFont"/>
-    <w:link w:val="Heading4"/>
+  <w:style w:type="character" w:customStyle="1" w:styleId="40">
+    <w:name w:val="标题 4 字符"/>
+    <w:basedOn w:val="a1"/>
+    <w:link w:val="4"/>
     <w:uiPriority w:val="9"/>
     <w:semiHidden/>
     <w:rsid w:val="00A10FD9"/>
     <w:rPr>
-      <w:rFonts w:cstheme="majorBidi" w:eastAsiaTheme="majorEastAsia"/>
+      <w:rFonts w:eastAsiaTheme="majorEastAsia" w:cstheme="majorBidi"/>
       <w:i/>
       <w:iCs/>
-      <w:color w:themeColor="accent1" w:themeShade="BF" w:val="0F4761"/>
-    </w:rPr>
-  </w:style>
-  <w:style w:customStyle="1" w:styleId="Heading5Char" w:type="character">
-    <w:name w:val="Heading 5 Char"/>
-    <w:basedOn w:val="DefaultParagraphFont"/>
-    <w:link w:val="Heading5"/>
+      <w:color w:val="0F4761" w:themeColor="accent1" w:themeShade="BF"/>
+    </w:rPr>
+  </w:style>
+  <w:style w:type="character" w:customStyle="1" w:styleId="50">
+    <w:name w:val="标题 5 字符"/>
+    <w:basedOn w:val="a1"/>
+    <w:link w:val="5"/>
     <w:uiPriority w:val="9"/>
     <w:semiHidden/>
     <w:rsid w:val="00A10FD9"/>
     <w:rPr>
-      <w:rFonts w:cstheme="majorBidi" w:eastAsiaTheme="majorEastAsia"/>
-      <w:color w:themeColor="accent1" w:themeShade="BF" w:val="0F4761"/>
-    </w:rPr>
-  </w:style>
-  <w:style w:customStyle="1" w:styleId="Heading6Char" w:type="character">
-    <w:name w:val="Heading 6 Char"/>
-    <w:basedOn w:val="DefaultParagraphFont"/>
-    <w:link w:val="Heading6"/>
+      <w:rFonts w:eastAsiaTheme="majorEastAsia" w:cstheme="majorBidi"/>
+      <w:color w:val="0F4761" w:themeColor="accent1" w:themeShade="BF"/>
+    </w:rPr>
+  </w:style>
+  <w:style w:type="character" w:customStyle="1" w:styleId="60">
+    <w:name w:val="标题 6 字符"/>
+    <w:basedOn w:val="a1"/>
+    <w:link w:val="6"/>
     <w:uiPriority w:val="9"/>
     <w:semiHidden/>
     <w:rsid w:val="00A10FD9"/>
     <w:rPr>
-      <w:rFonts w:cstheme="majorBidi" w:eastAsiaTheme="majorEastAsia"/>
+      <w:rFonts w:eastAsiaTheme="majorEastAsia" w:cstheme="majorBidi"/>
       <w:i/>
       <w:iCs/>
-      <w:color w:themeColor="text1" w:themeTint="A6" w:val="595959"/>
-    </w:rPr>
-  </w:style>
-  <w:style w:customStyle="1" w:styleId="Heading7Char" w:type="character">
-    <w:name w:val="Heading 7 Char"/>
-    <w:basedOn w:val="DefaultParagraphFont"/>
-    <w:link w:val="Heading7"/>
+      <w:color w:val="595959" w:themeColor="text1" w:themeTint="A6"/>
+    </w:rPr>
+  </w:style>
+  <w:style w:type="character" w:customStyle="1" w:styleId="70">
+    <w:name w:val="标题 7 字符"/>
+    <w:basedOn w:val="a1"/>
+    <w:link w:val="7"/>
     <w:uiPriority w:val="9"/>
     <w:semiHidden/>
     <w:rsid w:val="00A10FD9"/>
     <w:rPr>
-      <w:rFonts w:cstheme="majorBidi" w:eastAsiaTheme="majorEastAsia"/>
-      <w:color w:themeColor="text1" w:themeTint="A6" w:val="595959"/>
-    </w:rPr>
-  </w:style>
-  <w:style w:customStyle="1" w:styleId="Heading8Char" w:type="character">
-    <w:name w:val="Heading 8 Char"/>
-    <w:basedOn w:val="DefaultParagraphFont"/>
-    <w:link w:val="Heading8"/>
+      <w:rFonts w:eastAsiaTheme="majorEastAsia" w:cstheme="majorBidi"/>
+      <w:color w:val="595959" w:themeColor="text1" w:themeTint="A6"/>
+    </w:rPr>
+  </w:style>
+  <w:style w:type="character" w:customStyle="1" w:styleId="80">
+    <w:name w:val="标题 8 字符"/>
+    <w:basedOn w:val="a1"/>
+    <w:link w:val="8"/>
     <w:uiPriority w:val="9"/>
     <w:semiHidden/>
     <w:rsid w:val="00A10FD9"/>
     <w:rPr>
-      <w:rFonts w:cstheme="majorBidi" w:eastAsiaTheme="majorEastAsia"/>
+      <w:rFonts w:eastAsiaTheme="majorEastAsia" w:cstheme="majorBidi"/>
       <w:i/>
       <w:iCs/>
-      <w:color w:themeColor="text1" w:themeTint="D8" w:val="272727"/>
-    </w:rPr>
-  </w:style>
-  <w:style w:customStyle="1" w:styleId="Heading9Char" w:type="character">
-    <w:name w:val="Heading 9 Char"/>
-    <w:basedOn w:val="DefaultParagraphFont"/>
-    <w:link w:val="Heading9"/>
+      <w:color w:val="272727" w:themeColor="text1" w:themeTint="D8"/>
+    </w:rPr>
+  </w:style>
+  <w:style w:type="character" w:customStyle="1" w:styleId="90">
+    <w:name w:val="标题 9 字符"/>
+    <w:basedOn w:val="a1"/>
+    <w:link w:val="9"/>
     <w:uiPriority w:val="9"/>
     <w:semiHidden/>
     <w:rsid w:val="00A10FD9"/>
     <w:rPr>
-      <w:rFonts w:cstheme="majorBidi" w:eastAsiaTheme="majorEastAsia"/>
-      <w:color w:themeColor="text1" w:themeTint="D8" w:val="272727"/>
-    </w:rPr>
-  </w:style>
-  <w:style w:styleId="BlockText" w:type="paragraph">
+      <w:rFonts w:eastAsiaTheme="majorEastAsia" w:cstheme="majorBidi"/>
+      <w:color w:val="272727" w:themeColor="text1" w:themeTint="D8"/>
+    </w:rPr>
+  </w:style>
+  <w:style w:type="paragraph" w:styleId="aa">
     <w:name w:val="Block Text"/>
-    <w:basedOn w:val="BodyText"/>
-    <w:next w:val="BodyText"/>
+    <w:basedOn w:val="a0"/>
+    <w:next w:val="a0"/>
     <w:uiPriority w:val="9"/>
     <w:unhideWhenUsed/>
     <w:qFormat/>
     <w:pPr>
-      <w:spacing w:after="100" w:before="100"/>
-      <w:ind w:firstLine="0" w:left="480" w:right="480"/>
+      <w:spacing w:before="100" w:after="100"/>
+      <w:ind w:left="480" w:right="480"/>
     </w:pPr>
   </w:style>
-  <w:style w:styleId="FootnoteText" w:type="paragraph">
-    <w:name w:val="Footnote Text"/>
-    <w:basedOn w:val="Normal"/>
-    <w:next w:val="FootnoteText"/>
+  <w:style w:type="paragraph" w:styleId="ab">
+    <w:name w:val="footnote text"/>
+    <w:basedOn w:val="a"/>
     <w:uiPriority w:val="9"/>
     <w:unhideWhenUsed/>
     <w:qFormat/>
   </w:style>
-  <w:style w:styleId="FootnoteBlockText" w:type="paragraph">
+  <w:style w:type="paragraph" w:customStyle="1" w:styleId="FootnoteBlockText">
     <w:name w:val="Footnote Block Text"/>
-    <w:basedOn w:val="FootnoteText"/>
-    <w:next w:val="FootnoteText"/>
+    <w:basedOn w:val="ab"/>
+    <w:next w:val="ab"/>
     <w:uiPriority w:val="9"/>
     <w:unhideWhenUsed/>
     <w:qFormat/>
     <w:pPr>
-      <w:spacing w:after="100" w:before="100"/>
-      <w:ind w:firstLine="0" w:left="480" w:right="480"/>
+      <w:spacing w:before="100" w:after="100"/>
+      <w:ind w:left="480" w:right="480"/>
     </w:pPr>
   </w:style>
-  <w:style w:default="1" w:styleId="DefaultParagraphFont" w:type="character">
-    <w:name w:val="Default Paragraph Font"/>
-    <w:semiHidden/>
-    <w:unhideWhenUsed/>
-  </w:style>
-  <w:style w:default="1" w:styleId="Table" w:type="table">
+  <w:style w:type="table" w:customStyle="1" w:styleId="Table">
     <w:name w:val="Table"/>
-    <w:basedOn w:val="TableNormal"/>
     <w:semiHidden/>
     <w:unhideWhenUsed/>
     <w:qFormat/>
     <w:tblPr>
-      <w:tblInd w:type="dxa" w:w="0"/>
+      <w:tblInd w:w="0" w:type="dxa"/>
       <w:tblCellMar>
-        <w:top w:type="dxa" w:w="0"/>
-        <w:left w:type="dxa" w:w="108"/>
-        <w:bottom w:type="dxa" w:w="0"/>
-        <w:right w:type="dxa" w:w="108"/>
+        <w:top w:w="0" w:type="dxa"/>
+        <w:left w:w="108" w:type="dxa"/>
+        <w:bottom w:w="0" w:type="dxa"/>
+        <w:right w:w="108" w:type="dxa"/>
       </w:tblCellMar>
     </w:tblPr>
     <w:tblStylePr w:type="firstRow">
       <w:tblPr>
         <w:jc w:val="left"/>
-        <w:tblInd w:type="dxa" w:w="0"/>
       </w:tblPr>
       <w:trPr>
         <w:jc w:val="left"/>
       </w:trPr>
       <w:tcPr>
         <w:tcBorders>
-          <w:bottom w:val="single"/>
+          <w:bottom w:val="single" w:sz="0" w:space="0" w:color="auto"/>
         </w:tcBorders>
         <w:vAlign w:val="bottom"/>
       </w:tcPr>
     </w:tblStylePr>
   </w:style>
-  <w:style w:customStyle="1" w:styleId="DefinitionTerm" w:type="paragraph">
+  <w:style w:type="paragraph" w:customStyle="1" w:styleId="DefinitionTerm">
     <w:name w:val="Definition Term"/>
-    <w:basedOn w:val="Normal"/>
+    <w:basedOn w:val="a"/>
     <w:next w:val="Definition"/>
     <w:pPr>
       <w:keepNext/>
@@ -2884,78 +2964,79 @@
       <w:b/>
     </w:rPr>
   </w:style>
-  <w:style w:customStyle="1" w:styleId="Definition" w:type="paragraph">
+  <w:style w:type="paragraph" w:customStyle="1" w:styleId="Definition">
     <w:name w:val="Definition"/>
-    <w:basedOn w:val="Normal"/>
-  </w:style>
-  <w:style w:styleId="Caption" w:type="paragraph">
-    <w:name w:val="Caption"/>
-    <w:basedOn w:val="Normal"/>
-    <w:link w:val="BodyTextChar"/>
+    <w:basedOn w:val="a"/>
+  </w:style>
+  <w:style w:type="paragraph" w:styleId="ac">
+    <w:name w:val="caption"/>
+    <w:basedOn w:val="a"/>
+    <w:link w:val="ad"/>
     <w:pPr>
-      <w:spacing w:after="120" w:before="0"/>
+      <w:spacing w:after="120"/>
     </w:pPr>
     <w:rPr>
       <w:i/>
     </w:rPr>
   </w:style>
-  <w:style w:customStyle="1" w:styleId="TableCaption" w:type="paragraph">
+  <w:style w:type="paragraph" w:customStyle="1" w:styleId="TableCaption">
     <w:name w:val="Table Caption"/>
-    <w:basedOn w:val="Caption"/>
+    <w:basedOn w:val="ac"/>
     <w:pPr>
       <w:keepNext/>
     </w:pPr>
   </w:style>
-  <w:style w:customStyle="1" w:styleId="ImageCaption" w:type="paragraph">
+  <w:style w:type="paragraph" w:customStyle="1" w:styleId="ImageCaption">
     <w:name w:val="Image Caption"/>
-    <w:basedOn w:val="Caption"/>
-  </w:style>
-  <w:style w:customStyle="1" w:styleId="Figure" w:type="paragraph">
+    <w:basedOn w:val="ac"/>
+  </w:style>
+  <w:style w:type="paragraph" w:customStyle="1" w:styleId="Figure">
     <w:name w:val="Figure"/>
-    <w:basedOn w:val="Normal"/>
-  </w:style>
-  <w:style w:customStyle="1" w:styleId="CaptionedFigure" w:type="paragraph">
+    <w:basedOn w:val="a"/>
+  </w:style>
+  <w:style w:type="paragraph" w:customStyle="1" w:styleId="CaptionedFigure">
     <w:name w:val="Captioned Figure"/>
     <w:basedOn w:val="Figure"/>
     <w:pPr>
       <w:keepNext/>
     </w:pPr>
   </w:style>
-  <w:style w:customStyle="1" w:styleId="BodyTextChar" w:type="character">
-    <w:name w:val="Body Text Char"/>
-    <w:basedOn w:val="DefaultParagraphFont"/>
-    <w:link w:val="BodyText"/>
-  </w:style>
-  <w:style w:customStyle="1" w:styleId="VerbatimChar" w:type="character">
+  <w:style w:type="character" w:customStyle="1" w:styleId="ad">
+    <w:name w:val="题注 字符"/>
+    <w:basedOn w:val="a1"/>
+    <w:link w:val="ac"/>
+  </w:style>
+  <w:style w:type="character" w:customStyle="1" w:styleId="VerbatimChar">
     <w:name w:val="Verbatim Char"/>
-    <w:basedOn w:val="BodyTextChar"/>
+    <w:basedOn w:val="ad"/>
+    <w:link w:val="SourceCode"/>
     <w:rPr>
       <w:rFonts w:ascii="Consolas" w:hAnsi="Consolas"/>
       <w:sz w:val="22"/>
     </w:rPr>
   </w:style>
-  <w:style w:customStyle="1" w:styleId="SectionNumber" w:type="character">
+  <w:style w:type="character" w:customStyle="1" w:styleId="SectionNumber">
     <w:name w:val="Section Number"/>
-    <w:basedOn w:val="BodyTextChar"/>
-  </w:style>
-  <w:style w:styleId="FootnoteReference" w:type="character">
-    <w:name w:val="Footnote Reference"/>
-    <w:basedOn w:val="BodyTextChar"/>
+    <w:basedOn w:val="ad"/>
+  </w:style>
+  <w:style w:type="character" w:styleId="ae">
+    <w:name w:val="footnote reference"/>
+    <w:basedOn w:val="ad"/>
     <w:rPr>
       <w:vertAlign w:val="superscript"/>
     </w:rPr>
   </w:style>
-  <w:style w:styleId="Hyperlink" w:type="character">
+  <w:style w:type="character" w:styleId="af">
     <w:name w:val="Hyperlink"/>
-    <w:basedOn w:val="BodyTextChar"/>
-    <w:rPr>
-      <w:color w:themeColor="accent1" w:val="4F81BD"/>
-    </w:rPr>
-  </w:style>
-  <w:style w:styleId="TOCHeading" w:type="paragraph">
+    <w:basedOn w:val="ad"/>
+    <w:rPr>
+      <w:color w:val="156082" w:themeColor="accent1"/>
+    </w:rPr>
+  </w:style>
+  <w:style w:type="paragraph" w:styleId="TOC">
     <w:name w:val="TOC Heading"/>
-    <w:basedOn w:val="Heading1"/>
-    <w:next w:val="BodyText"/>
+    <w:basedOn w:val="1"/>
+    <w:next w:val="a0"/>
     <w:uiPriority w:val="39"/>
     <w:unhideWhenUsed/>
     <w:qFormat/>
@@ -2963,246 +3044,305 @@
       <w:spacing w:before="240" w:line="259" w:lineRule="auto"/>
       <w:outlineLvl w:val="9"/>
     </w:pPr>
-    <w:rPr>
-      <w:rFonts w:asciiTheme="majorHAnsi" w:cstheme="majorBidi" w:eastAsiaTheme="majorEastAsia" w:hAnsiTheme="majorHAnsi"/>
-      <w:b w:val="0"/>
-      <w:bCs w:val="0"/>
-      <w:color w:themeColor="accent1" w:themeShade="BF" w:val="365F91"/>
-    </w:rPr>
-  </w:style>
-  <w:style w:customStyle="1" w:styleId="SourceCode" w:type="paragraph">
+  </w:style>
+  <w:style w:type="paragraph" w:customStyle="1" w:styleId="SourceCode">
     <w:name w:val="Source Code"/>
-    <w:basedOn w:val="Normal"/>
+    <w:basedOn w:val="a"/>
     <w:link w:val="VerbatimChar"/>
     <w:pPr>
-      <w:wordWrap w:val="off"/>
+      <w:wordWrap w:val="0"/>
     </w:pPr>
   </w:style>
-  <w:style w:customStyle="1" w:styleId="KeywordTok" w:type="character">
+  <w:style w:type="character" w:customStyle="1" w:styleId="KeywordTok">
     <w:name w:val="KeywordTok"/>
     <w:basedOn w:val="VerbatimChar"/>
     <w:rPr>
+      <w:rFonts w:ascii="Consolas" w:hAnsi="Consolas"/>
       <w:b/>
       <w:color w:val="007020"/>
-    </w:rPr>
-  </w:style>
-  <w:style w:customStyle="1" w:styleId="DataTypeTok" w:type="character">
+      <w:sz w:val="22"/>
+    </w:rPr>
+  </w:style>
+  <w:style w:type="character" w:customStyle="1" w:styleId="DataTypeTok">
     <w:name w:val="DataTypeTok"/>
     <w:basedOn w:val="VerbatimChar"/>
     <w:rPr>
+      <w:rFonts w:ascii="Consolas" w:hAnsi="Consolas"/>
       <w:color w:val="902000"/>
-    </w:rPr>
-  </w:style>
-  <w:style w:customStyle="1" w:styleId="DecValTok" w:type="character">
+      <w:sz w:val="22"/>
+    </w:rPr>
+  </w:style>
+  <w:style w:type="character" w:customStyle="1" w:styleId="DecValTok">
     <w:name w:val="DecValTok"/>
     <w:basedOn w:val="VerbatimChar"/>
     <w:rPr>
-      <w:color w:val="40a070"/>
-    </w:rPr>
-  </w:style>
-  <w:style w:customStyle="1" w:styleId="BaseNTok" w:type="character">
+      <w:rFonts w:ascii="Consolas" w:hAnsi="Consolas"/>
+      <w:color w:val="40A070"/>
+      <w:sz w:val="22"/>
+    </w:rPr>
+  </w:style>
+  <w:style w:type="character" w:customStyle="1" w:styleId="BaseNTok">
     <w:name w:val="BaseNTok"/>
     <w:basedOn w:val="VerbatimChar"/>
     <w:rPr>
-      <w:color w:val="40a070"/>
-    </w:rPr>
-  </w:style>
-  <w:style w:customStyle="1" w:styleId="FloatTok" w:type="character">
+      <w:rFonts w:ascii="Consolas" w:hAnsi="Consolas"/>
+      <w:color w:val="40A070"/>
+      <w:sz w:val="22"/>
+    </w:rPr>
+  </w:style>
+  <w:style w:type="character" w:customStyle="1" w:styleId="FloatTok">
     <w:name w:val="FloatTok"/>
     <w:basedOn w:val="VerbatimChar"/>
     <w:rPr>
-      <w:color w:val="40a070"/>
-    </w:rPr>
-  </w:style>
-  <w:style w:customStyle="1" w:styleId="ConstantTok" w:type="character">
+      <w:rFonts w:ascii="Consolas" w:hAnsi="Consolas"/>
+      <w:color w:val="40A070"/>
+      <w:sz w:val="22"/>
+    </w:rPr>
+  </w:style>
+  <w:style w:type="character" w:customStyle="1" w:styleId="ConstantTok">
     <w:name w:val="ConstantTok"/>
     <w:basedOn w:val="VerbatimChar"/>
     <w:rPr>
+      <w:rFonts w:ascii="Consolas" w:hAnsi="Consolas"/>
       <w:color w:val="880000"/>
-    </w:rPr>
-  </w:style>
-  <w:style w:customStyle="1" w:styleId="CharTok" w:type="character">
+      <w:sz w:val="22"/>
+    </w:rPr>
+  </w:style>
+  <w:style w:type="character" w:customStyle="1" w:styleId="CharTok">
     <w:name w:val="CharTok"/>
     <w:basedOn w:val="VerbatimChar"/>
     <w:rPr>
-      <w:color w:val="4070a0"/>
-    </w:rPr>
-  </w:style>
-  <w:style w:customStyle="1" w:styleId="SpecialCharTok" w:type="character">
+      <w:rFonts w:ascii="Consolas" w:hAnsi="Consolas"/>
+      <w:color w:val="4070A0"/>
+      <w:sz w:val="22"/>
+    </w:rPr>
+  </w:style>
+  <w:style w:type="character" w:customStyle="1" w:styleId="SpecialCharTok">
     <w:name w:val="SpecialCharTok"/>
     <w:basedOn w:val="VerbatimChar"/>
     <w:rPr>
-      <w:color w:val="4070a0"/>
-    </w:rPr>
-  </w:style>
-  <w:style w:customStyle="1" w:styleId="StringTok" w:type="character">
+      <w:rFonts w:ascii="Consolas" w:hAnsi="Consolas"/>
+      <w:color w:val="4070A0"/>
+      <w:sz w:val="22"/>
+    </w:rPr>
+  </w:style>
+  <w:style w:type="character" w:customStyle="1" w:styleId="StringTok">
     <w:name w:val="StringTok"/>
     <w:basedOn w:val="VerbatimChar"/>
     <w:rPr>
-      <w:color w:val="4070a0"/>
-    </w:rPr>
-  </w:style>
-  <w:style w:customStyle="1" w:styleId="VerbatimStringTok" w:type="character">
+      <w:rFonts w:ascii="Consolas" w:hAnsi="Consolas"/>
+      <w:color w:val="4070A0"/>
+      <w:sz w:val="22"/>
+    </w:rPr>
+  </w:style>
+  <w:style w:type="character" w:customStyle="1" w:styleId="VerbatimStringTok">
     <w:name w:val="VerbatimStringTok"/>
     <w:basedOn w:val="VerbatimChar"/>
     <w:rPr>
-      <w:color w:val="4070a0"/>
-    </w:rPr>
-  </w:style>
-  <w:style w:customStyle="1" w:styleId="SpecialStringTok" w:type="character">
+      <w:rFonts w:ascii="Consolas" w:hAnsi="Consolas"/>
+      <w:color w:val="4070A0"/>
+      <w:sz w:val="22"/>
+    </w:rPr>
+  </w:style>
+  <w:style w:type="character" w:customStyle="1" w:styleId="SpecialStringTok">
     <w:name w:val="SpecialStringTok"/>
     <w:basedOn w:val="VerbatimChar"/>
     <w:rPr>
-      <w:color w:val="bb6688"/>
-    </w:rPr>
-  </w:style>
-  <w:style w:customStyle="1" w:styleId="ImportTok" w:type="character">
+      <w:rFonts w:ascii="Consolas" w:hAnsi="Consolas"/>
+      <w:color w:val="BB6688"/>
+      <w:sz w:val="22"/>
+    </w:rPr>
+  </w:style>
+  <w:style w:type="character" w:customStyle="1" w:styleId="ImportTok">
     <w:name w:val="ImportTok"/>
     <w:basedOn w:val="VerbatimChar"/>
     <w:rPr>
+      <w:rFonts w:ascii="Consolas" w:hAnsi="Consolas"/>
       <w:b/>
       <w:color w:val="008000"/>
-    </w:rPr>
-  </w:style>
-  <w:style w:customStyle="1" w:styleId="CommentTok" w:type="character">
+      <w:sz w:val="22"/>
+    </w:rPr>
+  </w:style>
+  <w:style w:type="character" w:customStyle="1" w:styleId="CommentTok">
     <w:name w:val="CommentTok"/>
     <w:basedOn w:val="VerbatimChar"/>
     <w:rPr>
+      <w:rFonts w:ascii="Consolas" w:hAnsi="Consolas"/>
       <w:i/>
-      <w:color w:val="60a0b0"/>
-    </w:rPr>
-  </w:style>
-  <w:style w:customStyle="1" w:styleId="DocumentationTok" w:type="character">
+      <w:color w:val="60A0B0"/>
+      <w:sz w:val="22"/>
+    </w:rPr>
+  </w:style>
+  <w:style w:type="character" w:customStyle="1" w:styleId="DocumentationTok">
     <w:name w:val="DocumentationTok"/>
     <w:basedOn w:val="VerbatimChar"/>
     <w:rPr>
+      <w:rFonts w:ascii="Consolas" w:hAnsi="Consolas"/>
       <w:i/>
-      <w:color w:val="ba2121"/>
-    </w:rPr>
-  </w:style>
-  <w:style w:customStyle="1" w:styleId="AnnotationTok" w:type="character">
+      <w:color w:val="BA2121"/>
+      <w:sz w:val="22"/>
+    </w:rPr>
+  </w:style>
+  <w:style w:type="character" w:customStyle="1" w:styleId="AnnotationTok">
     <w:name w:val="AnnotationTok"/>
     <w:basedOn w:val="VerbatimChar"/>
     <w:rPr>
+      <w:rFonts w:ascii="Consolas" w:hAnsi="Consolas"/>
       <w:b/>
       <w:i/>
-      <w:color w:val="60a0b0"/>
-    </w:rPr>
-  </w:style>
-  <w:style w:customStyle="1" w:styleId="CommentVarTok" w:type="character">
+      <w:color w:val="60A0B0"/>
+      <w:sz w:val="22"/>
+    </w:rPr>
+  </w:style>
+  <w:style w:type="character" w:customStyle="1" w:styleId="CommentVarTok">
     <w:name w:val="CommentVarTok"/>
     <w:basedOn w:val="VerbatimChar"/>
     <w:rPr>
+      <w:rFonts w:ascii="Consolas" w:hAnsi="Consolas"/>
       <w:b/>
       <w:i/>
-      <w:color w:val="60a0b0"/>
-    </w:rPr>
-  </w:style>
-  <w:style w:customStyle="1" w:styleId="OtherTok" w:type="character">
+      <w:color w:val="60A0B0"/>
+      <w:sz w:val="22"/>
+    </w:rPr>
+  </w:style>
+  <w:style w:type="character" w:customStyle="1" w:styleId="OtherTok">
     <w:name w:val="OtherTok"/>
     <w:basedOn w:val="VerbatimChar"/>
     <w:rPr>
+      <w:rFonts w:ascii="Consolas" w:hAnsi="Consolas"/>
       <w:color w:val="007020"/>
-    </w:rPr>
-  </w:style>
-  <w:style w:customStyle="1" w:styleId="FunctionTok" w:type="character">
+      <w:sz w:val="22"/>
+    </w:rPr>
+  </w:style>
+  <w:style w:type="character" w:customStyle="1" w:styleId="FunctionTok">
     <w:name w:val="FunctionTok"/>
     <w:basedOn w:val="VerbatimChar"/>
     <w:rPr>
-      <w:color w:val="06287e"/>
-    </w:rPr>
-  </w:style>
-  <w:style w:customStyle="1" w:styleId="VariableTok" w:type="character">
+      <w:rFonts w:ascii="Consolas" w:hAnsi="Consolas"/>
+      <w:color w:val="06287E"/>
+      <w:sz w:val="22"/>
+    </w:rPr>
+  </w:style>
+  <w:style w:type="character" w:customStyle="1" w:styleId="VariableTok">
     <w:name w:val="VariableTok"/>
     <w:basedOn w:val="VerbatimChar"/>
     <w:rPr>
-      <w:color w:val="19177c"/>
-    </w:rPr>
-  </w:style>
-  <w:style w:customStyle="1" w:styleId="ControlFlowTok" w:type="character">
+      <w:rFonts w:ascii="Consolas" w:hAnsi="Consolas"/>
+      <w:color w:val="19177C"/>
+      <w:sz w:val="22"/>
+    </w:rPr>
+  </w:style>
+  <w:style w:type="character" w:customStyle="1" w:styleId="ControlFlowTok">
     <w:name w:val="ControlFlowTok"/>
     <w:basedOn w:val="VerbatimChar"/>
     <w:rPr>
+      <w:rFonts w:ascii="Consolas" w:hAnsi="Consolas"/>
       <w:b/>
       <w:color w:val="007020"/>
-    </w:rPr>
-  </w:style>
-  <w:style w:customStyle="1" w:styleId="OperatorTok" w:type="character">
+      <w:sz w:val="22"/>
+    </w:rPr>
+  </w:style>
+  <w:style w:type="character" w:customStyle="1" w:styleId="OperatorTok">
     <w:name w:val="OperatorTok"/>
     <w:basedOn w:val="VerbatimChar"/>
     <w:rPr>
+      <w:rFonts w:ascii="Consolas" w:hAnsi="Consolas"/>
       <w:color w:val="666666"/>
-    </w:rPr>
-  </w:style>
-  <w:style w:customStyle="1" w:styleId="BuiltInTok" w:type="character">
+      <w:sz w:val="22"/>
+    </w:rPr>
+  </w:style>
+  <w:style w:type="character" w:customStyle="1" w:styleId="BuiltInTok">
     <w:name w:val="BuiltInTok"/>
     <w:basedOn w:val="VerbatimChar"/>
     <w:rPr>
+      <w:rFonts w:ascii="Consolas" w:hAnsi="Consolas"/>
       <w:color w:val="008000"/>
-    </w:rPr>
-  </w:style>
-  <w:style w:customStyle="1" w:styleId="ExtensionTok" w:type="character">
+      <w:sz w:val="22"/>
+    </w:rPr>
+  </w:style>
+  <w:style w:type="character" w:customStyle="1" w:styleId="ExtensionTok">
     <w:name w:val="ExtensionTok"/>
     <w:basedOn w:val="VerbatimChar"/>
-    <w:rPr/>
-  </w:style>
-  <w:style w:customStyle="1" w:styleId="PreprocessorTok" w:type="character">
+    <w:rPr>
+      <w:rFonts w:ascii="Consolas" w:hAnsi="Consolas"/>
+      <w:sz w:val="22"/>
+    </w:rPr>
+  </w:style>
+  <w:style w:type="character" w:customStyle="1" w:styleId="PreprocessorTok">
     <w:name w:val="PreprocessorTok"/>
     <w:basedOn w:val="VerbatimChar"/>
     <w:rPr>
-      <w:color w:val="bc7a00"/>
-    </w:rPr>
-  </w:style>
-  <w:style w:customStyle="1" w:styleId="AttributeTok" w:type="character">
+      <w:rFonts w:ascii="Consolas" w:hAnsi="Consolas"/>
+      <w:color w:val="BC7A00"/>
+      <w:sz w:val="22"/>
+    </w:rPr>
+  </w:style>
+  <w:style w:type="character" w:customStyle="1" w:styleId="AttributeTok">
     <w:name w:val="AttributeTok"/>
     <w:basedOn w:val="VerbatimChar"/>
     <w:rPr>
-      <w:color w:val="7d9029"/>
-    </w:rPr>
-  </w:style>
-  <w:style w:customStyle="1" w:styleId="RegionMarkerTok" w:type="character">
+      <w:rFonts w:ascii="Consolas" w:hAnsi="Consolas"/>
+      <w:color w:val="7D9029"/>
+      <w:sz w:val="22"/>
+    </w:rPr>
+  </w:style>
+  <w:style w:type="character" w:customStyle="1" w:styleId="RegionMarkerTok">
     <w:name w:val="RegionMarkerTok"/>
     <w:basedOn w:val="VerbatimChar"/>
-    <w:rPr/>
-  </w:style>
-  <w:style w:customStyle="1" w:styleId="InformationTok" w:type="character">
+    <w:rPr>
+      <w:rFonts w:ascii="Consolas" w:hAnsi="Consolas"/>
+      <w:sz w:val="22"/>
+    </w:rPr>
+  </w:style>
+  <w:style w:type="character" w:customStyle="1" w:styleId="InformationTok">
     <w:name w:val="InformationTok"/>
     <w:basedOn w:val="VerbatimChar"/>
     <w:rPr>
+      <w:rFonts w:ascii="Consolas" w:hAnsi="Consolas"/>
       <w:b/>
       <w:i/>
-      <w:color w:val="60a0b0"/>
-    </w:rPr>
-  </w:style>
-  <w:style w:customStyle="1" w:styleId="WarningTok" w:type="character">
+      <w:color w:val="60A0B0"/>
+      <w:sz w:val="22"/>
+    </w:rPr>
+  </w:style>
+  <w:style w:type="character" w:customStyle="1" w:styleId="WarningTok">
     <w:name w:val="WarningTok"/>
     <w:basedOn w:val="VerbatimChar"/>
     <w:rPr>
+      <w:rFonts w:ascii="Consolas" w:hAnsi="Consolas"/>
       <w:b/>
       <w:i/>
-      <w:color w:val="60a0b0"/>
-    </w:rPr>
-  </w:style>
-  <w:style w:customStyle="1" w:styleId="AlertTok" w:type="character">
+      <w:color w:val="60A0B0"/>
+      <w:sz w:val="22"/>
+    </w:rPr>
+  </w:style>
+  <w:style w:type="character" w:customStyle="1" w:styleId="AlertTok">
     <w:name w:val="AlertTok"/>
     <w:basedOn w:val="VerbatimChar"/>
     <w:rPr>
+      <w:rFonts w:ascii="Consolas" w:hAnsi="Consolas"/>
       <w:b/>
-      <w:color w:val="ff0000"/>
-    </w:rPr>
-  </w:style>
-  <w:style w:customStyle="1" w:styleId="ErrorTok" w:type="character">
+      <w:color w:val="FF0000"/>
+      <w:sz w:val="22"/>
+    </w:rPr>
+  </w:style>
+  <w:style w:type="character" w:customStyle="1" w:styleId="ErrorTok">
     <w:name w:val="ErrorTok"/>
     <w:basedOn w:val="VerbatimChar"/>
     <w:rPr>
+      <w:rFonts w:ascii="Consolas" w:hAnsi="Consolas"/>
       <w:b/>
-      <w:color w:val="ff0000"/>
-    </w:rPr>
-  </w:style>
-  <w:style w:customStyle="1" w:styleId="NormalTok" w:type="character">
+      <w:color w:val="FF0000"/>
+      <w:sz w:val="22"/>
+    </w:rPr>
+  </w:style>
+  <w:style w:type="character" w:customStyle="1" w:styleId="NormalTok">
     <w:name w:val="NormalTok"/>
     <w:basedOn w:val="VerbatimChar"/>
-    <w:rPr/>
+    <w:rPr>
+      <w:rFonts w:ascii="Consolas" w:hAnsi="Consolas"/>
+      <w:sz w:val="22"/>
+    </w:rPr>
   </w:style>
 </w:styles>
 </file>
